--- a/dist/manuscripts/vi/p4_singapore_vi.docx
+++ b/dist/manuscripts/vi/p4_singapore_vi.docx
@@ -5308,20 +5308,7 @@
           <w:iCs/>
           <w:i/>
         </w:rPr>
-        <w:t xml:space="preserve">Journal of Applied Psychology</w:t>
-      </w:r>
-      <w:r>
-        <w:t xml:space="preserve">,</w:t>
-      </w:r>
-      <w:r>
-        <w:t xml:space="preserve"> </w:t>
-      </w:r>
-      <w:r>
-        <w:rPr>
-          <w:iCs/>
-          <w:i/>
-        </w:rPr>
-        <w:t xml:space="preserve">90</w:t>
+        <w:t xml:space="preserve">Journal of Applied Psychology, 90</w:t>
       </w:r>
       <w:r>
         <w:t xml:space="preserve">(1), 94–107.</w:t>
@@ -5374,20 +5361,7 @@
           <w:iCs/>
           <w:i/>
         </w:rPr>
-        <w:t xml:space="preserve">The Leadership Quarterly</w:t>
-      </w:r>
-      <w:r>
-        <w:t xml:space="preserve">,</w:t>
-      </w:r>
-      <w:r>
-        <w:t xml:space="preserve"> </w:t>
-      </w:r>
-      <w:r>
-        <w:rPr>
-          <w:iCs/>
-          <w:i/>
-        </w:rPr>
-        <w:t xml:space="preserve">21</w:t>
+        <w:t xml:space="preserve">The Leadership Quarterly, 21</w:t>
       </w:r>
       <w:r>
         <w:t xml:space="preserve">(6), 1086–1120.</w:t>
@@ -5419,20 +5393,7 @@
           <w:iCs/>
           <w:i/>
         </w:rPr>
-        <w:t xml:space="preserve">The European Journal of Development Research</w:t>
-      </w:r>
-      <w:r>
-        <w:t xml:space="preserve">,</w:t>
-      </w:r>
-      <w:r>
-        <w:t xml:space="preserve"> </w:t>
-      </w:r>
-      <w:r>
-        <w:rPr>
-          <w:iCs/>
-          <w:i/>
-        </w:rPr>
-        <w:t xml:space="preserve">33</w:t>
+        <w:t xml:space="preserve">The European Journal of Development Research, 33</w:t>
       </w:r>
       <w:r>
         <w:t xml:space="preserve">(2), 304–329.</w:t>
@@ -5464,20 +5425,7 @@
           <w:iCs/>
           <w:i/>
         </w:rPr>
-        <w:t xml:space="preserve">Journal of International Business Studies</w:t>
-      </w:r>
-      <w:r>
-        <w:t xml:space="preserve">,</w:t>
-      </w:r>
-      <w:r>
-        <w:t xml:space="preserve"> </w:t>
-      </w:r>
-      <w:r>
-        <w:rPr>
-          <w:iCs/>
-          <w:i/>
-        </w:rPr>
-        <w:t xml:space="preserve">50</w:t>
+        <w:t xml:space="preserve">Journal of International Business Studies, 50</w:t>
       </w:r>
       <w:r>
         <w:t xml:space="preserve">(8), 1372–1387.</w:t>
@@ -5509,20 +5457,7 @@
           <w:iCs/>
           <w:i/>
         </w:rPr>
-        <w:t xml:space="preserve">Journal of Management</w:t>
-      </w:r>
-      <w:r>
-        <w:t xml:space="preserve">,</w:t>
-      </w:r>
-      <w:r>
-        <w:t xml:space="preserve"> </w:t>
-      </w:r>
-      <w:r>
-        <w:rPr>
-          <w:iCs/>
-          <w:i/>
-        </w:rPr>
-        <w:t xml:space="preserve">17</w:t>
+        <w:t xml:space="preserve">Journal of Management, 17</w:t>
       </w:r>
       <w:r>
         <w:t xml:space="preserve">(1), 99–120.</w:t>
@@ -5554,20 +5489,7 @@
           <w:iCs/>
           <w:i/>
         </w:rPr>
-        <w:t xml:space="preserve">MIS Quarterly</w:t>
-      </w:r>
-      <w:r>
-        <w:t xml:space="preserve">,</w:t>
-      </w:r>
-      <w:r>
-        <w:t xml:space="preserve"> </w:t>
-      </w:r>
-      <w:r>
-        <w:rPr>
-          <w:iCs/>
-          <w:i/>
-        </w:rPr>
-        <w:t xml:space="preserve">37</w:t>
+        <w:t xml:space="preserve">MIS Quarterly, 37</w:t>
       </w:r>
       <w:r>
         <w:t xml:space="preserve">(2), 471–482.</w:t>
@@ -5599,20 +5521,7 @@
           <w:iCs/>
           <w:i/>
         </w:rPr>
-        <w:t xml:space="preserve">American Economic Journal: Macroeconomics</w:t>
-      </w:r>
-      <w:r>
-        <w:t xml:space="preserve">,</w:t>
-      </w:r>
-      <w:r>
-        <w:t xml:space="preserve"> </w:t>
-      </w:r>
-      <w:r>
-        <w:rPr>
-          <w:iCs/>
-          <w:i/>
-        </w:rPr>
-        <w:t xml:space="preserve">13</w:t>
+        <w:t xml:space="preserve">American Economic Journal: Macroeconomics, 13</w:t>
       </w:r>
       <w:r>
         <w:t xml:space="preserve">(1), 333–372.</w:t>
@@ -5668,20 +5577,7 @@
           <w:iCs/>
           <w:i/>
         </w:rPr>
-        <w:t xml:space="preserve">Administrative Science Quarterly</w:t>
-      </w:r>
-      <w:r>
-        <w:t xml:space="preserve">,</w:t>
-      </w:r>
-      <w:r>
-        <w:t xml:space="preserve"> </w:t>
-      </w:r>
-      <w:r>
-        <w:rPr>
-          <w:iCs/>
-          <w:i/>
-        </w:rPr>
-        <w:t xml:space="preserve">35</w:t>
+        <w:t xml:space="preserve">Administrative Science Quarterly, 35</w:t>
       </w:r>
       <w:r>
         <w:t xml:space="preserve">(1), 128–152.</w:t>
@@ -5713,20 +5609,7 @@
           <w:iCs/>
           <w:i/>
         </w:rPr>
-        <w:t xml:space="preserve">Journal of Business Research</w:t>
-      </w:r>
-      <w:r>
-        <w:t xml:space="preserve">,</w:t>
-      </w:r>
-      <w:r>
-        <w:t xml:space="preserve"> </w:t>
-      </w:r>
-      <w:r>
-        <w:rPr>
-          <w:iCs/>
-          <w:i/>
-        </w:rPr>
-        <w:t xml:space="preserve">61</w:t>
+        <w:t xml:space="preserve">Journal of Business Research, 61</w:t>
       </w:r>
       <w:r>
         <w:t xml:space="preserve">(12), 1250–1262.</w:t>
@@ -5758,20 +5641,7 @@
           <w:iCs/>
           <w:i/>
         </w:rPr>
-        <w:t xml:space="preserve">Management International Review</w:t>
-      </w:r>
-      <w:r>
-        <w:t xml:space="preserve">,</w:t>
-      </w:r>
-      <w:r>
-        <w:t xml:space="preserve"> </w:t>
-      </w:r>
-      <w:r>
-        <w:rPr>
-          <w:iCs/>
-          <w:i/>
-        </w:rPr>
-        <w:t xml:space="preserve">47</w:t>
+        <w:t xml:space="preserve">Management International Review, 47</w:t>
       </w:r>
       <w:r>
         <w:t xml:space="preserve">(3), 453–475.</w:t>
@@ -5803,20 +5673,7 @@
           <w:iCs/>
           <w:i/>
         </w:rPr>
-        <w:t xml:space="preserve">Journal of International Business Studies</w:t>
-      </w:r>
-      <w:r>
-        <w:t xml:space="preserve">,</w:t>
-      </w:r>
-      <w:r>
-        <w:t xml:space="preserve"> </w:t>
-      </w:r>
-      <w:r>
-        <w:rPr>
-          <w:iCs/>
-          <w:i/>
-        </w:rPr>
-        <w:t xml:space="preserve">34</w:t>
+        <w:t xml:space="preserve">Journal of International Business Studies, 34</w:t>
       </w:r>
       <w:r>
         <w:t xml:space="preserve">(1), 5–18.</w:t>
@@ -5848,20 +5705,7 @@
           <w:iCs/>
           <w:i/>
         </w:rPr>
-        <w:t xml:space="preserve">Strategic Management Journal</w:t>
-      </w:r>
-      <w:r>
-        <w:t xml:space="preserve">,</w:t>
-      </w:r>
-      <w:r>
-        <w:t xml:space="preserve"> </w:t>
-      </w:r>
-      <w:r>
-        <w:rPr>
-          <w:iCs/>
-          <w:i/>
-        </w:rPr>
-        <w:t xml:space="preserve">37</w:t>
+        <w:t xml:space="preserve">Strategic Management Journal, 37</w:t>
       </w:r>
       <w:r>
         <w:t xml:space="preserve">(7), 1177–1195.</w:t>
@@ -5893,20 +5737,7 @@
           <w:iCs/>
           <w:i/>
         </w:rPr>
-        <w:t xml:space="preserve">Academy of Management Review</w:t>
-      </w:r>
-      <w:r>
-        <w:t xml:space="preserve">,</w:t>
-      </w:r>
-      <w:r>
-        <w:t xml:space="preserve"> </w:t>
-      </w:r>
-      <w:r>
-        <w:rPr>
-          <w:iCs/>
-          <w:i/>
-        </w:rPr>
-        <w:t xml:space="preserve">9</w:t>
+        <w:t xml:space="preserve">Academy of Management Review, 9</w:t>
       </w:r>
       <w:r>
         <w:t xml:space="preserve">(2), 193–206.</w:t>
@@ -5938,20 +5769,7 @@
           <w:iCs/>
           <w:i/>
         </w:rPr>
-        <w:t xml:space="preserve">Academy of Management Journal</w:t>
-      </w:r>
-      <w:r>
-        <w:t xml:space="preserve">,</w:t>
-      </w:r>
-      <w:r>
-        <w:t xml:space="preserve"> </w:t>
-      </w:r>
-      <w:r>
-        <w:rPr>
-          <w:iCs/>
-          <w:i/>
-        </w:rPr>
-        <w:t xml:space="preserve">40</w:t>
+        <w:t xml:space="preserve">Academy of Management Journal, 40</w:t>
       </w:r>
       <w:r>
         <w:t xml:space="preserve">(4), 767–798.</w:t>
@@ -5983,20 +5801,7 @@
           <w:iCs/>
           <w:i/>
         </w:rPr>
-        <w:t xml:space="preserve">International Business Review</w:t>
-      </w:r>
-      <w:r>
-        <w:t xml:space="preserve">,</w:t>
-      </w:r>
-      <w:r>
-        <w:t xml:space="preserve"> </w:t>
-      </w:r>
-      <w:r>
-        <w:rPr>
-          <w:iCs/>
-          <w:i/>
-        </w:rPr>
-        <w:t xml:space="preserve">27</w:t>
+        <w:t xml:space="preserve">International Business Review, 27</w:t>
       </w:r>
       <w:r>
         <w:t xml:space="preserve">(1), 218–230.</w:t>
@@ -6028,20 +5833,7 @@
           <w:iCs/>
           <w:i/>
         </w:rPr>
-        <w:t xml:space="preserve">Advances in Methods and Practices in Psychological Science</w:t>
-      </w:r>
-      <w:r>
-        <w:t xml:space="preserve">,</w:t>
-      </w:r>
-      <w:r>
-        <w:t xml:space="preserve"> </w:t>
-      </w:r>
-      <w:r>
-        <w:rPr>
-          <w:iCs/>
-          <w:i/>
-        </w:rPr>
-        <w:t xml:space="preserve">1</w:t>
+        <w:t xml:space="preserve">Advances in Methods and Practices in Psychological Science, 1</w:t>
       </w:r>
       <w:r>
         <w:t xml:space="preserve">(2), 259–269.</w:t>
@@ -6073,20 +5865,7 @@
           <w:iCs/>
           <w:i/>
         </w:rPr>
-        <w:t xml:space="preserve">World Development</w:t>
-      </w:r>
-      <w:r>
-        <w:t xml:space="preserve">,</w:t>
-      </w:r>
-      <w:r>
-        <w:t xml:space="preserve"> </w:t>
-      </w:r>
-      <w:r>
-        <w:rPr>
-          <w:iCs/>
-          <w:i/>
-        </w:rPr>
-        <w:t xml:space="preserve">20</w:t>
+        <w:t xml:space="preserve">World Development, 20</w:t>
       </w:r>
       <w:r>
         <w:t xml:space="preserve">(2), 165–186.</w:t>
@@ -6118,20 +5897,7 @@
           <w:iCs/>
           <w:i/>
         </w:rPr>
-        <w:t xml:space="preserve">Oxford Bulletin of Economics and Statistics</w:t>
-      </w:r>
-      <w:r>
-        <w:t xml:space="preserve">,</w:t>
-      </w:r>
-      <w:r>
-        <w:t xml:space="preserve"> </w:t>
-      </w:r>
-      <w:r>
-        <w:rPr>
-          <w:iCs/>
-          <w:i/>
-        </w:rPr>
-        <w:t xml:space="preserve">72</w:t>
+        <w:t xml:space="preserve">Oxford Bulletin of Economics and Statistics, 72</w:t>
       </w:r>
       <w:r>
         <w:t xml:space="preserve">(1), 109–118.</w:t>
@@ -6163,20 +5929,7 @@
           <w:iCs/>
           <w:i/>
         </w:rPr>
-        <w:t xml:space="preserve">Academy of Management Journal</w:t>
-      </w:r>
-      <w:r>
-        <w:t xml:space="preserve">,</w:t>
-      </w:r>
-      <w:r>
-        <w:t xml:space="preserve"> </w:t>
-      </w:r>
-      <w:r>
-        <w:rPr>
-          <w:iCs/>
-          <w:i/>
-        </w:rPr>
-        <w:t xml:space="preserve">47</w:t>
+        <w:t xml:space="preserve">Academy of Management Journal, 47</w:t>
       </w:r>
       <w:r>
         <w:t xml:space="preserve">(4), 598–609.</w:t>
@@ -6208,20 +5961,7 @@
           <w:iCs/>
           <w:i/>
         </w:rPr>
-        <w:t xml:space="preserve">Journal of Econometrics</w:t>
-      </w:r>
-      <w:r>
-        <w:t xml:space="preserve">,</w:t>
-      </w:r>
-      <w:r>
-        <w:t xml:space="preserve"> </w:t>
-      </w:r>
-      <w:r>
-        <w:rPr>
-          <w:iCs/>
-          <w:i/>
-        </w:rPr>
-        <w:t xml:space="preserve">29</w:t>
+        <w:t xml:space="preserve">Journal of Econometrics, 29</w:t>
       </w:r>
       <w:r>
         <w:t xml:space="preserve">(3), 305–325.</w:t>
@@ -6253,20 +5993,7 @@
           <w:iCs/>
           <w:i/>
         </w:rPr>
-        <w:t xml:space="preserve">Journal of Management</w:t>
-      </w:r>
-      <w:r>
-        <w:t xml:space="preserve">,</w:t>
-      </w:r>
-      <w:r>
-        <w:t xml:space="preserve"> </w:t>
-      </w:r>
-      <w:r>
-        <w:rPr>
-          <w:iCs/>
-          <w:i/>
-        </w:rPr>
-        <w:t xml:space="preserve">42</w:t>
+        <w:t xml:space="preserve">Journal of Management, 42</w:t>
       </w:r>
       <w:r>
         <w:t xml:space="preserve">(5), 1075–1110.</w:t>
@@ -6298,20 +6025,7 @@
           <w:iCs/>
           <w:i/>
         </w:rPr>
-        <w:t xml:space="preserve">Journal of International Business Studies</w:t>
-      </w:r>
-      <w:r>
-        <w:t xml:space="preserve">,</w:t>
-      </w:r>
-      <w:r>
-        <w:t xml:space="preserve"> </w:t>
-      </w:r>
-      <w:r>
-        <w:rPr>
-          <w:iCs/>
-          <w:i/>
-        </w:rPr>
-        <w:t xml:space="preserve">48</w:t>
+        <w:t xml:space="preserve">Journal of International Business Studies, 48</w:t>
       </w:r>
       <w:r>
         <w:t xml:space="preserve">(5), 535–551.</w:t>
@@ -6343,20 +6057,7 @@
           <w:iCs/>
           <w:i/>
         </w:rPr>
-        <w:t xml:space="preserve">Quality &amp; Quantity</w:t>
-      </w:r>
-      <w:r>
-        <w:t xml:space="preserve">,</w:t>
-      </w:r>
-      <w:r>
-        <w:t xml:space="preserve"> </w:t>
-      </w:r>
-      <w:r>
-        <w:rPr>
-          <w:iCs/>
-          <w:i/>
-        </w:rPr>
-        <w:t xml:space="preserve">41</w:t>
+        <w:t xml:space="preserve">Quality &amp; Quantity, 41</w:t>
       </w:r>
       <w:r>
         <w:t xml:space="preserve">(5), 673–690.</w:t>
@@ -6388,20 +6089,7 @@
           <w:iCs/>
           <w:i/>
         </w:rPr>
-        <w:t xml:space="preserve">Academy of Management Review</w:t>
-      </w:r>
-      <w:r>
-        <w:t xml:space="preserve">,</w:t>
-      </w:r>
-      <w:r>
-        <w:t xml:space="preserve"> </w:t>
-      </w:r>
-      <w:r>
-        <w:rPr>
-          <w:iCs/>
-          <w:i/>
-        </w:rPr>
-        <w:t xml:space="preserve">28</w:t>
+        <w:t xml:space="preserve">Academy of Management Review, 28</w:t>
       </w:r>
       <w:r>
         <w:t xml:space="preserve">(2), 275–296.</w:t>
@@ -6433,20 +6121,7 @@
           <w:iCs/>
           <w:i/>
         </w:rPr>
-        <w:t xml:space="preserve">Journal of International Business Studies</w:t>
-      </w:r>
-      <w:r>
-        <w:t xml:space="preserve">,</w:t>
-      </w:r>
-      <w:r>
-        <w:t xml:space="preserve"> </w:t>
-      </w:r>
-      <w:r>
-        <w:rPr>
-          <w:iCs/>
-          <w:i/>
-        </w:rPr>
-        <w:t xml:space="preserve">39</w:t>
+        <w:t xml:space="preserve">Journal of International Business Studies, 39</w:t>
       </w:r>
       <w:r>
         <w:t xml:space="preserve">(5), 920–936.</w:t>
@@ -6478,20 +6153,7 @@
           <w:iCs/>
           <w:i/>
         </w:rPr>
-        <w:t xml:space="preserve">Journal of International Business Studies</w:t>
-      </w:r>
-      <w:r>
-        <w:t xml:space="preserve">,</w:t>
-      </w:r>
-      <w:r>
-        <w:t xml:space="preserve"> </w:t>
-      </w:r>
-      <w:r>
-        <w:rPr>
-          <w:iCs/>
-          <w:i/>
-        </w:rPr>
-        <w:t xml:space="preserve">35</w:t>
+        <w:t xml:space="preserve">Journal of International Business Studies, 35</w:t>
       </w:r>
       <w:r>
         <w:t xml:space="preserve">(1), 3–18.</w:t>
@@ -6523,20 +6185,7 @@
           <w:iCs/>
           <w:i/>
         </w:rPr>
-        <w:t xml:space="preserve">Journal of Management</w:t>
-      </w:r>
-      <w:r>
-        <w:t xml:space="preserve">,</w:t>
-      </w:r>
-      <w:r>
-        <w:t xml:space="preserve"> </w:t>
-      </w:r>
-      <w:r>
-        <w:rPr>
-          <w:iCs/>
-          <w:i/>
-        </w:rPr>
-        <w:t xml:space="preserve">46</w:t>
+        <w:t xml:space="preserve">Journal of Management, 46</w:t>
       </w:r>
       <w:r>
         <w:t xml:space="preserve">(6), 1244–1256.</w:t>
@@ -6568,20 +6217,7 @@
           <w:iCs/>
           <w:i/>
         </w:rPr>
-        <w:t xml:space="preserve">Global Strategy Journal</w:t>
-      </w:r>
-      <w:r>
-        <w:t xml:space="preserve">,</w:t>
-      </w:r>
-      <w:r>
-        <w:t xml:space="preserve"> </w:t>
-      </w:r>
-      <w:r>
-        <w:rPr>
-          <w:iCs/>
-          <w:i/>
-        </w:rPr>
-        <w:t xml:space="preserve">11</w:t>
+        <w:t xml:space="preserve">Global Strategy Journal, 11</w:t>
       </w:r>
       <w:r>
         <w:t xml:space="preserve">(1), 58–80.</w:t>
@@ -6613,20 +6249,7 @@
           <w:iCs/>
           <w:i/>
         </w:rPr>
-        <w:t xml:space="preserve">Journal of Business Research</w:t>
-      </w:r>
-      <w:r>
-        <w:t xml:space="preserve">,</w:t>
-      </w:r>
-      <w:r>
-        <w:t xml:space="preserve"> </w:t>
-      </w:r>
-      <w:r>
-        <w:rPr>
-          <w:iCs/>
-          <w:i/>
-        </w:rPr>
-        <w:t xml:space="preserve">122</w:t>
+        <w:t xml:space="preserve">Journal of Business Research, 122</w:t>
       </w:r>
       <w:r>
         <w:t xml:space="preserve">, 889–901.</w:t>
@@ -6658,20 +6281,7 @@
           <w:iCs/>
           <w:i/>
         </w:rPr>
-        <w:t xml:space="preserve">Strategic Management Journal</w:t>
-      </w:r>
-      <w:r>
-        <w:t xml:space="preserve">,</w:t>
-      </w:r>
-      <w:r>
-        <w:t xml:space="preserve"> </w:t>
-      </w:r>
-      <w:r>
-        <w:rPr>
-          <w:iCs/>
-          <w:i/>
-        </w:rPr>
-        <w:t xml:space="preserve">40</w:t>
+        <w:t xml:space="preserve">Strategic Management Journal, 40</w:t>
       </w:r>
       <w:r>
         <w:t xml:space="preserve">(3), 432–462.</w:t>

--- a/dist/manuscripts/vi/p4_singapore_vi.docx
+++ b/dist/manuscripts/vi/p4_singapore_vi.docx
@@ -336,7 +336,7 @@
         <w:pStyle w:val="BodyText"/>
       </w:pPr>
       <w:r>
-        <w:t xml:space="preserve">Đóng góp bổ trợ thứ nhất làm rõ văn liệu I–P phi tuyến thông thường. Trong phạm vi cường độ xuất khẩu quan sát được, hàm bậc hai phù hợp có thể hiểu chắc chắn hơn là "chủ yếu tăng đơn điệu với độ cong nhẹ" hơn là đường cong chữ U ngược được xác định chính thức: điểm ngoặt ước tính nằm gần FSTS = 88,6%, trong vùng đuôi trên thưa dữ liệu, và kiểm định Lind–Mehlum không xác nhận chính thức sự suy giảm phía phải ở ngưỡng thông thường. Nghiên cứu này làm rõ thêm thay vì bác bỏ văn liệu I–P phi tuyến.</w:t>
+        <w:t xml:space="preserve">Đóng góp bổ trợ thứ nhất làm rõ văn liệu I–P phi tuyến thông thường. Trong phạm vi cường độ xuất khẩu quan sát được, hàm bậc hai phù hợp có thể hiểu chắc chắn hơn là "chủ yếu tăng đơn điệu với độ cong nhẹ" hơn là đường cong chữ U ngược được xác định chính thức: điểm ngoặt ước tính nằm gần FSTS = 82%, trong vùng đuôi trên thưa dữ liệu, và kiểm định Lind–Mehlum không xác nhận chính thức sự suy giảm phía phải ở ngưỡng thông thường. Nghiên cứu này làm rõ thêm thay vì bác bỏ văn liệu I–P phi tuyến.</w:t>
       </w:r>
     </w:p>
     <w:p>
@@ -1077,7 +1077,7 @@
         <w:t xml:space="preserve"> </w:t>
       </w:r>
       <w:r>
-        <w:t xml:space="preserve">Mẫu phân tích (N = 623 đầy đủ, 617 với tất cả biến kiểm soát) đại diện cho lĩnh vực doanh nghiệp nhỏ và vừa Singapore theo khung WBES. Trong khung này, 82% doanh nghiệp báo cáo xuất khẩu bằng 0, chỉ 18% báo cáo cường độ xuất khẩu dương, và chỉ 3% vượt 50% FSTS. Điểm ngoặt ước tính gần FSTS ≈ 88,6% nằm trong vùng thưa dữ liệu, và khoảng tin cậy bootstrap 95% rộng ([53%, 253%]) mặc dù hình dạng chữ U ngược được phục hồi trong 96,3% lần tái lấy mẫu. Cách diễn giải chữ U ngược thông thường do đó không được xác định chính thức trong phạm vi dữ liệu hỗ trợ.</w:t>
+        <w:t xml:space="preserve">Mẫu phân tích (N = 623 đầy đủ, 617 với tất cả biến kiểm soát) đại diện cho lĩnh vực doanh nghiệp nhỏ và vừa Singapore theo khung WBES. Trong khung này, 82% doanh nghiệp báo cáo xuất khẩu bằng 0, chỉ 18% báo cáo cường độ xuất khẩu dương, và chỉ 3% vượt 50% FSTS. Điểm ngoặt ước tính gần FSTS ≈ 82% nằm trong vùng thưa dữ liệu, và khoảng tin cậy bootstrap 95% rộng ([53%, 253%]) mặc dù hình dạng chữ U ngược được phục hồi trong 96,3% lần tái lấy mẫu. Cách diễn giải chữ U ngược thông thường do đó không được xác định chính thức trong phạm vi dữ liệu hỗ trợ.</w:t>
       </w:r>
     </w:p>
     <w:p>
@@ -1519,7 +1519,7 @@
         <w:pStyle w:val="FirstParagraph"/>
       </w:pPr>
       <w:r>
-        <w:t xml:space="preserve">Trong đặc tả bậc hai cơ sở (Mô hình M2), số hạng FSTS tuyến tính dương và có ý nghĩa thống kê (β = +2,652, SE = 0,691, p &lt; ,001), trong khi số hạng bình phương âm và có ý nghĩa biên (β = −1,705, SE = 0,931, p &lt; ,10). Đường cong phù hợp do đó ngụ ý một điểm ngoặt trong đuôi trên của phân phối cường độ xuất khẩu, gần FSTS = 82% theo thang gốc, nhưng điểm đó được xác định không chính xác và nằm trong vùng thưa dữ liệu. Bootstrap 5.000 lần tái lấy mẫu phục hồi hình dạng chữ U ngược thường xuyên (96,3% lần tái lấy mẫu), nhưng khoảng tin cậy phân vị 95% cho điểm ngoặt rộng ([53%, 253%]), và kiểm định Lind–Mehlum không xác nhận chính thức đường cong chữ U ngược thông thường ở mức ý nghĩa thông thường (p = ,303).</w:t>
+        <w:t xml:space="preserve">Trong đặc tả bậc hai cơ sở (Mô hình M2), số hạng FSTS tuyến tính dương và có ý nghĩa thống kê (β = +2,652, SE = 0,691, p &lt; ,001), trong khi số hạng bình phương âm (β = −1,705, SE = 0,931, p = ,068). Đường cong phù hợp do đó ngụ ý một điểm ngoặt trong đuôi trên của phân phối cường độ xuất khẩu, gần FSTS = 82% theo thang gốc, nhưng điểm đó được xác định không chính xác và nằm trong vùng thưa dữ liệu. Bootstrap 5.000 lần tái lấy mẫu phục hồi hình dạng chữ U ngược thường xuyên (96,3% lần tái lấy mẫu), nhưng khoảng tin cậy phân vị 95% cho điểm ngoặt rộng ([53%, 253%]), và kiểm định Lind–Mehlum không xác nhận chính thức đường cong chữ U ngược thông thường ở mức ý nghĩa thông thường (p = ,303).</w:t>
       </w:r>
     </w:p>
     <w:p>
@@ -4347,7 +4347,7 @@
         <w:t xml:space="preserve"> </w:t>
       </w:r>
       <w:r>
-        <w:t xml:space="preserve">Đường cong quốc tế hóa–hiệu quả dự đoán. Mối quan hệ dự đoán giữa cường độ xuất khẩu và năng suất lao động với các dải tin cậy 95% từ đặc tả bậc hai chuẩn (M2). Điểm ngoặt ước tính xảy ra gần FSTS = 88,6% theo thang gốc, nhưng khoảng tin cậy bootstrap phân vị 95% của nó (5.000 lần tái lấy mẫu) trải dài [53%, 253%]; hình dạng chữ U ngược được phục hồi trong 96,3% lần tái lấy mẫu bootstrap, nhưng vị trí chính xác của nó chỉ được xác định lỏng lẻo. Ước lượng do đó nên được diễn giải là mô tả dữ liệu thay vì là bằng chứng được xác định cấu trúc của đường cong chữ U ngược.</w:t>
+        <w:t xml:space="preserve">Đường cong quốc tế hóa–hiệu quả dự đoán. Mối quan hệ dự đoán giữa cường độ xuất khẩu và năng suất lao động với các dải tin cậy 95% từ đặc tả bậc hai chuẩn (M2). Điểm ngoặt ước tính xảy ra gần FSTS = 82% theo thang gốc, nhưng khoảng tin cậy bootstrap phân vị 95% của nó (5.000 lần tái lấy mẫu) trải dài [53%, 253%]; hình dạng chữ U ngược được phục hồi trong 96,3% lần tái lấy mẫu bootstrap, nhưng vị trí chính xác của nó chỉ được xác định lỏng lẻo. Ước lượng do đó nên được diễn giải là mô tả dữ liệu thay vì là bằng chứng được xác định cấu trúc của đường cong chữ U ngược.</w:t>
       </w:r>
     </w:p>
     <w:bookmarkEnd w:id="56"/>

--- a/dist/manuscripts/vi/p4_singapore_vi.docx
+++ b/dist/manuscripts/vi/p4_singapore_vi.docx
@@ -160,7 +160,7 @@
         <w:pStyle w:val="FirstParagraph"/>
       </w:pPr>
       <w:r>
-        <w:t xml:space="preserve">Nghiên cứu này xem xét mối liên hệ giữa Năng lực công nghệ (Technological Capability Index — TCI) và Năng lực số (Digital Adoption Index — DAI) với mối quan hệ quốc tế hóa–hiệu quả doanh nghiệp (I–P) tại Singapore — một trường hợp biên (boundary case) kiểm tra sức chịu đựng (stress-test) ở ngưỡng trần nền kinh tế tiên tiến theo hướng đổi mới của phổ ICRV, nơi hạ tầng số đã phổ biến gần như toàn diện. Sử dụng dữ liệu vi mô từ Khảo sát Doanh nghiệp Ngân hàng Thế giới (WBES) Singapore 2023 (N = 623), nghiên cứu này tách biệt chiều sâu năng lực nội bộ doanh nghiệp (TCI) với các giao diện số nền tảng và cơ chế hỗ trợ giao dịch (DAI).</w:t>
+        <w:t xml:space="preserve">Nghiên cứu này xem xét mối liên hệ giữa Năng lực công nghệ (Technological Capability Index — TCI) và Mức độ áp dụng số (Digital Adoption Index — DAI) với mối quan hệ quốc tế hóa–hiệu quả doanh nghiệp (I–P) tại Singapore — một trường hợp biên (boundary case) kiểm tra sức chịu đựng (stress-test) ở ngưỡng trần nền kinh tế tiên tiến theo hướng đổi mới của phổ ICRV, nơi hạ tầng số đã phổ biến gần như toàn diện. Sử dụng dữ liệu vi mô từ Khảo sát Doanh nghiệp Ngân hàng Thế giới (WBES) Singapore 2023 (N = 623), nghiên cứu này tách biệt chiều sâu năng lực nội bộ doanh nghiệp (TCI) với các giao diện số nền tảng và cơ chế hỗ trợ giao dịch (DAI).</w:t>
       </w:r>
     </w:p>
     <w:p>
@@ -423,7 +423,7 @@
         <w:pStyle w:val="FirstParagraph"/>
       </w:pPr>
       <w:r>
-        <w:t xml:space="preserve">Một vấn đề lặp đi lặp lại trong văn liệu kinh doanh quốc tế số là xu hướng gộp các thuộc tính doanh nghiệp không đồng nhất về mặt công nghệ vào một cấu trúc ô tổng hợp, từ đó làm mờ ranh giới giữa chiều sâu năng lực nội bộ và tham gia thị trường được số hóa (Verhoef et al. 2021). Nghiên cứu này tách biệt Năng lực công nghệ (Technological Capability Index — TCI), được neo đậu trong truyền thống Lall–Cohen-Levinthal (Cohen &amp; Levinthal 1990; Lall 1992), với Năng lực số (Digital Adoption Index — DAI), được neo đậu trong truyền thống số hóa Bharadwaj–Verhoef (Bharadwaj et al. 2013; Verhoef et al. 2021).</w:t>
+        <w:t xml:space="preserve">Một vấn đề lặp đi lặp lại trong văn liệu kinh doanh quốc tế số là xu hướng gộp các thuộc tính doanh nghiệp không đồng nhất về mặt công nghệ vào một cấu trúc ô tổng hợp, từ đó làm mờ ranh giới giữa chiều sâu năng lực nội bộ và tham gia thị trường được số hóa (Verhoef et al. 2021). Nghiên cứu này tách biệt Năng lực công nghệ (Technological Capability Index — TCI), được neo đậu trong truyền thống Lall–Cohen-Levinthal (Cohen &amp; Levinthal 1990; Lall 1992), với Mức độ áp dụng số (Digital Adoption Index — DAI), được neo đậu trong truyền thống số hóa Bharadwaj–Verhoef (Bharadwaj et al. 2013; Verhoef et al. 2021).</w:t>
       </w:r>
     </w:p>
     <w:p>

--- a/dist/manuscripts/vi/p4_singapore_vi.docx
+++ b/dist/manuscripts/vi/p4_singapore_vi.docx
@@ -168,7 +168,7 @@
         <w:pStyle w:val="BodyText"/>
       </w:pPr>
       <w:r>
-        <w:t xml:space="preserve">Ba phát hiện chính được trình bày. Thứ nhất, mối quan hệ I–P trong phạm vi cường độ xuất khẩu (Foreign Sales to Total Sales — FSTS) quan sát được phù hợp hơn với mô tả "chủ yếu tăng đơn điệu với độ cong nhẹ hình parabol" hơn là đường cong chữ U ngược; điểm ngoặt ước tính nằm ở vùng đuôi trên thưa dữ liệu. Thứ hai, TCI có mối liên hệ dương với năng suất lao động, nhưng không phát hiện tác động điều tiết của TCI lên đường cong I–P. Thứ ba, DAI không tạo ra phần thưởng năng suất đồng đều; thay vào đó, mối liên hệ năng suất của DAI chỉ trở nên tích cực hơn ở mức cường độ xuất khẩu cao hơn, với tín hiệu rõ nhất ở vùng đuôi xuất khẩu cường độ cao. Những phát hiện này gợi ý rằng áp dụng số nền tảng vận hành như một nguồn lực mở rộng quy mô có điều kiện — tính liên quan đến năng suất của nó chỉ kích hoạt khi có nhu cầu điều phối xuyên biên giới — thay vì là lợi thế năng suất toàn doanh nghiệp.</w:t>
+        <w:t xml:space="preserve">Ba phát hiện chính được trình bày. Thứ nhất, mối quan hệ I–P trong phạm vi cường độ quốc tế hóa (Foreign Sales to Total Sales — FSTS) quan sát được phù hợp hơn với mô tả "chủ yếu tăng đơn điệu với độ cong nhẹ hình parabol" hơn là đường cong chữ U ngược; điểm ngưỡng ước tính nằm ở vùng đuôi trên thưa dữ liệu. Thứ hai, TCI có mối liên hệ dương với năng suất lao động, nhưng không phát hiện tác động điều tiết của TCI lên đường cong I–P. Thứ ba, DAI không tạo ra phần thưởng năng suất đồng đều; thay vào đó, mối liên hệ năng suất của DAI chỉ trở nên tích cực hơn ở mức cường độ quốc tế hóa cao hơn, với tín hiệu rõ nhất ở vùng đuôi xuất khẩu cường độ cao. Những phát hiện này gợi ý rằng áp dụng số nền tảng vận hành như một nguồn lực mở rộng quy mô có điều kiện — tính liên quan đến năng suất của nó chỉ kích hoạt khi có nhu cầu điều phối xuyên biên giới — thay vì là lợi thế năng suất toàn doanh nghiệp.</w:t>
       </w:r>
     </w:p>
     <w:p>
@@ -186,7 +186,7 @@
         <w:t xml:space="preserve"> </w:t>
       </w:r>
       <w:r>
-        <w:t xml:space="preserve">mối quan hệ quốc tế hóa–hiệu quả; áp dụng số; năng lực công nghệ; cường độ xuất khẩu; năng suất lao động; Singapore</w:t>
+        <w:t xml:space="preserve">mối quan hệ quốc tế hóa–hiệu quả; áp dụng số; năng lực công nghệ; cường độ quốc tế hóa; năng suất lao động; Singapore</w:t>
       </w:r>
     </w:p>
     <w:p>
@@ -220,7 +220,7 @@
         <w:pStyle w:val="FirstParagraph"/>
       </w:pPr>
       <w:r>
-        <w:t xml:space="preserve">Singapore là một bối cảnh có giá trị phân tích cao để xem xét lại mối quan hệ quốc tế hóa–hiệu quả doanh nghiệp, vì nơi này kết hợp trưởng thành số (digital maturity) cao với tính không đồng nhất ở cấp độ doanh nghiệp về cường độ xuất khẩu. Văn liệu I–P kinh điển giải thích tính phi tuyến thông qua sự đánh đổi giữa lợi ích quy mô và học hỏi từ mở rộng quốc tế với chi phí điều phối leo thang khi hoạt động trên nhiều thị trường, trong đó đường cong chữ U ngược nổi lên như pattern thực nghiệm phổ biến nhất trong văn liệu rộng hơn (Marano et al. 2016). Tuy nhiên, phần lớn văn liệu này được phát triển trong các bối cảnh tiền số hóa hoặc số hóa đang chuyển đổi, nơi điều kiện thể chế và hạ tầng khác biệt đáng kể so với các nền kinh tế số tiên tiến (Peng 2003; Peng et al. 2008). Do đó, văn liệu này có thể chưa nắm bắt đầy đủ cách đường cong I–P vận hành khi doanh nghiệp hoạt động trong môi trường thể chế số tiên tiến.</w:t>
+        <w:t xml:space="preserve">Singapore là một bối cảnh có giá trị phân tích cao để xem xét lại mối quan hệ quốc tế hóa–hiệu quả doanh nghiệp, vì nơi này kết hợp trưởng thành số (digital maturity) cao với tính không đồng nhất ở cấp độ doanh nghiệp về cường độ quốc tế hóa. Văn liệu I–P kinh điển giải thích tính phi tuyến thông qua sự đánh đổi giữa lợi ích quy mô và học hỏi từ mở rộng quốc tế với chi phí điều phối leo thang khi hoạt động trên nhiều thị trường, trong đó đường cong chữ U ngược nổi lên như pattern thực nghiệm phổ biến nhất trong văn liệu rộng hơn (Marano et al. 2016). Tuy nhiên, phần lớn văn liệu này được phát triển trong các bối cảnh tiền số hóa hoặc số hóa đang chuyển đổi, nơi điều kiện thể chế và hạ tầng khác biệt đáng kể so với các nền kinh tế số tiên tiến (Peng 2003; Peng et al. 2008). Do đó, văn liệu này có thể chưa nắm bắt đầy đủ cách đường cong I–P vận hành khi doanh nghiệp hoạt động trong môi trường thể chế số tiên tiến.</w:t>
       </w:r>
     </w:p>
     <w:p>
@@ -236,7 +236,7 @@
         <w:pStyle w:val="BodyText"/>
       </w:pPr>
       <w:r>
-        <w:t xml:space="preserve">Trong các bối cảnh như vậy, câu hỏi liên quan không đơn giản là liệu các doanh nghiệp có còn thể hiện đường cong chữ U ngược thông thường hay không, mà là liệu trưởng thành số có thay đổi phạm vi xuất khẩu mà ở đó sự suy giảm phía bên phải trở nên quan sát được về mặt thực nghiệm hay không. Nếu hạ tầng số trưởng thành giảm thiểu ma sát truyền thông, giao dịch và thông tin, thì cơ chế chi phí điều phối nền tảng của đường cong chữ U ngược cổ điển có thể bị suy yếu, trì hoãn, hoặc bị đẩy đến mức cường độ xuất khẩu thưa dữ liệu. Khả năng này đặc biệt quan trọng trong các môi trường nơi doanh nghiệp tương tác với giao diện số và hệ thống giao dịch ở quy mô lớn.</w:t>
+        <w:t xml:space="preserve">Trong các bối cảnh như vậy, câu hỏi liên quan không đơn giản là liệu các doanh nghiệp có còn thể hiện đường cong chữ U ngược thông thường hay không, mà là liệu trưởng thành số có thay đổi phạm vi xuất khẩu mà ở đó sự suy giảm phía bên phải trở nên quan sát được về mặt thực nghiệm hay không. Nếu hạ tầng số trưởng thành giảm thiểu ma sát truyền thông, giao dịch và thông tin, thì cơ chế chi phí điều phối nền tảng của đường cong chữ U ngược cổ điển có thể bị suy yếu, trì hoãn, hoặc bị đẩy đến mức cường độ quốc tế hóa thưa dữ liệu. Khả năng này đặc biệt quan trọng trong các môi trường nơi doanh nghiệp tương tác với giao diện số và hệ thống giao dịch ở quy mô lớn.</w:t>
       </w:r>
     </w:p>
     <w:p>
@@ -260,7 +260,7 @@
         <w:t xml:space="preserve"> </w:t>
       </w:r>
       <w:r>
-        <w:t xml:space="preserve">(digital saturation paradox): trong môi trường nơi các giao diện số Tầng 1–2 (trang web, hệ thống thanh toán điện tử) đã phổ biến rộng rãi, những công cụ này vận hành như các yếu tố vệ sinh cho hoạt động trong nước thay vì là tài sản tạo khác biệt. Sự phổ biến gần như toàn diện của Tầng 1–2 này được hỗ trợ bởi Cơ sở hạ tầng Công cộng Số (Digital Public Infrastructure) được triển khai cấp quốc gia tại Singapore — bao gồm hệ thống nhận dạng số, hạ tầng thanh toán và nền tảng trao đổi dữ liệu. Phù hợp với điều này, mẫu Singapore cho thấy 82% doanh nghiệp báo cáo doanh thu xuất khẩu bằng 0, trong khi chỉ 3% vượt 50% cường độ xuất khẩu (FSTS).</w:t>
+        <w:t xml:space="preserve">(digital saturation paradox): trong môi trường nơi các giao diện số Tầng 1–2 (trang web, hệ thống thanh toán điện tử) đã phổ biến rộng rãi, những công cụ này vận hành như các yếu tố vệ sinh cho hoạt động trong nước thay vì là tài sản tạo khác biệt. Sự phổ biến gần như toàn diện của Tầng 1–2 này được hỗ trợ bởi Cơ sở hạ tầng Công cộng Số (Digital Public Infrastructure) được triển khai cấp quốc gia tại Singapore — bao gồm hệ thống nhận dạng số, hạ tầng thanh toán và nền tảng trao đổi dữ liệu. Phù hợp với điều này, mẫu Singapore cho thấy 82% doanh nghiệp báo cáo doanh thu xuất khẩu bằng 0, trong khi chỉ 3% vượt 50% cường độ quốc tế hóa (FSTS).</w:t>
       </w:r>
     </w:p>
     <w:p>
@@ -302,15 +302,15 @@
         <w:pStyle w:val="BodyText"/>
       </w:pPr>
       <w:r>
-        <w:t xml:space="preserve">Thứ hai, mặc dù nghiên cứu về quốc tế hóa số đã tạo ra những tiến bộ khái niệm quan trọng, bằng chứng ở cấp độ doanh nghiệp về cách áp dụng số cơ bản liên quan đến cường độ xuất khẩu trong một môi trường thể chế số tiên tiến vẫn còn hạn chế. Đặc biệt, văn liệu vẫn cung cấp bằng chứng hạn chế về việc liệu các công cụ số nền tảng có quan trọng đồng đều với tất cả các doanh nghiệp hay chỉ trở nên liên quan hơn khi nhu cầu điều phối xuyên biên giới tăng lên.</w:t>
-      </w:r>
-    </w:p>
-    <w:p>
-      <w:pPr>
-        <w:pStyle w:val="BodyText"/>
-      </w:pPr>
-      <w:r>
-        <w:t xml:space="preserve">Thứ ba, văn liệu về mối quan hệ I–P phi tuyến đã ghi chép rộng rãi về các pattern hình chữ U ngược, nhưng cách diễn giải những pattern như vậy trong bối cảnh số tiên tiến vẫn chưa được làm rõ. Nghiên cứu này giải quyết vấn đề đó bằng cách xem xét liệu sự suy giảm phía phải của đường cong có thể nhận biết rõ ràng trong phạm vi cường độ xuất khẩu thực tế mà doanh nghiệp Singapore chiếm giữ hay không, đồng thời tách biệt năng lực công nghệ khỏi áp dụng số nền tảng trong cùng một khung thực nghiệm.</w:t>
+        <w:t xml:space="preserve">Thứ hai, mặc dù nghiên cứu về quốc tế hóa số đã tạo ra những tiến bộ khái niệm quan trọng, bằng chứng ở cấp độ doanh nghiệp về cách áp dụng số cơ bản liên quan đến cường độ quốc tế hóa trong một môi trường thể chế số tiên tiến vẫn còn hạn chế. Đặc biệt, văn liệu vẫn cung cấp bằng chứng hạn chế về việc liệu các công cụ số nền tảng có quan trọng đồng đều với tất cả các doanh nghiệp hay chỉ trở nên liên quan hơn khi nhu cầu điều phối xuyên biên giới tăng lên.</w:t>
+      </w:r>
+    </w:p>
+    <w:p>
+      <w:pPr>
+        <w:pStyle w:val="BodyText"/>
+      </w:pPr>
+      <w:r>
+        <w:t xml:space="preserve">Thứ ba, văn liệu về mối quan hệ I–P phi tuyến đã ghi chép rộng rãi về các pattern hình chữ U ngược, nhưng cách diễn giải những pattern như vậy trong bối cảnh số tiên tiến vẫn chưa được làm rõ. Nghiên cứu này giải quyết vấn đề đó bằng cách xem xét liệu sự suy giảm phía phải của đường cong có thể nhận biết rõ ràng trong phạm vi cường độ quốc tế hóa thực tế mà doanh nghiệp Singapore chiếm giữ hay không, đồng thời tách biệt năng lực công nghệ khỏi áp dụng số nền tảng trong cùng một khung thực nghiệm.</w:t>
       </w:r>
     </w:p>
     <w:bookmarkEnd w:id="22"/>
@@ -328,23 +328,23 @@
         <w:pStyle w:val="FirstParagraph"/>
       </w:pPr>
       <w:r>
-        <w:t xml:space="preserve">Nghiên cứu này tạo ra một đóng góp chính và hai đóng góp bổ trợ. Đóng góp chính là cung cấp bằng chứng rằng DAI vận hành như một nguồn lực mở rộng quy mô có điều kiện thay vì một phần thưởng năng suất đồng đều trong nền kinh tế tiên tiến: mối liên hệ năng suất của áp dụng số Tầng 1–2 yếu ở hầu hết phân phối cường độ xuất khẩu và chỉ trở nên tích cực hơn ở vùng đuôi xuất khẩu cao, nơi nhu cầu điều phối xuyên biên giới dày đặc nhất. Bằng chứng nội-bối-cảnh từ Singapore hỗ trợ cơ chế bổ sung số có điều kiện — DAI như đòn bẩy mở rộng quy mô có giá trị được hiện thực hóa dưới điều kiện cường độ xuất khẩu. Bằng chứng cho cơ chế này (H3: số hạng tương tác (interaction term) bậc hai DAI×FSTS² dương, β = +3,119, p = ,005) là phát hiện thực nghiệm đặc sắc nhất và ít được dự đoán nhất bởi văn liệu trước.</w:t>
-      </w:r>
-    </w:p>
-    <w:p>
-      <w:pPr>
-        <w:pStyle w:val="BodyText"/>
-      </w:pPr>
-      <w:r>
-        <w:t xml:space="preserve">Đóng góp bổ trợ thứ nhất làm rõ văn liệu I–P phi tuyến thông thường. Trong phạm vi cường độ xuất khẩu quan sát được, hàm bậc hai phù hợp có thể hiểu chắc chắn hơn là "chủ yếu tăng đơn điệu với độ cong nhẹ" hơn là đường cong chữ U ngược được xác định chính thức: điểm ngoặt ước tính nằm gần FSTS = 82%, trong vùng đuôi trên thưa dữ liệu, và kiểm định Lind–Mehlum không xác nhận chính thức sự suy giảm phía phải ở ngưỡng thông thường. Nghiên cứu này làm rõ thêm thay vì bác bỏ văn liệu I–P phi tuyến.</w:t>
-      </w:r>
-    </w:p>
-    <w:p>
-      <w:pPr>
-        <w:pStyle w:val="BodyText"/>
-      </w:pPr>
-      <w:r>
-        <w:t xml:space="preserve">Đóng góp bổ trợ thứ hai là làm rõ cấu trúc. Phân tích phân biệt TCI với DAI, tách biệt chiều sâu năng lực nội bộ doanh nghiệp khỏi giao diện được số hóa và cơ chế giao dịch. Sự phân biệt này có ý nghĩa vì hai cấu trúc liên quan đến hiệu quả doanh nghiệp thông qua các pattern thực nghiệm khác nhau: TCI thể hiện mối liên hệ năng suất trực tiếp ổn định hơn, trong khi DAI thể hiện pattern phụ thuộc vào cường độ xuất khẩu.</w:t>
+        <w:t xml:space="preserve">Nghiên cứu này tạo ra một đóng góp chính và hai đóng góp bổ trợ. Đóng góp chính là cung cấp bằng chứng rằng DAI vận hành như một nguồn lực mở rộng quy mô có điều kiện thay vì một phần thưởng năng suất đồng đều trong nền kinh tế tiên tiến: mối liên hệ năng suất của áp dụng số Tầng 1–2 yếu ở hầu hết phân phối cường độ quốc tế hóa và chỉ trở nên tích cực hơn ở vùng đuôi xuất khẩu cao, nơi nhu cầu điều phối xuyên biên giới dày đặc nhất. Bằng chứng nội-bối-cảnh từ Singapore hỗ trợ cơ chế bổ sung số có điều kiện — DAI như đòn bẩy mở rộng quy mô có giá trị được hiện thực hóa dưới điều kiện cường độ quốc tế hóa. Bằng chứng cho cơ chế này (H3: số hạng tương tác (interaction term) bậc hai DAI×FSTS² dương, β = +3,119, p = ,005) là phát hiện thực nghiệm đặc sắc nhất và ít được dự đoán nhất bởi văn liệu trước.</w:t>
+      </w:r>
+    </w:p>
+    <w:p>
+      <w:pPr>
+        <w:pStyle w:val="BodyText"/>
+      </w:pPr>
+      <w:r>
+        <w:t xml:space="preserve">Đóng góp bổ trợ thứ nhất làm rõ văn liệu I–P phi tuyến thông thường. Trong phạm vi cường độ quốc tế hóa quan sát được, hàm bậc hai phù hợp có thể hiểu chắc chắn hơn là "chủ yếu tăng đơn điệu với độ cong nhẹ" hơn là đường cong chữ U ngược được xác định chính thức: điểm ngưỡng ước tính nằm gần FSTS = 82%, trong vùng đuôi trên thưa dữ liệu, và kiểm định Lind–Mehlum không xác nhận chính thức sự suy giảm phía phải ở ngưỡng thông thường. Nghiên cứu này làm rõ thêm thay vì bác bỏ văn liệu I–P phi tuyến.</w:t>
+      </w:r>
+    </w:p>
+    <w:p>
+      <w:pPr>
+        <w:pStyle w:val="BodyText"/>
+      </w:pPr>
+      <w:r>
+        <w:t xml:space="preserve">Đóng góp bổ trợ thứ hai là làm rõ cấu trúc. Phân tích phân biệt TCI với DAI, tách biệt chiều sâu năng lực nội bộ doanh nghiệp khỏi giao diện được số hóa và cơ chế giao dịch. Sự phân biệt này có ý nghĩa vì hai cấu trúc liên quan đến hiệu quả doanh nghiệp thông qua các pattern thực nghiệm khác nhau: TCI thể hiện mối liên hệ năng suất trực tiếp ổn định hơn, trong khi DAI thể hiện pattern phụ thuộc vào cường độ quốc tế hóa.</w:t>
       </w:r>
     </w:p>
     <w:bookmarkEnd w:id="23"/>
@@ -397,7 +397,7 @@
         <w:pStyle w:val="FirstParagraph"/>
       </w:pPr>
       <w:r>
-        <w:t xml:space="preserve">Văn liệu I–P đã cung cấp bằng chứng phong phú về các mối quan hệ phi tuyến giữa mức độ quốc tế hóa (Degree of Internationalization — DOI) và hiệu quả doanh nghiệp. Hitt et al. (1997) giới thiệu logic đường cong chữ U ngược: quốc tế hóa ban đầu mang lại lợi ích quy mô và học hỏi, nhưng ở mức cường độ xuất khẩu cao, doanh nghiệp gặp phải giới hạn nhận thức và điều phối làm xói mòn lợi nhuận từ mở rộng tiếp theo. Contractor et al. (2003) mở rộng logic này thành đường cong S ba giai đoạn, và Lu &amp; Beamish (2004) tinh chỉnh đường cong chữ U ngược với sự chú ý đến các tác động của quy mô và tuổi doanh nghiệp. Pattern phổ biến nhất trong văn liệu này là đường cong chữ U ngược với điểm ngoặt trong khoảng FSTS 30%–60% (Marano et al. 2016).</w:t>
+        <w:t xml:space="preserve">Văn liệu I–P đã cung cấp bằng chứng phong phú về các mối quan hệ phi tuyến giữa mức độ quốc tế hóa (Degree of Internationalization — DOI) và hiệu quả doanh nghiệp. Hitt et al. (1997) giới thiệu logic đường cong chữ U ngược: quốc tế hóa ban đầu mang lại lợi ích quy mô và học hỏi, nhưng ở mức cường độ quốc tế hóa cao, doanh nghiệp gặp phải giới hạn nhận thức và điều phối làm xói mòn lợi nhuận từ mở rộng tiếp theo. Contractor et al. (2003) mở rộng logic này thành đường cong S ba giai đoạn, và Lu &amp; Beamish (2004) tinh chỉnh đường cong chữ U ngược với sự chú ý đến các tác động của quy mô và tuổi doanh nghiệp. Pattern phổ biến nhất trong văn liệu này là đường cong chữ U ngược với điểm ngưỡng trong khoảng FSTS 30%–60% (Marano et al. 2016).</w:t>
       </w:r>
     </w:p>
     <w:p>
@@ -554,17 +554,17 @@
         <w:t xml:space="preserve"> </w:t>
       </w:r>
       <w:r>
-        <w:t xml:space="preserve">Tại Singapore, khi doanh nghiệp áp dụng giao diện số nền tảng và cơ chế hỗ trợ giao dịch (Tầng 1–2), mối liên hệ năng suất của DAI mang tính có điều kiện thay vì đồng đều giữa các doanh nghiệp, bởi vì lợi nhuận biên của áp dụng số cơ bản phụ thuộc vào quy mô mà các kênh số đó thực sự được sử dụng (Bharadwaj et al. 2013; Verhoef et al. 2021), cho đến khi đạt mức cường độ xuất khẩu mà tại đó nhu cầu điều phối xuyên biên giới tạo ra lợi nhuận có thể đo lường được.</w:t>
+        <w:t xml:space="preserve">Tại Singapore, khi doanh nghiệp áp dụng giao diện số nền tảng và cơ chế hỗ trợ giao dịch (Tầng 1–2), mối liên hệ năng suất của DAI mang tính có điều kiện thay vì đồng đều giữa các doanh nghiệp, bởi vì lợi nhuận biên của áp dụng số cơ bản phụ thuộc vào quy mô mà các kênh số đó thực sự được sử dụng (Bharadwaj et al. 2013; Verhoef et al. 2021), cho đến khi đạt mức cường độ quốc tế hóa mà tại đó nhu cầu điều phối xuyên biên giới tạo ra lợi nhuận có thể đo lường được.</w:t>
       </w:r>
     </w:p>
     <w:bookmarkEnd w:id="30"/>
-    <w:bookmarkStart w:id="31" w:name="X7ba40597ceded22dd396e40f2362e6b7218959d"/>
+    <w:bookmarkStart w:id="31" w:name="X2d1a64c7676c768e696cc0f68a01afd99b5447a"/>
     <w:p>
       <w:pPr>
         <w:pStyle w:val="Heading4"/>
       </w:pPr>
       <w:r>
-        <w:t xml:space="preserve">2.3.4 DAI như bổ sung có điều kiện cho cường độ xuất khẩu</w:t>
+        <w:t xml:space="preserve">2.3.4 DAI như bổ sung có điều kiện cho cường độ quốc tế hóa</w:t>
       </w:r>
     </w:p>
     <w:p>
@@ -572,7 +572,7 @@
         <w:pStyle w:val="FirstParagraph"/>
       </w:pPr>
       <w:r>
-        <w:t xml:space="preserve">Dự đoán cụ thể nhất liên quan đến việc liệu áp dụng số nền tảng có trở nên liên quan hơn khi doanh nghiệp đối mặt với nhu cầu điều phối xuyên biên giới dày đặc hơn hay không. Doanh nghiệp có cường độ xuất khẩu cao hơn xử lý nhiều giao dịch hơn qua khách hàng, nhà cung cấp và thị trường, khiến giao diện số và hệ thống giao dịch điện tử có thể có giá trị hơn như các cơ chế mở rộng quy mô.</w:t>
+        <w:t xml:space="preserve">Dự đoán cụ thể nhất liên quan đến việc liệu áp dụng số nền tảng có trở nên liên quan hơn khi doanh nghiệp đối mặt với nhu cầu điều phối xuyên biên giới dày đặc hơn hay không. Doanh nghiệp có cường độ quốc tế hóa cao hơn xử lý nhiều giao dịch hơn qua khách hàng, nhà cung cấp và thị trường, khiến giao diện số và hệ thống giao dịch điện tử có thể có giá trị hơn như các cơ chế mở rộng quy mô.</w:t>
       </w:r>
     </w:p>
     <w:p>
@@ -603,7 +603,7 @@
         <w:t xml:space="preserve">Cơ chế 1 — Thay thế</w:t>
       </w:r>
       <w:r>
-        <w:t xml:space="preserve">: áp dụng số nền tảng bù đắp cho các nguồn lực điều phối thay thế yếu hơn ở cường độ xuất khẩu cao hơn bằng cách giảm chi phí điều phối xuyên biên giới trên mỗi đơn vị, từ đó nâng cao năng suất của nhà xuất khẩu cường độ cao so với các đồng nghiệp có DAI thấp. Thay thế dự đoán</w:t>
+        <w:t xml:space="preserve">: áp dụng số nền tảng bù đắp cho các nguồn lực điều phối thay thế yếu hơn ở cường độ quốc tế hóa cao hơn bằng cách giảm chi phí điều phối xuyên biên giới trên mỗi đơn vị, từ đó nâng cao năng suất của nhà xuất khẩu cường độ cao so với các đồng nghiệp có DAI thấp. Thay thế dự đoán</w:t>
       </w:r>
       <w:r>
         <w:t xml:space="preserve"> </w:t>
@@ -648,7 +648,7 @@
         <w:t xml:space="preserve"> </w:t>
       </w:r>
       <w:r>
-        <w:t xml:space="preserve">từ mỗi đơn vị bổ sung của cường độ xuất khẩu, về mặt hiệu quả xoay đường cong I–P lên trên cho các doanh nghiệp có DAI cao thay vì dịch chuyển song song. Khuếch đại dự đoán đóng góp tăng tốc của DAI khi cường độ xuất khẩu tăng và có thể phân biệt về mặt thực nghiệm với thay thế thông qua dấu và ý nghĩa của số hạng tương tác (interaction term)</w:t>
+        <w:t xml:space="preserve">từ mỗi đơn vị bổ sung của cường độ quốc tế hóa, về mặt hiệu quả xoay đường cong I–P lên trên cho các doanh nghiệp có DAI cao thay vì dịch chuyển song song. Khuếch đại dự đoán đóng góp tăng tốc của DAI khi cường độ quốc tế hóa tăng và có thể phân biệt về mặt thực nghiệm với thay thế thông qua dấu và ý nghĩa của số hạng tương tác (interaction term)</w:t>
       </w:r>
       <w:r>
         <w:t xml:space="preserve"> </w:t>
@@ -664,7 +664,7 @@
         <w:t xml:space="preserve"> </w:t>
       </w:r>
       <w:r>
-        <w:t xml:space="preserve">FSTS × DAI: hệ số bậc hai dương nhất quán với khuếch đại vì nó ngụ ý đóng góp năng suất của DAI tăng siêu tuyến tính (super-linearly) với quy mô cường độ xuất khẩu.</w:t>
+        <w:t xml:space="preserve">FSTS × DAI: hệ số bậc hai dương nhất quán với khuếch đại vì nó ngụ ý đóng góp năng suất của DAI tăng siêu tuyến tính (super-linearly) với quy mô cường độ quốc tế hóa.</w:t>
       </w:r>
       <w:r>
         <w:t xml:space="preserve"> </w:t>
@@ -677,7 +677,7 @@
         <w:t xml:space="preserve">Cơ chế 3 — Lựa chọn</w:t>
       </w:r>
       <w:r>
-        <w:t xml:space="preserve">: các doanh nghiệp vốn có năng suất cao hơn đồng thời chọn vào áp dụng số cao và cường độ xuất khẩu cao, tạo ra số hạng tương tác (interaction term) mặt cắt chéo (cross-section) dương khi không có cơ chế mở rộng quy mô nhân quả nào.</w:t>
+        <w:t xml:space="preserve">: các doanh nghiệp vốn có năng suất cao hơn đồng thời chọn vào áp dụng số cao và cường độ quốc tế hóa cao, tạo ra số hạng tương tác (interaction term) mặt cắt chéo (cross-section) dương khi không có cơ chế mở rộng quy mô nhân quả nào.</w:t>
       </w:r>
     </w:p>
     <w:p>
@@ -714,7 +714,7 @@
         <w:t xml:space="preserve"> </w:t>
       </w:r>
       <w:r>
-        <w:t xml:space="preserve">với cường độ xuất khẩu thông qua số hạng tương tác (interaction term) bậc hai FSTS × DAI, thay vì tạo ra dịch chuyển mức (thay thế) hoặc hiện tượng do lựa chọn.</w:t>
+        <w:t xml:space="preserve">với cường độ quốc tế hóa thông qua số hạng tương tác (interaction term) bậc hai FSTS × DAI, thay vì tạo ra dịch chuyển mức (thay thế) hoặc hiện tượng do lựa chọn.</w:t>
       </w:r>
     </w:p>
     <w:p>
@@ -732,7 +732,7 @@
         <w:t xml:space="preserve"> </w:t>
       </w:r>
       <w:r>
-        <w:t xml:space="preserve">Tại Singapore, khi doanh nghiệp hoạt động ở mức cường độ xuất khẩu cao hơn, mối liên hệ giữa áp dụng số (DAI) và hiệu quả doanh nghiệp trở nên tích cực hơn bởi vì các công cụ số nền tảng giảm chi phí điều phối xuyên biên giới theo cách siêu tuyến tính thay vì theo tỷ lệ tuyến tính (cơ chế nền tảng điều phối — coordination platform mechanism: Stallkamp &amp; Schotter 2021; Barney 1991), với hiệu ứng khuếch đại chỉ trở nên có thể phát hiện ở ngưỡng cường độ xuất khẩu mà tại đó khối lượng giao dịch biện hộ cho việc sử dụng cường độ cao các giao diện số và hệ thống thanh toán điện tử.</w:t>
+        <w:t xml:space="preserve">Tại Singapore, khi doanh nghiệp hoạt động ở mức cường độ quốc tế hóa cao hơn, mối liên hệ giữa áp dụng số (DAI) và hiệu quả doanh nghiệp trở nên tích cực hơn bởi vì các công cụ số nền tảng giảm chi phí điều phối xuyên biên giới theo cách siêu tuyến tính thay vì theo tỷ lệ tuyến tính (cơ chế nền tảng điều phối — coordination platform mechanism: Stallkamp &amp; Schotter 2021; Barney 1991), với hiệu ứng khuếch đại chỉ trở nên có thể phát hiện ở ngưỡng cường độ quốc tế hóa mà tại đó khối lượng giao dịch biện hộ cho việc sử dụng cường độ cao các giao diện số và hệ thống thanh toán điện tử.</w:t>
       </w:r>
     </w:p>
     <w:bookmarkEnd w:id="31"/>
@@ -751,7 +751,7 @@
         <w:pStyle w:val="FirstParagraph"/>
       </w:pPr>
       <w:r>
-        <w:t xml:space="preserve">Hình 1 tóm tắt mô hình khái niệm. Mô hình coi TCI và DAI là các cấu trúc phân biệt ở cấp độ doanh nghiệp liên quan đến hiệu quả doanh nghiệp thông qua các kênh khác nhau. TCI đi vào mô hình chủ yếu như một cấu trúc tác động trực tiếp, phản ánh chiều sâu năng lực nội bộ doanh nghiệp; liệu TCI có điều tiết mối quan hệ FSTS–hiệu quả hay không được kiểm tra trong một bài kiểm tra bổ sung. DAI, ngược lại, là biến điều tiết (moderator) trên đường dẫn I–P: tính liên quan năng suất của nó được lý thuyết hóa sẽ thay đổi theo mức cường độ xuất khẩu thay vì vận hành như một phần thưởng trực tiếp đồng đều.</w:t>
+        <w:t xml:space="preserve">Hình 1 tóm tắt mô hình khái niệm. Mô hình coi TCI và DAI là các cấu trúc phân biệt ở cấp độ doanh nghiệp liên quan đến hiệu quả doanh nghiệp thông qua các kênh khác nhau. TCI đi vào mô hình chủ yếu như một cấu trúc tác động trực tiếp, phản ánh chiều sâu năng lực nội bộ doanh nghiệp; liệu TCI có điều tiết mối quan hệ FSTS–hiệu quả hay không được kiểm tra trong một bài kiểm tra bổ sung. DAI, ngược lại, là biến điều tiết (moderator) trên đường dẫn I–P: tính liên quan năng suất của nó được lý thuyết hóa sẽ thay đổi theo mức cường độ quốc tế hóa thay vì vận hành như một phần thưởng trực tiếp đồng đều.</w:t>
       </w:r>
     </w:p>
     <w:p>
@@ -1001,7 +1001,7 @@
         <w:pStyle w:val="BodyText"/>
       </w:pPr>
       <w:r>
-        <w:t xml:space="preserve">Vì thiết kế WBES Singapore 2023 dạng mặt cắt chéo (cross-section) một sóng không cung cấp biến công cụ thỏa mãn điều kiện loại trừ cho cường độ xuất khẩu hoặc áp dụng số, OLS với sai số chuẩn cụm (clustered standard errors) HC1 được áp dụng làm đặc tả chính. Lựa chọn này theo Wolfolds &amp; Siegel (2019), những người cho thấy rằng hiệu chỉnh Heckman hai bước</w:t>
+        <w:t xml:space="preserve">Vì thiết kế WBES Singapore 2023 dạng mặt cắt chéo (cross-section) một sóng không cung cấp biến công cụ thỏa mãn điều kiện loại trừ cho cường độ quốc tế hóa hoặc áp dụng số, OLS với sai số chuẩn cụm (clustered standard errors) HC1 được áp dụng làm đặc tả chính. Lựa chọn này theo Wolfolds &amp; Siegel (2019), những người cho thấy rằng hiệu chỉnh Heckman hai bước</w:t>
       </w:r>
       <w:r>
         <w:t xml:space="preserve"> </w:t>
@@ -1077,7 +1077,7 @@
         <w:t xml:space="preserve"> </w:t>
       </w:r>
       <w:r>
-        <w:t xml:space="preserve">Mẫu phân tích (N = 623 đầy đủ, 617 với tất cả biến kiểm soát) đại diện cho lĩnh vực doanh nghiệp nhỏ và vừa Singapore theo khung WBES. Trong khung này, 82% doanh nghiệp báo cáo xuất khẩu bằng 0, chỉ 18% báo cáo cường độ xuất khẩu dương, và chỉ 3% vượt 50% FSTS. Điểm ngoặt ước tính gần FSTS ≈ 82% nằm trong vùng thưa dữ liệu, và khoảng tin cậy bootstrap 95% rộng ([53%, 253%]) mặc dù hình dạng chữ U ngược được phục hồi trong 96,3% lần tái lấy mẫu. Cách diễn giải chữ U ngược thông thường do đó không được xác định chính thức trong phạm vi dữ liệu hỗ trợ.</w:t>
+        <w:t xml:space="preserve">Mẫu phân tích (N = 623 đầy đủ, 617 với tất cả biến kiểm soát) đại diện cho lĩnh vực doanh nghiệp nhỏ và vừa Singapore theo khung WBES. Trong khung này, 82% doanh nghiệp báo cáo xuất khẩu bằng 0, chỉ 18% báo cáo cường độ quốc tế hóa dương, và chỉ 3% vượt 50% FSTS. Điểm ngoặt ước tính gần FSTS ≈ 82% nằm trong vùng thưa dữ liệu, và khoảng tin cậy bootstrap 95% rộng ([53%, 253%]) mặc dù hình dạng chữ U ngược được phục hồi trong 96,3% lần tái lấy mẫu. Cách diễn giải chữ U ngược thông thường do đó không được xác định chính thức trong phạm vi dữ liệu hỗ trợ.</w:t>
       </w:r>
     </w:p>
     <w:p>
@@ -1113,7 +1113,7 @@
         <w:t xml:space="preserve"> </w:t>
       </w:r>
       <w:r>
-        <w:t xml:space="preserve">Kiểm định Lind–Mehlum (2010) không từ chối tính đơn điệu ở ngưỡng thông thường (p = ,303 trong đặc tả gộp cơ sở) — nhưng cách đọc phù hợp của null này không phải là "đường cong chữ U ngược thất bại", vì kiểm định được điều kiện hóa trên hỗ trợ dày đặc xung quanh điểm ngoặt, mà điều kiện biên §3.4(i) xác lập là vắng mặt ở đây. Được đọc dựa trên giả thuyết bão hòa được phát triển trong §1.1, null Lind–Mehlum là một</w:t>
+        <w:t xml:space="preserve">Kiểm định Lind–Mehlum (2010) không từ chối tính đơn điệu ở ngưỡng thông thường (p = ,303 trong đặc tả gộp cơ sở) — nhưng cách đọc phù hợp của null này không phải là "đường cong chữ U ngược thất bại", vì kiểm định được điều kiện hóa trên hỗ trợ dày đặc xung quanh điểm ngưỡng, mà điều kiện biên §3.4(i) xác lập là vắng mặt ở đây. Được đọc dựa trên giả thuyết bão hòa được phát triển trong §1.1, null Lind–Mehlum là một</w:t>
       </w:r>
       <w:r>
         <w:t xml:space="preserve"> </w:t>
@@ -1182,7 +1182,7 @@
         <w:pStyle w:val="FirstParagraph"/>
       </w:pPr>
       <w:r>
-        <w:t xml:space="preserve">Bảng 1 báo cáo thống kê mô tả và tương quan cặp đôi cho mẫu phân tích. Giá trị trung bình ln năng suất lao động là 11,42 với độ lệch chuẩn 1,18, trong khi giá trị trung bình FSTS là 0,045 với độ lệch chuẩn 0,144, xác nhận rằng hầu hết doanh nghiệp trong mẫu có định hướng nội địa. TCI và DAI có tương quan dương ở r = 0,31, nhất quán với ý tưởng rằng các doanh nghiệp mạnh về công nghệ hơn phần nào tích cực hơn về số hóa, nhưng tương quan không đủ cao để gộp hai cấu trúc thành một thước đo duy nhất. Cả TCI và DAI đều có tương quan dương với năng suất lao động, và DAI cũng thể hiện tương quan dương khiêm tốn với cường độ xuất khẩu.</w:t>
+        <w:t xml:space="preserve">Bảng 1 báo cáo thống kê mô tả và tương quan cặp đôi cho mẫu phân tích. Giá trị trung bình ln năng suất lao động là 11,42 với độ lệch chuẩn 1,18, trong khi giá trị trung bình FSTS là 0,045 với độ lệch chuẩn 0,144, xác nhận rằng hầu hết doanh nghiệp trong mẫu có định hướng nội địa. TCI và DAI có tương quan dương ở r = 0,31, nhất quán với ý tưởng rằng các doanh nghiệp mạnh về công nghệ hơn phần nào tích cực hơn về số hóa, nhưng tương quan không đủ cao để gộp hai cấu trúc thành một thước đo duy nhất. Cả TCI và DAI đều có tương quan dương với năng suất lao động, và DAI cũng thể hiện tương quan dương khiêm tốn với cường độ quốc tế hóa.</w:t>
       </w:r>
     </w:p>
     <w:p>
@@ -1519,7 +1519,7 @@
         <w:pStyle w:val="FirstParagraph"/>
       </w:pPr>
       <w:r>
-        <w:t xml:space="preserve">Trong đặc tả bậc hai cơ sở (Mô hình M2), số hạng FSTS tuyến tính dương và có ý nghĩa thống kê (β = +2,652, SE = 0,691, p &lt; ,001), trong khi số hạng bình phương âm (β = −1,705, SE = 0,931, p = ,068). Đường cong phù hợp do đó ngụ ý một điểm ngoặt trong đuôi trên của phân phối cường độ xuất khẩu, gần FSTS = 82% theo thang gốc, nhưng điểm đó được xác định không chính xác và nằm trong vùng thưa dữ liệu. Bootstrap 5.000 lần tái lấy mẫu phục hồi hình dạng chữ U ngược thường xuyên (96,3% lần tái lấy mẫu), nhưng khoảng tin cậy phân vị 95% cho điểm ngoặt rộng ([53%, 253%]), và kiểm định Lind–Mehlum không xác nhận chính thức đường cong chữ U ngược thông thường ở mức ý nghĩa thông thường (p = ,303).</w:t>
+        <w:t xml:space="preserve">Trong đặc tả bậc hai cơ sở (Mô hình M2), số hạng FSTS tuyến tính dương và có ý nghĩa thống kê (β = +2,652, SE = 0,691, p &lt; ,001), trong khi số hạng bình phương âm (β = −1,705, SE = 0,931, p = ,068). Đường cong phù hợp do đó ngụ ý một điểm ngưỡng trong đuôi trên của phân phối cường độ quốc tế hóa, gần FSTS = 82% theo thang gốc, nhưng điểm đó được xác định không chính xác và nằm trong vùng thưa dữ liệu. Bootstrap 5.000 lần tái lấy mẫu phục hồi hình dạng chữ U ngược thường xuyên (96,3% lần tái lấy mẫu), nhưng khoảng tin cậy phân vị 95% cho điểm ngưỡng rộng ([53%, 253%]), và kiểm định Lind–Mehlum không xác nhận chính thức đường cong chữ U ngược thông thường ở mức ý nghĩa thông thường (p = ,303).</w:t>
       </w:r>
     </w:p>
     <w:p>
@@ -1548,7 +1548,7 @@
         <w:pStyle w:val="BodyText"/>
       </w:pPr>
       <w:r>
-        <w:t xml:space="preserve">Cách diễn giải phù hợp nhất do đó không phải là đường cong chữ U ngược được xác lập chắc chắn, mà là mối quan hệ toàn mẫu chủ yếu tăng đơn điệu với độ cong bậc hai nhẹ trong phạm vi cường độ xuất khẩu quan sát được. Theo nghĩa này, phù hợp bậc hai có tính thông tin về mặt mô tả, trong khi các yêu cầu mạnh hơn về sự suy giảm phía phải được xác định cấu trúc vẫn nằm ngoài khả năng của dữ liệu Singapore hiện tại hỗ trợ. Được đọc theo cách này, bằng chứng làm rõ thêm thay vì bác bỏ văn liệu phi tuyến thông thường, đồng thời giữ cách diễn giải trong phạm vi hỗ trợ thực nghiệm thực sự có sẵn trong mẫu Singapore.</w:t>
+        <w:t xml:space="preserve">Cách diễn giải phù hợp nhất do đó không phải là đường cong chữ U ngược được xác lập chắc chắn, mà là mối quan hệ toàn mẫu chủ yếu tăng đơn điệu với độ cong bậc hai nhẹ trong phạm vi cường độ quốc tế hóa quan sát được. Theo nghĩa này, phù hợp bậc hai có tính thông tin về mặt mô tả, trong khi các yêu cầu mạnh hơn về sự suy giảm phía phải được xác định cấu trúc vẫn nằm ngoài khả năng của dữ liệu Singapore hiện tại hỗ trợ. Được đọc theo cách này, bằng chứng làm rõ thêm thay vì bác bỏ văn liệu phi tuyến thông thường, đồng thời giữ cách diễn giải trong phạm vi hỗ trợ thực nghiệm thực sự có sẵn trong mẫu Singapore.</w:t>
       </w:r>
     </w:p>
     <w:bookmarkEnd w:id="48"/>
@@ -1566,7 +1566,7 @@
         <w:pStyle w:val="FirstParagraph"/>
       </w:pPr>
       <w:r>
-        <w:t xml:space="preserve">Mô hình tác động trực tiếp cho năng lực công nghệ (Mô hình M5) cho thấy TCI có mối liên hệ dương với năng suất lao động (β = 0,168, SE = 0,040, p &lt; ,001). Độ phù hợp mô hình cũng cải thiện so với đường cơ sở bậc hai, với R² tăng từ 0,178 trong Mô hình M2 lên 0,199 trong Mô hình M5. Pattern này hỗ trợ quan điểm rằng năng lực công nghệ nâng cao mức sàn năng suất của doanh nghiệp thay vì chỉ đơn giản là biến đại diện (proxy) cho cường độ xuất khẩu.</w:t>
+        <w:t xml:space="preserve">Mô hình tác động trực tiếp cho năng lực công nghệ (Mô hình M5) cho thấy TCI có mối liên hệ dương với năng suất lao động (β = 0,168, SE = 0,040, p &lt; ,001). Độ phù hợp mô hình cũng cải thiện so với đường cơ sở bậc hai, với R² tăng từ 0,178 trong Mô hình M2 lên 0,199 trong Mô hình M5. Pattern này hỗ trợ quan điểm rằng năng lực công nghệ nâng cao mức sàn năng suất của doanh nghiệp thay vì chỉ đơn giản là biến đại diện (proxy) cho cường độ quốc tế hóa.</w:t>
       </w:r>
     </w:p>
     <w:p>
@@ -3547,7 +3547,7 @@
         <w:pStyle w:val="BodyText"/>
       </w:pPr>
       <w:r>
-        <w:t xml:space="preserve">Kết quả quan trọng nhất của DAI xuất hiện trong các đặc tả điều tiết. Trong mô hình đầy đủ (Mô hình M8), số hạng DAI trực tiếp nhỏ và không có ý nghĩa thống kê (β = 0,019, p = ,705), số hạng tương tác (interaction term) tuyến tính với FSTS âm và biên (β = −1,177, p = ,083), và số hạng tương tác (interaction term) bậc hai dương và có ý nghĩa thống kê (β = 3,119, SE = 1,124, p = ,005). Mô hình M8 cũng tạo ra sức giải thích cao nhất trong số các đặc tả chính, với R² = 0,211 và R² hiệu chỉnh = 0,196. Được đọc về mặt nội dung, các ước lượng này chỉ ra rằng tính liên quan đến năng suất của áp dụng số trở nên tích cực hơn ở mức cường độ xuất khẩu cao hơn, với tín hiệu rõ nhất tập trung ở vùng đuôi xuất khẩu cao thay vì phân phối đồng đều trên toàn mẫu.</w:t>
+        <w:t xml:space="preserve">Kết quả quan trọng nhất của DAI xuất hiện trong các đặc tả điều tiết. Trong mô hình đầy đủ (Mô hình M8), số hạng DAI trực tiếp nhỏ và không có ý nghĩa thống kê (β = 0,019, p = ,705), số hạng tương tác (interaction term) tuyến tính với FSTS âm và biên (β = −1,177, p = ,083), và số hạng tương tác (interaction term) bậc hai dương và có ý nghĩa thống kê (β = 3,119, SE = 1,124, p = ,005). Mô hình M8 cũng tạo ra sức giải thích cao nhất trong số các đặc tả chính, với R² = 0,211 và R² hiệu chỉnh = 0,196. Được đọc về mặt nội dung, các ước lượng này chỉ ra rằng tính liên quan đến năng suất của áp dụng số trở nên tích cực hơn ở mức cường độ quốc tế hóa cao hơn, với tín hiệu rõ nhất tập trung ở vùng đuôi xuất khẩu cao thay vì phân phối đồng đều trên toàn mẫu.</w:t>
       </w:r>
     </w:p>
     <w:p>
@@ -4282,7 +4282,7 @@
         <w:t xml:space="preserve"> </w:t>
       </w:r>
       <w:r>
-        <w:t xml:space="preserve">Tác động biên của DAI theo cường độ xuất khẩu, mô hình chuẩn M8 (N = 617). Đường đặc = tác động biên của mức tăng một độ lệch chuẩn trong DAI lên ln(năng suất lao động); dải bóng = KTC 95% tính bằng phương pháp delta. Các ô dưới cho thấy mỗi quan sát dưới dạng dải rug và số lượng doanh nghiệp trong mỗi bin FSTS 10 điểm phần trăm. Vùng xám đánh dấu khu vực hỗ trợ mỏng (FSTS &gt; 70%, ~3,2% doanh nghiệp).</w:t>
+        <w:t xml:space="preserve">Tác động biên của DAI theo cường độ quốc tế hóa, mô hình chuẩn M8 (N = 617). Đường đặc = tác động biên của mức tăng một độ lệch chuẩn trong DAI lên ln(năng suất lao động); dải bóng = KTC 95% tính bằng phương pháp delta. Các ô dưới cho thấy mỗi quan sát dưới dạng dải rug và số lượng doanh nghiệp trong mỗi bin FSTS 10 điểm phần trăm. Vùng xám đánh dấu khu vực hỗ trợ mỏng (FSTS &gt; 70%, ~3,2% doanh nghiệp).</w:t>
       </w:r>
     </w:p>
     <w:p>
@@ -4347,7 +4347,7 @@
         <w:t xml:space="preserve"> </w:t>
       </w:r>
       <w:r>
-        <w:t xml:space="preserve">Đường cong quốc tế hóa–hiệu quả dự đoán. Mối quan hệ dự đoán giữa cường độ xuất khẩu và năng suất lao động với các dải tin cậy 95% từ đặc tả bậc hai chuẩn (M2). Điểm ngoặt ước tính xảy ra gần FSTS = 82% theo thang gốc, nhưng khoảng tin cậy bootstrap phân vị 95% của nó (5.000 lần tái lấy mẫu) trải dài [53%, 253%]; hình dạng chữ U ngược được phục hồi trong 96,3% lần tái lấy mẫu bootstrap, nhưng vị trí chính xác của nó chỉ được xác định lỏng lẻo. Ước lượng do đó nên được diễn giải là mô tả dữ liệu thay vì là bằng chứng được xác định cấu trúc của đường cong chữ U ngược.</w:t>
+        <w:t xml:space="preserve">Đường cong quốc tế hóa–hiệu quả dự đoán. Mối quan hệ dự đoán giữa cường độ quốc tế hóa và năng suất lao động với các dải tin cậy 95% từ đặc tả bậc hai chuẩn (M2). Điểm ngoặt ước tính xảy ra gần FSTS = 82% theo thang gốc, nhưng khoảng tin cậy bootstrap phân vị 95% của nó (5.000 lần tái lấy mẫu) trải dài [53%, 253%]; hình dạng chữ U ngược được phục hồi trong 96,3% lần tái lấy mẫu bootstrap, nhưng vị trí chính xác của nó chỉ được xác định lỏng lẻo. Ước lượng do đó nên được diễn giải là mô tả dữ liệu thay vì là bằng chứng được xác định cấu trúc của đường cong chữ U ngược.</w:t>
       </w:r>
     </w:p>
     <w:bookmarkEnd w:id="56"/>
@@ -5005,15 +5005,15 @@
         <w:pStyle w:val="BodyText"/>
       </w:pPr>
       <w:r>
-        <w:t xml:space="preserve">Thứ hai, bằng chứng làm rõ thêm thay vì bác bỏ văn liệu I–P phi tuyến thông thường. Trong mẫu Singapore, hàm bậc hai phù hợp hiển thị độ cong nhẹ, nhưng sự suy giảm phía phải không được xác định chính thức trong phạm vi cường độ xuất khẩu mà hầu hết doanh nghiệp chiếm giữ, và điểm ngoặt ước tính nằm trong vùng đuôi trên thưa dữ liệu. Cách đọc lý thuyết phù hợp do đó không phải là nghiên cứu này thiết lập điều kiện biên tổng quát cho các nền kinh tế số trưởng thành, mà là nó cung cấp bằng chứng nội-bối-cảnh từ Singapore về cách logic I–P thông thường xuất hiện khi hầu hết doanh nghiệp vẫn tập trung ở cường độ xuất khẩu rất thấp và đuôi trên mỏng.</w:t>
-      </w:r>
-    </w:p>
-    <w:p>
-      <w:pPr>
-        <w:pStyle w:val="BodyText"/>
-      </w:pPr>
-      <w:r>
-        <w:t xml:space="preserve">Thứ ba, kết quả DAI gợi ý rằng áp dụng số nền tảng được hiểu tốt hơn như nguồn lực mở rộng quy mô có điều kiện hơn là phần thưởng năng suất đồng đều ở cấp doanh nghiệp. Trên phần lớn phân phối cường độ xuất khẩu quan sát được, mối liên hệ DAI yếu hoặc không phân biệt được về mặt thống kê, nhưng nó trở nên tích cực hơn trong đuôi xuất khẩu cao, nơi doanh nghiệp đối mặt với điều phối xuyên biên giới và nhu cầu giao dịch dày đặc hơn. Pattern này nhất quán với ý tưởng rằng áp dụng số Tầng 1–2 quan trọng nhất khi doanh nghiệp có đủ thông lượng quốc tế để sử dụng giao diện số và hệ thống giao dịch một cách chuyên sâu. Từ góc độ chi phí giao dịch (Coase 1937; Williamson 1985), pattern có điều kiện nhất quán với các giao diện số nền tảng hấp thụ chi phí điều phối và xử lý thông tin tăng siêu tuyến tính với khối lượng giao dịch xuyên biên giới.</w:t>
+        <w:t xml:space="preserve">Thứ hai, bằng chứng làm rõ thêm thay vì bác bỏ văn liệu I–P phi tuyến thông thường. Trong mẫu Singapore, hàm bậc hai phù hợp hiển thị độ cong nhẹ, nhưng sự suy giảm phía phải không được xác định chính thức trong phạm vi cường độ quốc tế hóa mà hầu hết doanh nghiệp chiếm giữ, và điểm ngưỡng ước tính nằm trong vùng đuôi trên thưa dữ liệu. Cách đọc lý thuyết phù hợp do đó không phải là nghiên cứu này thiết lập điều kiện biên tổng quát cho các nền kinh tế số trưởng thành, mà là nó cung cấp bằng chứng nội-bối-cảnh từ Singapore về cách logic I–P thông thường xuất hiện khi hầu hết doanh nghiệp vẫn tập trung ở cường độ quốc tế hóa rất thấp và đuôi trên mỏng.</w:t>
+      </w:r>
+    </w:p>
+    <w:p>
+      <w:pPr>
+        <w:pStyle w:val="BodyText"/>
+      </w:pPr>
+      <w:r>
+        <w:t xml:space="preserve">Thứ ba, kết quả DAI gợi ý rằng áp dụng số nền tảng được hiểu tốt hơn như nguồn lực mở rộng quy mô có điều kiện hơn là phần thưởng năng suất đồng đều ở cấp doanh nghiệp. Trên phần lớn phân phối cường độ quốc tế hóa quan sát được, mối liên hệ DAI yếu hoặc không phân biệt được về mặt thống kê, nhưng nó trở nên tích cực hơn trong đuôi xuất khẩu cao, nơi doanh nghiệp đối mặt với điều phối xuyên biên giới và nhu cầu giao dịch dày đặc hơn. Pattern này nhất quán với ý tưởng rằng áp dụng số Tầng 1–2 quan trọng nhất khi doanh nghiệp có đủ thông lượng quốc tế để sử dụng giao diện số và hệ thống giao dịch một cách chuyên sâu. Từ góc độ chi phí giao dịch (Coase 1937; Williamson 1985), pattern có điều kiện nhất quán với các giao diện số nền tảng hấp thụ chi phí điều phối và xử lý thông tin tăng siêu tuyến tính với khối lượng giao dịch xuyên biên giới.</w:t>
       </w:r>
     </w:p>
     <w:p>
@@ -5057,7 +5057,7 @@
         <w:t xml:space="preserve">bậc hai</w:t>
       </w:r>
       <w:r>
-        <w:t xml:space="preserve">: hệ số dương trên FSTS² × DAI (β = +3,119, p = ,005) ngụ ý đóng góp năng suất của DAI tăng siêu tuyến tính với quy mô cường độ xuất khẩu, điều mà cơ chế thay thế dịch chuyển mức (chỉ dự đoán dịch chuyển FSTS × DAI tuyến tính) sẽ không tạo ra. Sự ổn định của số hạng tương tác (interaction term) bậc hai dương này qua các hạn chế mẫu không nhất quán với câu chuyện lựa chọn thuần túy. Nhiễu lựa chọn không thể bị loại bỏ hoàn toàn mà không có nhận dạng nhân quả mạnh hơn, và chẩn đoán độ nhạy Heckman §4.5 (ii) chỉ ra lựa chọn biên độ mở rộng nhẹ nhưng không loại bỏ. Đọc cùng nhau, bằng chứng hỗ trợ khuếch đại là cơ chế trọng tâm trong khi giữ lựa chọn là mối lo ngại dư còn bị ràng buộc.</w:t>
+        <w:t xml:space="preserve">: hệ số dương trên FSTS² × DAI (β = +3,119, p = ,005) ngụ ý đóng góp năng suất của DAI tăng siêu tuyến tính với quy mô cường độ quốc tế hóa, điều mà cơ chế thay thế dịch chuyển mức (chỉ dự đoán dịch chuyển FSTS × DAI tuyến tính) sẽ không tạo ra. Sự ổn định của số hạng tương tác (interaction term) bậc hai dương này qua các hạn chế mẫu không nhất quán với câu chuyện lựa chọn thuần túy. Nhiễu lựa chọn không thể bị loại bỏ hoàn toàn mà không có nhận dạng nhân quả mạnh hơn, và chẩn đoán độ nhạy Heckman §4.5 (ii) chỉ ra lựa chọn biên độ mở rộng nhẹ nhưng không loại bỏ. Đọc cùng nhau, bằng chứng hỗ trợ khuếch đại là cơ chế trọng tâm trong khi giữ lựa chọn là mối lo ngại dư còn bị ràng buộc.</w:t>
       </w:r>
     </w:p>
     <w:p>
@@ -5117,15 +5117,15 @@
         <w:pStyle w:val="FirstParagraph"/>
       </w:pPr>
       <w:r>
-        <w:t xml:space="preserve">Đối với doanh nghiệp ở Singapore và các bối cảnh hạ tầng số cao tương tự, các phát hiện gợi ý rằng đầu tư vào áp dụng số nền tảng liên quan mạnh nhất đến lợi thế năng suất khi doanh nghiệp đã hoạt động ở mức cường độ xuất khẩu tương đối cao. Trong những trường hợp như vậy, giao diện số, hệ thống thanh toán và các công cụ hỗ trợ giao dịch liên quan có vẻ vận hành như các cơ chế mở rộng quy mô giúp doanh nghiệp điều phối khối lượng hoạt động xuyên biên giới lớn hơn một cách hiệu quả hơn.</w:t>
-      </w:r>
-    </w:p>
-    <w:p>
-      <w:pPr>
-        <w:pStyle w:val="BodyText"/>
-      </w:pPr>
-      <w:r>
-        <w:t xml:space="preserve">Đối với các doanh nghiệp tập trung ở thị trường nội địa hoặc ở mức cường độ xuất khẩu thấp, áp dụng số vẫn có thể có giá trị, nhưng sự khác biệt về năng suất có vẻ nhỏ hơn và ít đặc trưng hơn trong dữ liệu hiện tại. Trong bối cảnh này, chức năng số cơ bản đã tương đối phổ biến, nên việc áp dụng các công cụ đó có thể không tạo ra phần thưởng năng suất lao động độc lập lớn cho tất cả doanh nghiệp như nhau.</w:t>
+        <w:t xml:space="preserve">Đối với doanh nghiệp ở Singapore và các bối cảnh hạ tầng số cao tương tự, các phát hiện gợi ý rằng đầu tư vào áp dụng số nền tảng liên quan mạnh nhất đến lợi thế năng suất khi doanh nghiệp đã hoạt động ở mức cường độ quốc tế hóa tương đối cao. Trong những trường hợp như vậy, giao diện số, hệ thống thanh toán và các công cụ hỗ trợ giao dịch liên quan có vẻ vận hành như các cơ chế mở rộng quy mô giúp doanh nghiệp điều phối khối lượng hoạt động xuyên biên giới lớn hơn một cách hiệu quả hơn.</w:t>
+      </w:r>
+    </w:p>
+    <w:p>
+      <w:pPr>
+        <w:pStyle w:val="BodyText"/>
+      </w:pPr>
+      <w:r>
+        <w:t xml:space="preserve">Đối với các doanh nghiệp tập trung ở thị trường nội địa hoặc ở mức cường độ quốc tế hóa thấp, áp dụng số vẫn có thể có giá trị, nhưng sự khác biệt về năng suất có vẻ nhỏ hơn và ít đặc trưng hơn trong dữ liệu hiện tại. Trong bối cảnh này, chức năng số cơ bản đã tương đối phổ biến, nên việc áp dụng các công cụ đó có thể không tạo ra phần thưởng năng suất lao động độc lập lớn cho tất cả doanh nghiệp như nhau.</w:t>
       </w:r>
     </w:p>
     <w:p>
@@ -5159,15 +5159,15 @@
         <w:pStyle w:val="FirstParagraph"/>
       </w:pPr>
       <w:r>
-        <w:t xml:space="preserve">Nghiên cứu này xem xét lại mối quan hệ quốc tế hóa–hiệu quả doanh nghiệp bằng cách phân biệt năng lực công nghệ với áp dụng số nền tảng và kiểm tra cách mỗi yếu tố liên quan đến năng suất lao động trong số các doanh nghiệp tại Singapore. Sử dụng dữ liệu vi mô WBES Singapore 2023, phân tích cho thấy TCI có mối liên hệ dương với năng suất, trong khi DAI thể hiện mối liên hệ có điều kiện hơn, chỉ trở nên tích cực hơn ở mức cường độ xuất khẩu cao hơn. Các phát hiện do đó hỗ trợ sự phân biệt giữa chiều sâu năng lực nội bộ doanh nghiệp và năng lực giao dịch được số hóa nền tảng thay vì coi cả hai lĩnh vực là các khía cạnh có thể hoán đổi của một cấu trúc năng lực số duy nhất.</w:t>
-      </w:r>
-    </w:p>
-    <w:p>
-      <w:pPr>
-        <w:pStyle w:val="BodyText"/>
-      </w:pPr>
-      <w:r>
-        <w:t xml:space="preserve">Nghiên cứu này cũng làm rõ cách diễn giải văn liệu I–P phi tuyến trong bối cảnh này. Trong phạm vi cường độ xuất khẩu quan sát được, pattern cơ sở phù hợp hơn với mô tả "chủ yếu tăng đơn điệu với độ cong bậc hai nhẹ" hơn là đường cong chữ U ngược được xác định chính thức, vì điểm ngoặt ước tính nằm trong vùng đuôi trên thưa dữ liệu và được xác định không chính xác. Được đọc theo cách này, bằng chứng không bác bỏ văn liệu I–P được thiết lập, cũng không thiết lập điều kiện biên tổng quát cho các nền kinh tế số trưởng thành; thay vào đó, nó cung cấp bằng chứng nội-bối-cảnh từ Singapore về cách logic phi tuyến thông thường xuất hiện trong môi trường thể chế được số hóa cao nơi hầu hết doanh nghiệp vẫn tập trung ở cường độ xuất khẩu thấp.</w:t>
+        <w:t xml:space="preserve">Nghiên cứu này xem xét lại mối quan hệ quốc tế hóa–hiệu quả doanh nghiệp bằng cách phân biệt năng lực công nghệ với áp dụng số nền tảng và kiểm tra cách mỗi yếu tố liên quan đến năng suất lao động trong số các doanh nghiệp tại Singapore. Sử dụng dữ liệu vi mô WBES Singapore 2023, phân tích cho thấy TCI có mối liên hệ dương với năng suất, trong khi DAI thể hiện mối liên hệ có điều kiện hơn, chỉ trở nên tích cực hơn ở mức cường độ quốc tế hóa cao hơn. Các phát hiện do đó hỗ trợ sự phân biệt giữa chiều sâu năng lực nội bộ doanh nghiệp và năng lực giao dịch được số hóa nền tảng thay vì coi cả hai lĩnh vực là các khía cạnh có thể hoán đổi của một cấu trúc năng lực số duy nhất.</w:t>
+      </w:r>
+    </w:p>
+    <w:p>
+      <w:pPr>
+        <w:pStyle w:val="BodyText"/>
+      </w:pPr>
+      <w:r>
+        <w:t xml:space="preserve">Nghiên cứu này cũng làm rõ cách diễn giải văn liệu I–P phi tuyến trong bối cảnh này. Trong phạm vi cường độ quốc tế hóa quan sát được, pattern cơ sở phù hợp hơn với mô tả "chủ yếu tăng đơn điệu với độ cong bậc hai nhẹ" hơn là đường cong chữ U ngược được xác định chính thức, vì điểm ngưỡng ước tính nằm trong vùng đuôi trên thưa dữ liệu và được xác định không chính xác. Được đọc theo cách này, bằng chứng không bác bỏ văn liệu I–P được thiết lập, cũng không thiết lập điều kiện biên tổng quát cho các nền kinh tế số trưởng thành; thay vào đó, nó cung cấp bằng chứng nội-bối-cảnh từ Singapore về cách logic phi tuyến thông thường xuất hiện trong môi trường thể chế được số hóa cao nơi hầu hết doanh nghiệp vẫn tập trung ở cường độ quốc tế hóa thấp.</w:t>
       </w:r>
     </w:p>
     <w:p>
@@ -5200,15 +5200,15 @@
         <w:pStyle w:val="FirstParagraph"/>
       </w:pPr>
       <w:r>
-        <w:t xml:space="preserve">Ba hạn chế cần thận trọng khi diễn giải các phát hiện. Thứ nhất, phân tích dựa trên mặt cắt chéo (cross-section) một quốc gia, nên phạm vi nhận dạng mang tính liên hệ thay vì nhân quả. Các mối quan hệ quan sát được giữa năng lực công nghệ, áp dụng số, cường độ xuất khẩu và năng suất lao động có thể phản ánh quan hệ nhân quả ngược, các biến bỏ sót, hoặc lựa chọn do năng suất thúc đẩy vào xuất khẩu và áp dụng số. Cách diễn giải phù hợp do đó là nghiên cứu này ghi lại cách các biến này đồng biến trong Singapore thay vì thiết lập cơ chế nhân quả.</w:t>
-      </w:r>
-    </w:p>
-    <w:p>
-      <w:pPr>
-        <w:pStyle w:val="BodyText"/>
-      </w:pPr>
-      <w:r>
-        <w:t xml:space="preserve">Thứ hai, mẫu chứa đuôi phải mỏng của các nhà xuất khẩu cường độ cao. Hầu hết doanh nghiệp báo cáo xuất khẩu bằng 0, phân vị 75% của FSTS vẫn bằng 0, và chỉ một phần nhỏ doanh nghiệp chiếm đuôi xuất khẩu cao nơi điểm ngoặt phù hợp và tín hiệu điều tiết DAI mạnh nhất xuất hiện. Điểm ngoặt ước tính trong đặc tả bậc hai do đó nên được diễn giải là đặc trưng mô tả thay vì là điểm uốn được xác định cấu trúc.</w:t>
+        <w:t xml:space="preserve">Ba hạn chế cần thận trọng khi diễn giải các phát hiện. Thứ nhất, phân tích dựa trên mặt cắt chéo (cross-section) một quốc gia, nên phạm vi nhận dạng mang tính liên hệ thay vì nhân quả. Các mối quan hệ quan sát được giữa năng lực công nghệ, áp dụng số, cường độ quốc tế hóa và năng suất lao động có thể phản ánh quan hệ nhân quả ngược, các biến bỏ sót, hoặc lựa chọn do năng suất thúc đẩy vào xuất khẩu và áp dụng số. Cách diễn giải phù hợp do đó là nghiên cứu này ghi lại cách các biến này đồng biến trong Singapore thay vì thiết lập cơ chế nhân quả.</w:t>
+      </w:r>
+    </w:p>
+    <w:p>
+      <w:pPr>
+        <w:pStyle w:val="BodyText"/>
+      </w:pPr>
+      <w:r>
+        <w:t xml:space="preserve">Thứ hai, mẫu chứa đuôi phải mỏng của các nhà xuất khẩu cường độ cao. Hầu hết doanh nghiệp báo cáo xuất khẩu bằng 0, phân vị 75% của FSTS vẫn bằng 0, và chỉ một phần nhỏ doanh nghiệp chiếm đuôi xuất khẩu cao nơi điểm ngưỡng phù hợp và tín hiệu điều tiết DAI mạnh nhất xuất hiện. Điểm ngoặt ước tính trong đặc tả bậc hai do đó nên được diễn giải là đặc trưng mô tả thay vì là điểm ngưỡng được xác định cấu trúc.</w:t>
       </w:r>
     </w:p>
     <w:p>

--- a/dist/manuscripts/vi/p4_singapore_vi.docx
+++ b/dist/manuscripts/vi/p4_singapore_vi.docx
@@ -2,13 +2,13 @@
 <file path=word/document.xml><?xml version="1.0" encoding="utf-8"?>
 <w:document xmlns:w="http://schemas.openxmlformats.org/wordprocessingml/2006/main" xmlns:m="http://schemas.openxmlformats.org/officeDocument/2006/math" xmlns:r="http://schemas.openxmlformats.org/officeDocument/2006/relationships" xmlns:o="urn:schemas-microsoft-com:office:office" xmlns:v="urn:schemas-microsoft-com:vml" xmlns:w10="urn:schemas-microsoft-com:office:word" xmlns:a="http://schemas.openxmlformats.org/drawingml/2006/main" xmlns:pic="http://schemas.openxmlformats.org/drawingml/2006/picture" xmlns:wp="http://schemas.openxmlformats.org/drawingml/2006/wordprocessingDrawing">
   <w:body>
-    <w:bookmarkStart w:id="104" w:name="Xd82950b9c418f83cee444f6840dff3a67052410"/>
+    <w:bookmarkStart w:id="104" w:name="Xb663fd811f9ccaeb2ae3153759a1dbf14007b75"/>
     <w:p>
       <w:pPr>
         <w:pStyle w:val="Heading1"/>
       </w:pPr>
       <w:r>
-        <w:t xml:space="preserve">Năng lực công nghệ, Áp dụng số và Mối quan hệ Quốc tế hóa–Hiệu quả doanh nghiệp: Bằng chứng cấp độ doanh nghiệp từ Singapore</w:t>
+        <w:t xml:space="preserve">Năng lực công nghệ, Áp dụng số và Mối quan hệ Quốc tế hóa–Hiệu quả hoạt động kinh doanh: Bằng chứng cấp độ doanh nghiệp từ Singapore</w:t>
       </w:r>
     </w:p>
     <w:p>
@@ -344,7 +344,7 @@
         <w:pStyle w:val="BodyText"/>
       </w:pPr>
       <w:r>
-        <w:t xml:space="preserve">Đóng góp bổ trợ thứ hai là làm rõ cấu trúc. Phân tích phân biệt TCI với DAI, tách biệt chiều sâu năng lực nội bộ doanh nghiệp khỏi giao diện được số hóa và cơ chế giao dịch. Sự phân biệt này có ý nghĩa vì hai cấu trúc liên quan đến hiệu quả doanh nghiệp thông qua các pattern thực nghiệm khác nhau: TCI thể hiện mối liên hệ năng suất trực tiếp ổn định hơn, trong khi DAI thể hiện pattern phụ thuộc vào cường độ quốc tế hóa.</w:t>
+        <w:t xml:space="preserve">Đóng góp bổ trợ thứ hai là làm rõ cấu trúc. Phân tích phân biệt TCI với DAI, tách biệt chiều sâu năng lực nội bộ doanh nghiệp khỏi giao diện được số hóa và cơ chế giao dịch. Sự phân biệt này có ý nghĩa vì hai cấu trúc liên quan đến hiệu quả hoạt động kinh doanh thông qua các pattern thực nghiệm khác nhau: TCI thể hiện mối liên hệ năng suất trực tiếp ổn định hơn, trong khi DAI thể hiện pattern phụ thuộc vào cường độ quốc tế hóa.</w:t>
       </w:r>
     </w:p>
     <w:bookmarkEnd w:id="23"/>
@@ -397,7 +397,7 @@
         <w:pStyle w:val="FirstParagraph"/>
       </w:pPr>
       <w:r>
-        <w:t xml:space="preserve">Văn liệu I–P đã cung cấp bằng chứng phong phú về các mối quan hệ phi tuyến giữa mức độ quốc tế hóa (Degree of Internationalization — DOI) và hiệu quả doanh nghiệp. Hitt et al. (1997) giới thiệu logic đường cong chữ U ngược: quốc tế hóa ban đầu mang lại lợi ích quy mô và học hỏi, nhưng ở mức cường độ quốc tế hóa cao, doanh nghiệp gặp phải giới hạn nhận thức và điều phối làm xói mòn lợi nhuận từ mở rộng tiếp theo. Contractor et al. (2003) mở rộng logic này thành đường cong S ba giai đoạn, và Lu &amp; Beamish (2004) tinh chỉnh đường cong chữ U ngược với sự chú ý đến các tác động của quy mô và tuổi doanh nghiệp. Pattern phổ biến nhất trong văn liệu này là đường cong chữ U ngược với điểm ngưỡng trong khoảng FSTS 30%–60% (Marano et al. 2016).</w:t>
+        <w:t xml:space="preserve">Văn liệu I–P đã cung cấp bằng chứng phong phú về các mối quan hệ phi tuyến giữa mức độ quốc tế hóa (Degree of Internationalization — DOI) và hiệu quả hoạt động kinh doanh. Hitt et al. (1997) giới thiệu logic đường cong chữ U ngược: quốc tế hóa ban đầu mang lại lợi ích quy mô và học hỏi, nhưng ở mức cường độ quốc tế hóa cao, doanh nghiệp gặp phải giới hạn nhận thức và điều phối làm xói mòn lợi nhuận từ mở rộng tiếp theo. Contractor et al. (2003) mở rộng logic này thành đường cong S ba giai đoạn, và Lu &amp; Beamish (2004) tinh chỉnh đường cong chữ U ngược với sự chú ý đến các tác động của quy mô và tuổi doanh nghiệp. Pattern phổ biến nhất trong văn liệu này là đường cong chữ U ngược với điểm ngưỡng trong khoảng FSTS 30%–60% (Marano et al. 2016).</w:t>
       </w:r>
     </w:p>
     <w:p>
@@ -536,7 +536,7 @@
         <w:pStyle w:val="FirstParagraph"/>
       </w:pPr>
       <w:r>
-        <w:t xml:space="preserve">Áp dụng số liên quan đến hiệu quả doanh nghiệp thông qua luồng thông tin nhanh hơn, ma sát giao dịch thấp hơn và trao đổi số hiệu quả hơn, nhưng các mối liên hệ như vậy khó có thể đồng đều với tất cả các doanh nghiệp. Trong bối cảnh thực nghiệm hiện tại, các chỉ báo có sẵn nắm bắt giao diện số nền tảng và cơ chế hỗ trợ giao dịch thay vì các năng lực tổ chức tích hợp số sâu hơn. Tính liên quan đến năng suất của chúng do đó không dự kiến xuất hiện như một phần thưởng lớn, vô điều kiện trên toàn doanh nghiệp, mà như một mối liên hệ mà cường độ của nó có thể phụ thuộc vào quy mô mà doanh nghiệp thực sự sử dụng các kênh số đó.</w:t>
+        <w:t xml:space="preserve">Áp dụng số liên quan đến hiệu quả hoạt động kinh doanh thông qua luồng thông tin nhanh hơn, ma sát giao dịch thấp hơn và trao đổi số hiệu quả hơn, nhưng các mối liên hệ như vậy khó có thể đồng đều với tất cả các doanh nghiệp. Trong bối cảnh thực nghiệm hiện tại, các chỉ báo có sẵn nắm bắt giao diện số nền tảng và cơ chế hỗ trợ giao dịch thay vì các năng lực tổ chức tích hợp số sâu hơn. Tính liên quan đến năng suất của chúng do đó không dự kiến xuất hiện như một phần thưởng lớn, vô điều kiện trên toàn doanh nghiệp, mà như một mối liên hệ mà cường độ của nó có thể phụ thuộc vào quy mô mà doanh nghiệp thực sự sử dụng các kênh số đó.</w:t>
       </w:r>
     </w:p>
     <w:p>
@@ -732,7 +732,7 @@
         <w:t xml:space="preserve"> </w:t>
       </w:r>
       <w:r>
-        <w:t xml:space="preserve">Tại Singapore, khi doanh nghiệp hoạt động ở mức cường độ quốc tế hóa cao hơn, mối liên hệ giữa áp dụng số (DAI) và hiệu quả doanh nghiệp trở nên tích cực hơn bởi vì các công cụ số nền tảng giảm chi phí điều phối xuyên biên giới theo cách siêu tuyến tính thay vì theo tỷ lệ tuyến tính (cơ chế nền tảng điều phối — coordination platform mechanism: Stallkamp &amp; Schotter 2021; Barney 1991), với hiệu ứng khuếch đại chỉ trở nên có thể phát hiện ở ngưỡng cường độ quốc tế hóa mà tại đó khối lượng giao dịch biện hộ cho việc sử dụng cường độ cao các giao diện số và hệ thống thanh toán điện tử.</w:t>
+        <w:t xml:space="preserve">Tại Singapore, khi doanh nghiệp hoạt động ở mức cường độ quốc tế hóa cao hơn, mối liên hệ giữa áp dụng số (DAI) và hiệu quả hoạt động kinh doanh trở nên tích cực hơn bởi vì các công cụ số nền tảng giảm chi phí điều phối xuyên biên giới theo cách siêu tuyến tính thay vì theo tỷ lệ tuyến tính (cơ chế nền tảng điều phối — coordination platform mechanism: Stallkamp &amp; Schotter 2021; Barney 1991), với hiệu ứng khuếch đại chỉ trở nên có thể phát hiện ở ngưỡng cường độ quốc tế hóa mà tại đó khối lượng giao dịch biện hộ cho việc sử dụng cường độ cao các giao diện số và hệ thống thanh toán điện tử.</w:t>
       </w:r>
     </w:p>
     <w:bookmarkEnd w:id="31"/>
@@ -751,7 +751,7 @@
         <w:pStyle w:val="FirstParagraph"/>
       </w:pPr>
       <w:r>
-        <w:t xml:space="preserve">Hình 1 tóm tắt mô hình khái niệm. Mô hình coi TCI và DAI là các cấu trúc phân biệt ở cấp độ doanh nghiệp liên quan đến hiệu quả doanh nghiệp thông qua các kênh khác nhau. TCI đi vào mô hình chủ yếu như một cấu trúc tác động trực tiếp, phản ánh chiều sâu năng lực nội bộ doanh nghiệp; liệu TCI có điều tiết mối quan hệ FSTS–hiệu quả hay không được kiểm tra trong một bài kiểm tra bổ sung. DAI, ngược lại, là biến điều tiết (moderator) trên đường dẫn I–P: tính liên quan năng suất của nó được lý thuyết hóa sẽ thay đổi theo mức cường độ quốc tế hóa thay vì vận hành như một phần thưởng trực tiếp đồng đều.</w:t>
+        <w:t xml:space="preserve">Hình 1 tóm tắt mô hình khái niệm. Mô hình coi TCI và DAI là các cấu trúc phân biệt ở cấp độ doanh nghiệp liên quan đến hiệu quả hoạt động kinh doanh thông qua các kênh khác nhau. TCI đi vào mô hình chủ yếu như một cấu trúc tác động trực tiếp, phản ánh chiều sâu năng lực nội bộ doanh nghiệp; liệu TCI có điều tiết mối quan hệ FSTS–hiệu quả hay không được kiểm tra trong một bài kiểm tra bổ sung. DAI, ngược lại, là biến điều tiết (moderator) trên đường dẫn I–P: tính liên quan năng suất của nó được lý thuyết hóa sẽ thay đổi theo mức cường độ quốc tế hóa thay vì vận hành như một phần thưởng trực tiếp đồng đều.</w:t>
       </w:r>
     </w:p>
     <w:p>
@@ -816,7 +816,7 @@
         <w:t xml:space="preserve"> </w:t>
       </w:r>
       <w:r>
-        <w:t xml:space="preserve">Mô hình khái niệm. Quốc tế hóa (FSTS, FSTS²) là biến độc lập; hiệu quả doanh nghiệp, đo bằng ln(năng suất lao động), là biến phụ thuộc. DAI là biến điều tiết trên đường dẫn I–P (H3); TCI đi vào chủ yếu như cấu trúc tác động trực tiếp (H1). Quy mô doanh nghiệp, tuổi doanh nghiệp, sở hữu nước ngoài và hiệu ứng cố định ngành rộng đi vào như các biến kiểm soát. Mũi tên đặc biểu thị mối liên hệ trực tiếp; mũi tên đứt quãng biểu thị mối liên hệ điều tiết. Bối cảnh là Singapore với tư cách là trường hợp nội-bối-cảnh phân tích của nền kinh tế tiên tiến số (WBES 2023, N = 623/617).</w:t>
+        <w:t xml:space="preserve">Mô hình khái niệm. Quốc tế hóa (FSTS, FSTS²) là biến độc lập; hiệu quả hoạt động kinh doanh, đo bằng ln(năng suất lao động), là biến phụ thuộc. DAI là biến điều tiết trên đường dẫn I–P (H3); TCI đi vào chủ yếu như cấu trúc tác động trực tiếp (H1). Quy mô doanh nghiệp, tuổi doanh nghiệp, sở hữu nước ngoài và hiệu ứng cố định ngành rộng đi vào như các biến kiểm soát. Mũi tên đặc biểu thị mối liên hệ trực tiếp; mũi tên đứt quãng biểu thị mối liên hệ điều tiết. Bối cảnh là Singapore với tư cách là trường hợp nội-bối-cảnh phân tích của nền kinh tế tiên tiến số (WBES 2023, N = 623/617).</w:t>
       </w:r>
     </w:p>
     <w:p>
@@ -912,7 +912,7 @@
         <w:pStyle w:val="FirstParagraph"/>
       </w:pPr>
       <w:r>
-        <w:t xml:space="preserve">Hiệu quả doanh nghiệp được đo bằng năng suất lao động, được đo là logarithm tự nhiên của doanh thu hàng năm chia cho số lao động toàn thời gian. Để giảm độ nhạy với ngoại lệ, biến phụ thuộc được giới hạn cực trị (winsorize) ở mức phân vị thứ 1 và 99.</w:t>
+        <w:t xml:space="preserve">Hiệu quả hoạt động kinh doanh được đo bằng năng suất lao động, được đo là logarithm tự nhiên của doanh thu hàng năm chia cho số lao động toàn thời gian. Để giảm độ nhạy với ngoại lệ, biến phụ thuộc được giới hạn cực trị (winsorize) ở mức phân vị thứ 1 và 99.</w:t>
       </w:r>
     </w:p>
     <w:bookmarkEnd w:id="39"/>
@@ -4997,7 +4997,7 @@
         <w:pStyle w:val="FirstParagraph"/>
       </w:pPr>
       <w:r>
-        <w:t xml:space="preserve">Ba hàm ý lý thuyết nảy sinh từ các phát hiện này. Thứ nhất, kết quả TCI hỗ trợ cách diễn giải theo chiều sâu năng lực về hiệu quả doanh nghiệp trong các doanh nghiệp đang quốc tế hóa. Năng lực công nghệ có mối liên hệ dương với năng suất lao động theo cách ổn định hơn bất kỳ pattern điều tiết nào được xác định trong thiết kế hiện tại. Cách diễn giải này phù hợp với các truyền thống năng lực hấp thụ và năng lực công nghệ bằng cách nhấn mạnh học hỏi, đổi mới và hấp thụ công nghệ là các nguồn tính không đồng nhất năng suất nội bộ doanh nghiệp.</w:t>
+        <w:t xml:space="preserve">Ba hàm ý lý thuyết nảy sinh từ các phát hiện này. Thứ nhất, kết quả TCI hỗ trợ cách diễn giải theo chiều sâu năng lực về hiệu quả hoạt động kinh doanh trong các doanh nghiệp đang quốc tế hóa. Năng lực công nghệ có mối liên hệ dương với năng suất lao động theo cách ổn định hơn bất kỳ pattern điều tiết nào được xác định trong thiết kế hiện tại. Cách diễn giải này phù hợp với các truyền thống năng lực hấp thụ và năng lực công nghệ bằng cách nhấn mạnh học hỏi, đổi mới và hấp thụ công nghệ là các nguồn tính không đồng nhất năng suất nội bộ doanh nghiệp.</w:t>
       </w:r>
     </w:p>
     <w:p>

--- a/dist/manuscripts/vi/p4_singapore_vi.docx
+++ b/dist/manuscripts/vi/p4_singapore_vi.docx
@@ -160,7 +160,7 @@
         <w:pStyle w:val="FirstParagraph"/>
       </w:pPr>
       <w:r>
-        <w:t xml:space="preserve">Nghiên cứu này xem xét mối liên hệ giữa Năng lực công nghệ (Technological Capability Index — TCI) và Mức độ áp dụng số (Digital Adoption Index — DAI) với mối quan hệ quốc tế hóa–hiệu quả doanh nghiệp (I–P) tại Singapore — một trường hợp biên (boundary case) kiểm tra sức chịu đựng (stress-test) ở ngưỡng trần nền kinh tế tiên tiến theo hướng đổi mới của phổ ICRV, nơi hạ tầng số đã phổ biến gần như toàn diện. Sử dụng dữ liệu vi mô từ Khảo sát Doanh nghiệp Ngân hàng Thế giới (WBES) Singapore 2023 (N = 623), nghiên cứu này tách biệt chiều sâu năng lực nội bộ doanh nghiệp (TCI) với các giao diện số nền tảng và cơ chế hỗ trợ giao dịch (DAI).</w:t>
+        <w:t xml:space="preserve">Nghiên cứu này xem xét mối liên hệ giữa Năng lực công nghệ (Technological Capability Index — TCI) và Mức độ áp dụng số (Digital Adoption Index — DAI) với mối quan hệ quốc tế hóa–hiệu quả (I–P) tại Singapore — một trường hợp biên (boundary case) kiểm tra sức chịu đựng (stress-test) ở ngưỡng trần nền kinh tế tiên tiến theo hướng đổi mới của phổ ICRV, nơi hạ tầng số đã phổ biến gần như toàn diện. Sử dụng dữ liệu vi mô từ Khảo sát Doanh nghiệp Ngân hàng Thế giới (WBES) Singapore 2023 (N = 623), nghiên cứu này tách biệt chiều sâu năng lực nội bộ doanh nghiệp (TCI) với các giao diện số nền tảng và cơ chế hỗ trợ giao dịch (DAI).</w:t>
       </w:r>
     </w:p>
     <w:p>
@@ -220,7 +220,7 @@
         <w:pStyle w:val="FirstParagraph"/>
       </w:pPr>
       <w:r>
-        <w:t xml:space="preserve">Singapore là một bối cảnh có giá trị phân tích cao để xem xét lại mối quan hệ quốc tế hóa–hiệu quả doanh nghiệp, vì nơi này kết hợp trưởng thành số (digital maturity) cao với tính không đồng nhất ở cấp độ doanh nghiệp về cường độ quốc tế hóa. Văn liệu I–P kinh điển giải thích tính phi tuyến thông qua sự đánh đổi giữa lợi ích quy mô và học hỏi từ mở rộng quốc tế với chi phí điều phối leo thang khi hoạt động trên nhiều thị trường, trong đó đường cong chữ U ngược nổi lên như pattern thực nghiệm phổ biến nhất trong văn liệu rộng hơn (Marano et al. 2016). Tuy nhiên, phần lớn văn liệu này được phát triển trong các bối cảnh tiền số hóa hoặc số hóa đang chuyển đổi, nơi điều kiện thể chế và hạ tầng khác biệt đáng kể so với các nền kinh tế số tiên tiến (Peng 2003; Peng et al. 2008). Do đó, văn liệu này có thể chưa nắm bắt đầy đủ cách đường cong I–P vận hành khi doanh nghiệp hoạt động trong môi trường thể chế số tiên tiến.</w:t>
+        <w:t xml:space="preserve">Singapore là một bối cảnh có giá trị phân tích cao để xem xét lại mối quan hệ quốc tế hóa–hiệu quả, vì nơi này kết hợp trưởng thành số (digital maturity) cao với tính không đồng nhất ở cấp độ doanh nghiệp về cường độ quốc tế hóa. Văn liệu I–P kinh điển giải thích tính phi tuyến thông qua sự đánh đổi giữa lợi ích quy mô và học hỏi từ mở rộng quốc tế với chi phí điều phối leo thang khi hoạt động trên nhiều thị trường, trong đó đường cong chữ U ngược nổi lên như pattern thực nghiệm phổ biến nhất trong văn liệu rộng hơn (Marano et al. 2016). Tuy nhiên, phần lớn văn liệu này được phát triển trong các bối cảnh tiền số hóa hoặc số hóa đang chuyển đổi, nơi điều kiện thể chế và hạ tầng khác biệt đáng kể so với các nền kinh tế số tiên tiến (Peng 2003; Peng et al. 2008). Do đó, văn liệu này có thể chưa nắm bắt đầy đủ cách đường cong I–P vận hành khi doanh nghiệp hoạt động trong môi trường thể chế số tiên tiến.</w:t>
       </w:r>
     </w:p>
     <w:p>
@@ -383,13 +383,13 @@
         <w:t xml:space="preserve">2 Lý thuyết và Giả thuyết</w:t>
       </w:r>
     </w:p>
-    <w:bookmarkStart w:id="26" w:name="X61760cb5d794fbccc3c87976f1b11c3ba42fa4c"/>
+    <w:bookmarkStart w:id="26" w:name="Xf77094ba0f86cb16874d97c935779de9f3964ef"/>
     <w:p>
       <w:pPr>
         <w:pStyle w:val="Heading3"/>
       </w:pPr>
       <w:r>
-        <w:t xml:space="preserve">2.1 Mối quan hệ quốc tế hóa–hiệu quả doanh nghiệp</w:t>
+        <w:t xml:space="preserve">2.1 Mối quan hệ quốc tế hóa–hiệu quả</w:t>
       </w:r>
     </w:p>
     <w:p>
@@ -5159,7 +5159,7 @@
         <w:pStyle w:val="FirstParagraph"/>
       </w:pPr>
       <w:r>
-        <w:t xml:space="preserve">Nghiên cứu này xem xét lại mối quan hệ quốc tế hóa–hiệu quả doanh nghiệp bằng cách phân biệt năng lực công nghệ với áp dụng số nền tảng và kiểm tra cách mỗi yếu tố liên quan đến năng suất lao động trong số các doanh nghiệp tại Singapore. Sử dụng dữ liệu vi mô WBES Singapore 2023, phân tích cho thấy TCI có mối liên hệ dương với năng suất, trong khi DAI thể hiện mối liên hệ có điều kiện hơn, chỉ trở nên tích cực hơn ở mức cường độ quốc tế hóa cao hơn. Các phát hiện do đó hỗ trợ sự phân biệt giữa chiều sâu năng lực nội bộ doanh nghiệp và năng lực giao dịch được số hóa nền tảng thay vì coi cả hai lĩnh vực là các khía cạnh có thể hoán đổi của một cấu trúc năng lực số duy nhất.</w:t>
+        <w:t xml:space="preserve">Nghiên cứu này xem xét lại mối quan hệ quốc tế hóa–hiệu quả bằng cách phân biệt năng lực công nghệ với áp dụng số nền tảng và kiểm tra cách mỗi yếu tố liên quan đến năng suất lao động trong số các doanh nghiệp tại Singapore. Sử dụng dữ liệu vi mô WBES Singapore 2023, phân tích cho thấy TCI có mối liên hệ dương với năng suất, trong khi DAI thể hiện mối liên hệ có điều kiện hơn, chỉ trở nên tích cực hơn ở mức cường độ quốc tế hóa cao hơn. Các phát hiện do đó hỗ trợ sự phân biệt giữa chiều sâu năng lực nội bộ doanh nghiệp và năng lực giao dịch được số hóa nền tảng thay vì coi cả hai lĩnh vực là các khía cạnh có thể hoán đổi của một cấu trúc năng lực số duy nhất.</w:t>
       </w:r>
     </w:p>
     <w:p>

--- a/dist/manuscripts/vi/p4_singapore_vi.docx
+++ b/dist/manuscripts/vi/p4_singapore_vi.docx
@@ -2,7 +2,7 @@
 <file path=word/document.xml><?xml version="1.0" encoding="utf-8"?>
 <w:document xmlns:w="http://schemas.openxmlformats.org/wordprocessingml/2006/main" xmlns:m="http://schemas.openxmlformats.org/officeDocument/2006/math" xmlns:r="http://schemas.openxmlformats.org/officeDocument/2006/relationships" xmlns:o="urn:schemas-microsoft-com:office:office" xmlns:v="urn:schemas-microsoft-com:vml" xmlns:w10="urn:schemas-microsoft-com:office:word" xmlns:a="http://schemas.openxmlformats.org/drawingml/2006/main" xmlns:pic="http://schemas.openxmlformats.org/drawingml/2006/picture" xmlns:wp="http://schemas.openxmlformats.org/drawingml/2006/wordprocessingDrawing">
   <w:body>
-    <w:bookmarkStart w:id="104" w:name="Xd82950b9c418f83cee444f6840dff3a67052410"/>
+    <w:bookmarkStart w:id="67" w:name="Xd82950b9c418f83cee444f6840dff3a67052410"/>
     <w:p>
       <w:pPr>
         <w:pStyle w:val="Heading1"/>
@@ -168,7 +168,25 @@
         <w:pStyle w:val="BodyText"/>
       </w:pPr>
       <w:r>
-        <w:t xml:space="preserve">Ba phát hiện chính được trình bày. Thứ nhất, mối quan hệ I–P trong phạm vi cường độ xuất khẩu (Foreign Sales to Total Sales — FSTS) quan sát được phù hợp hơn với mô tả "chủ yếu tăng đơn điệu với độ cong nhẹ hình parabol" hơn là đường cong chữ U ngược; điểm ngoặt ước tính nằm ở vùng đuôi trên thưa dữ liệu. Thứ hai, TCI có mối liên hệ dương với năng suất lao động, nhưng không phát hiện tác động điều tiết của TCI lên đường cong I–P. Thứ ba, DAI không tạo ra phần thưởng năng suất đồng đều; thay vào đó, mối liên hệ năng suất của DAI chỉ trở nên tích cực hơn ở mức cường độ xuất khẩu cao hơn, với tín hiệu rõ nhất ở vùng đuôi xuất khẩu cường độ cao. Những phát hiện này gợi ý rằng áp dụng số nền tảng vận hành như một nguồn lực mở rộng quy mô có điều kiện — tính liên quan đến năng suất của nó chỉ kích hoạt khi có nhu cầu điều phối xuyên biên giới — thay vì là lợi thế năng suất toàn doanh nghiệp.</w:t>
+        <w:t xml:space="preserve">Ba phát hiện chính được trình bày. Thứ nhất, mối quan hệ I–P trong phạm vi cường độ xuất khẩu (Foreign Sales to Total Sales — FSTS) quan sát được phù hợp hơn với mô tả</w:t>
+      </w:r>
+      <w:r>
+        <w:t xml:space="preserve"> </w:t>
+      </w:r>
+      <w:r>
+        <w:t xml:space="preserve">“</w:t>
+      </w:r>
+      <w:r>
+        <w:t xml:space="preserve">chủ yếu tăng đơn điệu với độ cong nhẹ hình parabol</w:t>
+      </w:r>
+      <w:r>
+        <w:t xml:space="preserve">”</w:t>
+      </w:r>
+      <w:r>
+        <w:t xml:space="preserve"> </w:t>
+      </w:r>
+      <w:r>
+        <w:t xml:space="preserve">hơn là đường cong chữ U ngược; điểm ngoặt ước tính nằm ở vùng đuôi trên thưa dữ liệu. Thứ hai, TCI có mối liên hệ dương với năng suất lao động, nhưng không phát hiện tác động điều tiết của TCI lên đường cong I–P. Thứ ba, DAI không tạo ra phần thưởng năng suất đồng đều; thay vào đó, mối liên hệ năng suất của DAI chỉ trở nên tích cực hơn ở mức cường độ xuất khẩu cao hơn, với tín hiệu rõ nhất ở vùng đuôi xuất khẩu cường độ cao. Những phát hiện này gợi ý rằng áp dụng số nền tảng vận hành như một nguồn lực mở rộng quy mô có điều kiện — tính liên quan đến năng suất của nó chỉ kích hoạt khi có nhu cầu điều phối xuyên biên giới — thay vì là lợi thế năng suất toàn doanh nghiệp.</w:t>
       </w:r>
     </w:p>
     <w:p>
@@ -197,7 +215,7 @@
       </w:r>
     </w:p>
     <w:bookmarkEnd w:id="20"/>
-    <w:bookmarkStart w:id="25" w:name="X8291021638e5c0ee7b47a0aaabc4b853f1da348"/>
+    <w:bookmarkStart w:id="25" w:name="giới-thiệu"/>
     <w:p>
       <w:pPr>
         <w:pStyle w:val="Heading2"/>
@@ -206,7 +224,7 @@
         <w:t xml:space="preserve">1 Giới thiệu</w:t>
       </w:r>
     </w:p>
-    <w:bookmarkStart w:id="21" w:name="X2bbf06b978493e9d1834e71727fce707721bc38"/>
+    <w:bookmarkStart w:id="21" w:name="bối-cảnh-và-động-cơ-nghiên-cứu"/>
     <w:p>
       <w:pPr>
         <w:pStyle w:val="Heading3"/>
@@ -220,7 +238,7 @@
         <w:pStyle w:val="FirstParagraph"/>
       </w:pPr>
       <w:r>
-        <w:t xml:space="preserve">Singapore là một bối cảnh có giá trị phân tích cao để xem xét lại mối quan hệ quốc tế hóa–hiệu quả doanh nghiệp, vì nơi này kết hợp trưởng thành số (digital maturity) cao với tính không đồng nhất ở cấp độ doanh nghiệp về cường độ xuất khẩu. Văn liệu I–P kinh điển giải thích tính phi tuyến thông qua sự đánh đổi giữa lợi ích quy mô và học hỏi từ mở rộng quốc tế với chi phí điều phối leo thang khi hoạt động trên nhiều thị trường, trong đó đường cong chữ U ngược nổi lên như pattern thực nghiệm phổ biến nhất trong văn liệu rộng hơn (Marano et al. 2016). Tuy nhiên, phần lớn văn liệu này được phát triển trong các bối cảnh tiền số hóa hoặc số hóa đang chuyển đổi, nơi điều kiện thể chế và hạ tầng khác biệt đáng kể so với các nền kinh tế số tiên tiến (Peng 2003; Peng et al. 2008). Do đó, văn liệu này có thể chưa nắm bắt đầy đủ cách đường cong I–P vận hành khi doanh nghiệp hoạt động trong môi trường thể chế số tiên tiến.</w:t>
+        <w:t xml:space="preserve">Singapore là một bối cảnh có giá trị phân tích cao để xem xét lại mối quan hệ quốc tế hóa–hiệu quả doanh nghiệp, vì nơi này kết hợp trưởng thành số (digital maturity) cao với tính không đồng nhất ở cấp độ doanh nghiệp về cường độ xuất khẩu. Văn liệu I–P kinh điển giải thích tính phi tuyến thông qua sự đánh đổi giữa lợi ích quy mô và học hỏi từ mở rộng quốc tế với chi phí điều phối leo thang khi hoạt động trên nhiều thị trường, trong đó đường cong chữ U ngược nổi lên như pattern thực nghiệm phổ biến nhất trong các nghiên cứu rộng hơn (Marano et al. 2016). Tuy nhiên, phần lớn các nghiên cứu này được phát triển trong các bối cảnh tiền số hóa hoặc số hóa đang chuyển đổi, nơi điều kiện thể chế và hạ tầng khác biệt đáng kể so với các nền kinh tế số tiên tiến (Peng 2003; Peng et al. 2008). Do đó, các nghiên cứu này có thể chưa nắm bắt đầy đủ cách đường cong I–P vận hành khi doanh nghiệp hoạt động trong môi trường thể chế số tiên tiến.</w:t>
       </w:r>
     </w:p>
     <w:p>
@@ -276,11 +294,11 @@
         <w:pStyle w:val="BodyText"/>
       </w:pPr>
       <w:r>
-        <w:t xml:space="preserve">Động cơ thứ hai liên quan đến sự rõ ràng về cấu trúc (construct clarity). Trong các bối cảnh số tiên tiến, doanh nghiệp có thể khác nhau không chỉ về chiều sâu năng lực công nghệ có gốc rễ trong học hỏi, đổi mới và năng lực hấp thụ, mà còn về mức độ áp dụng các giao diện số cơ bản và hệ thống hỗ trợ giao dịch. Hai lĩnh vực này không nên gộp chung thành một cấu trúc đơn nhất, vì năng lực công nghệ phản ánh chiều sâu năng lực nội bộ doanh nghiệp dựa trên lý thuyết nguồn lực và năng lực hấp thụ (Barney 1991; Cohen &amp; Levinthal 1990; Lall 1992), trong khi áp dụng số phản ánh tham gia vào các giao dịch và giao diện được số hóa có thể phụ thuộc nhiều hơn vào hệ sinh thái số xung quanh (Bharadwaj et al. 2013; Verhoef et al. 2021).</w:t>
+        <w:t xml:space="preserve">Động cơ thứ hai liên quan đến sự rõ ràng về cấu trúc (construct clarity). Trong các bối cảnh số tiên tiến, doanh nghiệp có thể khác nhau không chỉ về chiều sâu năng lực công nghệ có gốc rễ trong học hỏi, đổi mới và năng lực hấp thụ, mà còn về mức độ áp dụng các giao diện số cơ bản và hệ thống hỗ trợ giao dịch. Hai lĩnh vực này không nên gộp chung thành một cấu trúc đơn nhất, vì năng lực công nghệ phản ánh chiều sâu năng lực nội bộ doanh nghiệp dựa trên lý thuyết nguồn lực và năng lực hấp thụ (Barney 1991; Cohen &amp; Levinthal 1990; Lall 1992), trong khi áp dụng số phản ánh tham gia vào các giao dịch và giao diện được số hóa có thể phụ thuộc nhiều hơn vào hệ sinh thái số xung quanh (Bharadwaj et al. 2013; Verhoef et al. 2021).</w:t>
       </w:r>
     </w:p>
     <w:bookmarkEnd w:id="21"/>
-    <w:bookmarkStart w:id="22" w:name="X15fa9c063fdc88ac4ab2eee112a83d2c594b43c"/>
+    <w:bookmarkStart w:id="22" w:name="khoảng-trống-nghiên-cứu"/>
     <w:p>
       <w:pPr>
         <w:pStyle w:val="Heading3"/>
@@ -302,19 +320,19 @@
         <w:pStyle w:val="BodyText"/>
       </w:pPr>
       <w:r>
-        <w:t xml:space="preserve">Thứ hai, mặc dù nghiên cứu về quốc tế hóa số đã tạo ra những tiến bộ khái niệm quan trọng, bằng chứng ở cấp độ doanh nghiệp về cách áp dụng số cơ bản liên quan đến cường độ xuất khẩu trong một môi trường thể chế số tiên tiến vẫn còn hạn chế. Đặc biệt, văn liệu vẫn cung cấp bằng chứng hạn chế về việc liệu các công cụ số nền tảng có quan trọng đồng đều với tất cả các doanh nghiệp hay chỉ trở nên liên quan hơn khi nhu cầu điều phối xuyên biên giới tăng lên.</w:t>
-      </w:r>
-    </w:p>
-    <w:p>
-      <w:pPr>
-        <w:pStyle w:val="BodyText"/>
-      </w:pPr>
-      <w:r>
-        <w:t xml:space="preserve">Thứ ba, văn liệu về mối quan hệ I–P phi tuyến đã ghi chép rộng rãi về các pattern hình chữ U ngược, nhưng cách diễn giải những pattern như vậy trong bối cảnh số tiên tiến vẫn chưa được làm rõ. Nghiên cứu này giải quyết vấn đề đó bằng cách xem xét liệu sự suy giảm phía phải của đường cong có thể nhận biết rõ ràng trong phạm vi cường độ xuất khẩu thực tế mà doanh nghiệp Singapore chiếm giữ hay không, đồng thời tách biệt năng lực công nghệ khỏi áp dụng số nền tảng trong cùng một khung thực nghiệm.</w:t>
+        <w:t xml:space="preserve">Thứ hai, mặc dù nghiên cứu về quốc tế hóa số đã tạo ra những tiến bộ khái niệm quan trọng, bằng chứng ở cấp độ doanh nghiệp về cách áp dụng số cơ bản liên quan đến cường độ xuất khẩu trong một môi trường thể chế số tiên tiến vẫn còn hạn chế. Đặc biệt, các nghiên cứu vẫn cung cấp bằng chứng hạn chế về việc liệu các công cụ số nền tảng có quan trọng đồng đều với tất cả các doanh nghiệp hay chỉ trở nên liên quan hơn khi nhu cầu điều phối xuyên biên giới tăng lên.</w:t>
+      </w:r>
+    </w:p>
+    <w:p>
+      <w:pPr>
+        <w:pStyle w:val="BodyText"/>
+      </w:pPr>
+      <w:r>
+        <w:t xml:space="preserve">Thứ ba, các nghiên cứu về mối quan hệ I–P phi tuyến đã ghi chép rộng rãi về các pattern hình chữ U ngược, nhưng cách diễn giải những pattern như vậy trong bối cảnh số tiên tiến vẫn chưa được làm rõ. Nghiên cứu này giải quyết vấn đề đó bằng cách xem xét liệu sự suy giảm phía phải của đường cong có thể nhận biết rõ ràng trong phạm vi cường độ xuất khẩu thực tế mà doanh nghiệp Singapore chiếm giữ hay không, đồng thời tách biệt năng lực công nghệ khỏi áp dụng số nền tảng trong cùng một khung thực nghiệm.</w:t>
       </w:r>
     </w:p>
     <w:bookmarkEnd w:id="22"/>
-    <w:bookmarkStart w:id="23" w:name="Xeedc03ef61ada7b1412bb34ba01505c4b6d308f"/>
+    <w:bookmarkStart w:id="23" w:name="đóng-góp"/>
     <w:p>
       <w:pPr>
         <w:pStyle w:val="Heading3"/>
@@ -328,15 +346,33 @@
         <w:pStyle w:val="FirstParagraph"/>
       </w:pPr>
       <w:r>
-        <w:t xml:space="preserve">Nghiên cứu này tạo ra một đóng góp chính và hai đóng góp bổ trợ. Đóng góp chính là cung cấp bằng chứng rằng DAI vận hành như một nguồn lực mở rộng quy mô có điều kiện thay vì một phần thưởng năng suất đồng đều trong nền kinh tế tiên tiến: mối liên hệ năng suất của áp dụng số Tầng 1–2 yếu ở hầu hết phân phối cường độ xuất khẩu và chỉ trở nên tích cực hơn ở vùng đuôi xuất khẩu cao, nơi nhu cầu điều phối xuyên biên giới dày đặc nhất. Bằng chứng nội-bối-cảnh từ Singapore hỗ trợ cơ chế bổ sung số có điều kiện — DAI như đòn bẩy mở rộng quy mô có giá trị được hiện thực hóa dưới điều kiện cường độ xuất khẩu. Bằng chứng cho cơ chế này (H3: số hạng tương tác (interaction term) bậc hai DAI×FSTS² dương, β = +3,119, p = ,005) là phát hiện thực nghiệm đặc sắc nhất và ít được dự đoán nhất bởi văn liệu trước.</w:t>
-      </w:r>
-    </w:p>
-    <w:p>
-      <w:pPr>
-        <w:pStyle w:val="BodyText"/>
-      </w:pPr>
-      <w:r>
-        <w:t xml:space="preserve">Đóng góp bổ trợ thứ nhất làm rõ văn liệu I–P phi tuyến thông thường. Trong phạm vi cường độ xuất khẩu quan sát được, hàm bậc hai phù hợp có thể hiểu chắc chắn hơn là "chủ yếu tăng đơn điệu với độ cong nhẹ" hơn là đường cong chữ U ngược được xác định chính thức: điểm ngoặt ước tính nằm gần FSTS = 88,6%, trong vùng đuôi trên thưa dữ liệu, và kiểm định Lind–Mehlum không xác nhận chính thức sự suy giảm phía phải ở ngưỡng thông thường. Nghiên cứu này làm rõ thêm thay vì bác bỏ văn liệu I–P phi tuyến.</w:t>
+        <w:t xml:space="preserve">Nghiên cứu này tạo ra một đóng góp chính và hai đóng góp bổ trợ. Đóng góp chính là cung cấp bằng chứng rằng DAI vận hành như một nguồn lực mở rộng quy mô có điều kiện thay vì một phần thưởng năng suất đồng đều trong nền kinh tế tiên tiến: mối liên hệ năng suất của áp dụng số Tầng 1–2 yếu ở hầu hết phân phối cường độ xuất khẩu và chỉ trở nên tích cực hơn ở vùng đuôi xuất khẩu cao, nơi nhu cầu điều phối xuyên biên giới dày đặc nhất. Bằng chứng nội-bối-cảnh từ Singapore hỗ trợ cơ chế bổ sung số có điều kiện — DAI như đòn bẩy mở rộng quy mô có giá trị được hiện thực hóa dưới điều kiện cường độ xuất khẩu. Bằng chứng cho cơ chế này (H3: số hạng tương tác (interaction term) bậc hai DAI×FSTS² dương, β = +3,119, p = ,005) là phát hiện thực nghiệm đặc sắc nhất và ít được dự đoán nhất bởi các nghiên cứu trước.</w:t>
+      </w:r>
+    </w:p>
+    <w:p>
+      <w:pPr>
+        <w:pStyle w:val="BodyText"/>
+      </w:pPr>
+      <w:r>
+        <w:t xml:space="preserve">Đóng góp bổ trợ thứ nhất làm rõ các nghiên cứu I–P phi tuyến thông thường. Trong phạm vi cường độ xuất khẩu quan sát được, hàm bậc hai phù hợp có thể hiểu chắc chắn hơn là</w:t>
+      </w:r>
+      <w:r>
+        <w:t xml:space="preserve"> </w:t>
+      </w:r>
+      <w:r>
+        <w:t xml:space="preserve">“</w:t>
+      </w:r>
+      <w:r>
+        <w:t xml:space="preserve">chủ yếu tăng đơn điệu với độ cong nhẹ</w:t>
+      </w:r>
+      <w:r>
+        <w:t xml:space="preserve">”</w:t>
+      </w:r>
+      <w:r>
+        <w:t xml:space="preserve"> </w:t>
+      </w:r>
+      <w:r>
+        <w:t xml:space="preserve">hơn là đường cong chữ U ngược được xác định chính thức: điểm ngoặt ước tính nằm gần FSTS = 82%, trong vùng đuôi trên thưa dữ liệu, và kiểm định Lind–Mehlum không xác nhận chính thức sự suy giảm phía phải ở ngưỡng thông thường. Nghiên cứu này làm rõ thêm thay vì bác bỏ các nghiên cứu I–P phi tuyến.</w:t>
       </w:r>
     </w:p>
     <w:p>
@@ -348,7 +384,7 @@
       </w:r>
     </w:p>
     <w:bookmarkEnd w:id="23"/>
-    <w:bookmarkStart w:id="24" w:name="X64aef485a8de4ca702805bf7e3ae9662519e679"/>
+    <w:bookmarkStart w:id="24" w:name="kết-cấu-bài-báo"/>
     <w:p>
       <w:pPr>
         <w:pStyle w:val="Heading3"/>
@@ -374,7 +410,7 @@
     </w:p>
     <w:bookmarkEnd w:id="24"/>
     <w:bookmarkEnd w:id="25"/>
-    <w:bookmarkStart w:id="37" w:name="Xc948a667d59efd33f3b5fae659341d5c8fb2e03"/>
+    <w:bookmarkStart w:id="37" w:name="lý-thuyết-và-giả-thuyết"/>
     <w:p>
       <w:pPr>
         <w:pStyle w:val="Heading2"/>
@@ -383,7 +419,7 @@
         <w:t xml:space="preserve">2 Lý thuyết và Giả thuyết</w:t>
       </w:r>
     </w:p>
-    <w:bookmarkStart w:id="26" w:name="X61760cb5d794fbccc3c87976f1b11c3ba42fa4c"/>
+    <w:bookmarkStart w:id="26" w:name="X912e9ffc8b80ffa113077437f5bc14caa0128e5"/>
     <w:p>
       <w:pPr>
         <w:pStyle w:val="Heading3"/>
@@ -397,19 +433,19 @@
         <w:pStyle w:val="FirstParagraph"/>
       </w:pPr>
       <w:r>
-        <w:t xml:space="preserve">Văn liệu I–P đã cung cấp bằng chứng phong phú về các mối quan hệ phi tuyến giữa mức độ quốc tế hóa (Degree of Internationalization — DOI) và hiệu quả doanh nghiệp. Hitt et al. (1997) giới thiệu logic đường cong chữ U ngược: quốc tế hóa ban đầu mang lại lợi ích quy mô và học hỏi, nhưng ở mức cường độ xuất khẩu cao, doanh nghiệp gặp phải giới hạn nhận thức và điều phối làm xói mòn lợi nhuận từ mở rộng tiếp theo. Contractor et al. (2003) mở rộng logic này thành đường cong S ba giai đoạn, và Lu &amp; Beamish (2004) tinh chỉnh đường cong chữ U ngược với sự chú ý đến các tác động của quy mô và tuổi doanh nghiệp. Pattern phổ biến nhất trong văn liệu này là đường cong chữ U ngược với điểm ngoặt trong khoảng FSTS 30%–60% (Marano et al. 2016).</w:t>
-      </w:r>
-    </w:p>
-    <w:p>
-      <w:pPr>
-        <w:pStyle w:val="BodyText"/>
-      </w:pPr>
-      <w:r>
-        <w:t xml:space="preserve">Một hàm ý quan trọng của văn liệu I–P phi tuyến là khả năng quan sát đường cong chữ U ngược phụ thuộc không chỉ vào lý thuyết mà còn vào vị trí thực tế của doanh nghiệp trong phân phối quan sát được của cường độ quốc tế hóa. Nếu doanh nghiệp hoạt động trong bối cảnh hạ tầng số và hệ thống giao dịch giảm một số ma sát điều phối, sự suy giảm phía phải có thể khó phát hiện hơn trong phạm vi xuất khẩu mà hầu hết doanh nghiệp chiếm giữ. Singapore do đó có giá trị phân tích không phải vì nó có thể tự thiết lập điều kiện biên tổng quát cho các nền kinh tế số trưởng thành, mà vì nó cung cấp trường hợp nội-bối-cảnh để kiểm tra logic I–P thông thường trong môi trường thể chế số tiên tiến.</w:t>
+        <w:t xml:space="preserve">Văn liệu I–P đã cung cấp bằng chứng phong phú về các mối quan hệ phi tuyến giữa mức độ quốc tế hóa (Degree of Internationalization — DOI) và hiệu quả doanh nghiệp. Hitt et al. (1997) giới thiệu logic đường cong chữ U ngược: quốc tế hóa ban đầu mang lại lợi ích quy mô và học hỏi, nhưng ở mức cường độ xuất khẩu cao, doanh nghiệp gặp phải giới hạn nhận thức và điều phối làm xói mòn lợi nhuận từ mở rộng tiếp theo. Contractor et al. (2003) mở rộng logic này thành đường cong S ba giai đoạn, và Lu &amp; Beamish (2004) tinh chỉnh đường cong chữ U ngược với sự chú ý đến các tác động của quy mô và tuổi doanh nghiệp. Pattern phổ biến nhất trong các nghiên cứu này là đường cong chữ U ngược với điểm ngoặt trong khoảng FSTS 30%–60% (Marano et al. 2016).</w:t>
+      </w:r>
+    </w:p>
+    <w:p>
+      <w:pPr>
+        <w:pStyle w:val="BodyText"/>
+      </w:pPr>
+      <w:r>
+        <w:t xml:space="preserve">Một hàm ý quan trọng của các nghiên cứu I–P phi tuyến là khả năng quan sát đường cong chữ U ngược phụ thuộc không chỉ vào lý thuyết mà còn vào vị trí thực tế của doanh nghiệp trong phân phối quan sát được của cường độ quốc tế hóa. Nếu doanh nghiệp hoạt động trong bối cảnh hạ tầng số và hệ thống giao dịch giảm một số ma sát điều phối, sự suy giảm phía phải có thể khó phát hiện hơn trong phạm vi xuất khẩu mà hầu hết doanh nghiệp chiếm giữ. Singapore do đó có giá trị phân tích không phải vì nó có thể tự thiết lập điều kiện biên tổng quát cho các nền kinh tế số trưởng thành, mà vì nó cung cấp trường hợp nội-bối-cảnh để kiểm tra logic I–P thông thường trong môi trường thể chế số tiên tiến.</w:t>
       </w:r>
     </w:p>
     <w:bookmarkEnd w:id="26"/>
-    <w:bookmarkStart w:id="27" w:name="Xba456ce87386d169e9c9262f854925dee014bcc"/>
+    <w:bookmarkStart w:id="27" w:name="hai-cấu-trúc-phân-biệt-tci-và-dai"/>
     <w:p>
       <w:pPr>
         <w:pStyle w:val="Heading3"/>
@@ -423,35 +459,71 @@
         <w:pStyle w:val="FirstParagraph"/>
       </w:pPr>
       <w:r>
-        <w:t xml:space="preserve">Một vấn đề lặp đi lặp lại trong văn liệu kinh doanh quốc tế số là xu hướng gộp các thuộc tính doanh nghiệp không đồng nhất về mặt công nghệ vào một cấu trúc ô tổng hợp, từ đó làm mờ ranh giới giữa chiều sâu năng lực nội bộ và tham gia thị trường được số hóa (Verhoef et al. 2021). Nghiên cứu này tách biệt Năng lực công nghệ (Technological Capability Index — TCI), được neo đậu trong truyền thống Lall–Cohen-Levinthal (Cohen &amp; Levinthal 1990; Lall 1992), với Năng lực số (Digital Adoption Index — DAI), được neo đậu trong truyền thống số hóa Bharadwaj–Verhoef (Bharadwaj et al. 2013; Verhoef et al. 2021).</w:t>
-      </w:r>
-    </w:p>
-    <w:p>
-      <w:pPr>
-        <w:pStyle w:val="BodyText"/>
-      </w:pPr>
-      <w:r>
-        <w:t xml:space="preserve">Sự phân biệt này cần thiết về mặt lý thuyết vì hai cấu trúc đề cập đến các lĩnh vực lợi thế doanh nghiệp khác nhau. TCI nắm bắt các kho năng lực nội bộ liên quan đến đổi mới, học hỏi và hấp thụ công nghệ, dựa trên logic năng lực hấp thụ của Cohen &amp; Levinthal (1990) và truyền thống năng lực công nghệ của Lall (1992). DAI, ngược lại, nắm bắt việc doanh nghiệp sử dụng giao diện số và cơ chế hỗ trợ giao dịch (Bharadwaj et al. 2013), phản ánh hình thức lợi thế doanh nghiệp phụ thuộc môi trường hơn, phụ thuộc vào mức độ trưởng thành của hệ sinh thái số xung quanh (Verhoef et al. 2021).</w:t>
-      </w:r>
-    </w:p>
-    <w:p>
-      <w:pPr>
-        <w:pStyle w:val="BodyText"/>
-      </w:pPr>
-      <w:r>
-        <w:t xml:space="preserve">Nhãn "áp dụng số" có thể bảo vệ hơn "năng lực số" trong bối cảnh thực nghiệm hiện tại vì các chỉ báo WBES có sẵn ở đây chủ yếu phản ánh hiện diện số cơ bản và sử dụng giao dịch số thay vì các quy trình tổ chức tích hợp số sâu hơn. Trong phân cấp của Verhoef et al. (2021), hiện diện trực tuyến (website, c22b) tương ứng gần nhất với số hóa (digitization) Tầng 1, trong khi cường độ thanh toán điện tử ở phía khách hàng và nhà cung cấp (k33, k38) tương ứng với số hóa (digitalization) Tầng 2. Do đó, chỉ số tổng hợp cấu thành (formative composite) DAI nắm bắt tầng số nền tảng mà trên đó các năng lực số cấp cao hơn có thể được xây dựng, nhưng không thể trực tiếp quan sát tích hợp quy trình Tầng 3 (ERP, CRM) hoặc năng lực động số Tầng 4 (triển khai AI, điều phối nền tảng).</w:t>
-      </w:r>
-    </w:p>
-    <w:p>
-      <w:pPr>
-        <w:pStyle w:val="BodyText"/>
-      </w:pPr>
-      <w:r>
-        <w:t xml:space="preserve">Về mặt phương pháp luận, hai cấu trúc đáp ứng kiểm định bốn tiêu chí của Coltman et al. (2008) cho đo lường cấu thành (formative) (trái với phản chiếu). Kết hợp TCI và DAI thành một chỉ số tổng hợp duy nhất sẽ vi phạm nguyên tắc rằng các cấu trúc với mạng danh nghĩa (nomological nets) được giả thuyết khác nhau nên được giữ phân biệt về mặt phân tích.</w:t>
+        <w:t xml:space="preserve">Một vấn đề lặp đi lặp lại trong các nghiên cứu kinh doanh quốc tế số là xu hướng gộp các thuộc tính doanh nghiệp không đồng nhất về mặt công nghệ vào một cấu trúc ô tổng hợp, từ đó làm mờ ranh giới giữa chiều sâu năng lực nội bộ và tham gia thị trường được số hóa (Verhoef et al. 2021). Nghiên cứu này tách biệt Năng lực công nghệ (Technological Capability Index — TCI), được neo đậu trong truyền thống Lall–Cohen-Levinthal (Cohen &amp; Levinthal 1990; Lall 1992), với Năng lực số (Digital Adoption Index — DAI), được neo đậu trong truyền thống số hóa Bharadwaj–Verhoef (Bharadwaj et al. 2013; Verhoef et al. 2021).</w:t>
+      </w:r>
+    </w:p>
+    <w:p>
+      <w:pPr>
+        <w:pStyle w:val="BodyText"/>
+      </w:pPr>
+      <w:r>
+        <w:t xml:space="preserve">Sự phân biệt này cần thiết về mặt lý thuyết vì hai cấu trúc đề cập đến các lĩnh vực lợi thế doanh nghiệp khác nhau. TCI nắm bắt các kho năng lực nội bộ liên quan đến đổi mới, học hỏi và hấp thụ công nghệ, dựa trên logic năng lực hấp thụ của Cohen &amp; Levinthal (1990) và truyền thống năng lực công nghệ của Lall (1992). DAI, ngược lại, nắm bắt việc doanh nghiệp sử dụng giao diện số và cơ chế hỗ trợ giao dịch (Bharadwaj et al. 2013), phản ánh hình thức lợi thế doanh nghiệp phụ thuộc môi trường hơn, phụ thuộc vào mức độ trưởng thành của hệ sinh thái số xung quanh (Verhoef et al. 2021).</w:t>
+      </w:r>
+    </w:p>
+    <w:p>
+      <w:pPr>
+        <w:pStyle w:val="BodyText"/>
+      </w:pPr>
+      <w:r>
+        <w:t xml:space="preserve">Nhãn</w:t>
+      </w:r>
+      <w:r>
+        <w:t xml:space="preserve"> </w:t>
+      </w:r>
+      <w:r>
+        <w:t xml:space="preserve">“</w:t>
+      </w:r>
+      <w:r>
+        <w:t xml:space="preserve">áp dụng số</w:t>
+      </w:r>
+      <w:r>
+        <w:t xml:space="preserve">”</w:t>
+      </w:r>
+      <w:r>
+        <w:t xml:space="preserve"> </w:t>
+      </w:r>
+      <w:r>
+        <w:t xml:space="preserve">có thể bảo vệ hơn</w:t>
+      </w:r>
+      <w:r>
+        <w:t xml:space="preserve"> </w:t>
+      </w:r>
+      <w:r>
+        <w:t xml:space="preserve">“</w:t>
+      </w:r>
+      <w:r>
+        <w:t xml:space="preserve">năng lực số</w:t>
+      </w:r>
+      <w:r>
+        <w:t xml:space="preserve">”</w:t>
+      </w:r>
+      <w:r>
+        <w:t xml:space="preserve"> </w:t>
+      </w:r>
+      <w:r>
+        <w:t xml:space="preserve">trong bối cảnh thực nghiệm hiện tại vì các chỉ báo WBES có sẵn ở đây chủ yếu phản ánh hiện diện số cơ bản và sử dụng giao dịch số thay vì các quy trình tổ chức tích hợp số sâu hơn. Trong phân cấp của Verhoef et al. (2021), hiện diện trực tuyến (website, c22b) tương ứng gần nhất với số hóa (digitization) Tầng 1, trong khi cường độ thanh toán điện tử ở phía khách hàng và nhà cung cấp (k33, k38) tương ứng với số hóa (digitalization) Tầng 2. Do đó, chỉ số tổng hợp cấu thành (formative composite) DAI nắm bắt tầng số nền tảng mà trên đó các năng lực số cấp cao hơn có thể được xây dựng, nhưng không thể trực tiếp quan sát tích hợp quy trình Tầng 3 (ERP, CRM) hoặc năng lực động số Tầng 4 (triển khai AI, điều phối nền tảng).</w:t>
+      </w:r>
+    </w:p>
+    <w:p>
+      <w:pPr>
+        <w:pStyle w:val="BodyText"/>
+      </w:pPr>
+      <w:r>
+        <w:t xml:space="preserve">Về mặt phương pháp luận, hai cấu trúc đáp ứng kiểm định bốn tiêu chí của Coltman et al. (2008) cho đo lường cấu thành (formative) (trái với phản chiếu). Kết hợp TCI và DAI thành một chỉ số tổng hợp duy nhất sẽ vi phạm nguyên tắc rằng các cấu trúc với mạng danh nghĩa (nomological nets) được giả thuyết khác nhau nên được giữ phân biệt về mặt phân tích.</w:t>
       </w:r>
     </w:p>
     <w:bookmarkEnd w:id="27"/>
-    <w:bookmarkStart w:id="32" w:name="X411767e4cb8e308bd26585f16f897673db74ffc"/>
+    <w:bookmarkStart w:id="32" w:name="Xd8ac83d5c388707f18e2d2c91d00af829a3643f"/>
     <w:p>
       <w:pPr>
         <w:pStyle w:val="Heading3"/>
@@ -460,7 +532,7 @@
         <w:t xml:space="preserve">2.3 Xây dựng giả thuyết (hypothesis development)</w:t>
       </w:r>
     </w:p>
-    <w:bookmarkStart w:id="28" w:name="Xb70fd8a8ac8254dde811f86e6137f0546dfed09"/>
+    <w:bookmarkStart w:id="28" w:name="tác-động-trực-tiếp-của-tci-lên-năng-suất"/>
     <w:p>
       <w:pPr>
         <w:pStyle w:val="Heading4"/>
@@ -474,7 +546,7 @@
         <w:pStyle w:val="FirstParagraph"/>
       </w:pPr>
       <w:r>
-        <w:t xml:space="preserve">Theo truyền thống năng lực của Lall (1992) và logic năng lực hấp thụ của Cohen &amp; Levinthal (1990), các doanh nghiệp có năng lực công nghệ sâu hơn nên tạo ra nhiều đầu ra hơn trên một đơn vị đầu vào lao động bất kể giai đoạn quốc tế hóa. Năng lực công nghệ phản ánh các khoản đầu tư nội bộ doanh nghiệp vào R&amp;D, đổi mới, cấp phép công nghệ nước ngoài và chứng nhận chất lượng — tất cả đều liên quan đến mức sàn năng suất cao hơn, phản ánh trong hiệu quả vận hành, chất lượng sản phẩm và thói quen học hỏi (Avenyo et al. 2021; Krammer et al. 2018). Nghiên cứu này do đó đưa ra giả thuyết:</w:t>
+        <w:t xml:space="preserve">Theo truyền thống năng lực của Lall (1992) và logic năng lực hấp thụ của Cohen &amp; Levinthal (1990), các doanh nghiệp có năng lực công nghệ sâu hơn nên tạo ra nhiều đầu ra hơn trên một đơn vị đầu vào lao động bất kể giai đoạn quốc tế hóa. Năng lực công nghệ phản ánh các khoản đầu tư nội bộ doanh nghiệp vào R&amp;D, đổi mới, cấp phép công nghệ nước ngoài và chứng nhận chất lượng — tất cả đều liên quan đến mức sàn năng suất cao hơn, phản ánh trong hiệu quả vận hành, chất lượng sản phẩm và thói quen học hỏi (Avenyo et al. 2021; Krammer et al. 2018). Nghiên cứu này do đó đưa ra giả thuyết:</w:t>
       </w:r>
     </w:p>
     <w:p>
@@ -496,7 +568,7 @@
       </w:r>
     </w:p>
     <w:bookmarkEnd w:id="28"/>
-    <w:bookmarkStart w:id="29" w:name="X1937f529981fcc50ebc9da694d0f207358b6141"/>
+    <w:bookmarkStart w:id="29" w:name="X434a2304a3a02ccb46993eea8dfac879db9412e"/>
     <w:p>
       <w:pPr>
         <w:pStyle w:val="Heading4"/>
@@ -522,7 +594,7 @@
       </w:r>
     </w:p>
     <w:bookmarkEnd w:id="29"/>
-    <w:bookmarkStart w:id="30" w:name="X3dad10c6265aeac8e019cbdc193c53fce625584"/>
+    <w:bookmarkStart w:id="30" w:name="tác-động-trực-tiếp-của-dai-lên-năng-suất"/>
     <w:p>
       <w:pPr>
         <w:pStyle w:val="Heading4"/>
@@ -554,11 +626,11 @@
         <w:t xml:space="preserve"> </w:t>
       </w:r>
       <w:r>
-        <w:t xml:space="preserve">Tại Singapore, khi doanh nghiệp áp dụng giao diện số nền tảng và cơ chế hỗ trợ giao dịch (Tầng 1–2), mối liên hệ năng suất của DAI mang tính có điều kiện thay vì đồng đều giữa các doanh nghiệp, bởi vì lợi nhuận biên của áp dụng số cơ bản phụ thuộc vào quy mô mà các kênh số đó thực sự được sử dụng (Bharadwaj et al. 2013; Verhoef et al. 2021), cho đến khi đạt mức cường độ xuất khẩu mà tại đó nhu cầu điều phối xuyên biên giới tạo ra lợi nhuận có thể đo lường được.</w:t>
+        <w:t xml:space="preserve">Tại Singapore, khi doanh nghiệp áp dụng giao diện số nền tảng và cơ chế hỗ trợ giao dịch (Tầng 1–2), mối liên hệ năng suất của DAI mang tính có điều kiện thay vì đồng đều giữa các doanh nghiệp, bởi vì lợi nhuận biên của áp dụng số cơ bản phụ thuộc vào quy mô mà các kênh số đó thực sự được sử dụng (Bharadwaj et al. 2013; Verhoef et al. 2021), cho đến khi đạt mức cường độ xuất khẩu mà tại đó nhu cầu điều phối xuyên biên giới tạo ra lợi nhuận có thể đo lường được.</w:t>
       </w:r>
     </w:p>
     <w:bookmarkEnd w:id="30"/>
-    <w:bookmarkStart w:id="31" w:name="X7ba40597ceded22dd396e40f2362e6b7218959d"/>
+    <w:bookmarkStart w:id="31" w:name="X0d3da000a380d40e03dc6f69d483167e9475fa0"/>
     <w:p>
       <w:pPr>
         <w:pStyle w:val="Heading4"/>
@@ -737,7 +809,7 @@
     </w:p>
     <w:bookmarkEnd w:id="31"/>
     <w:bookmarkEnd w:id="32"/>
-    <w:bookmarkStart w:id="36" w:name="Xbabf1bd5f16bfe512abfeef274bf140a0367221"/>
+    <w:bookmarkStart w:id="36" w:name="mô-hình-khái-niệm"/>
     <w:p>
       <w:pPr>
         <w:pStyle w:val="Heading3"/>
@@ -756,7 +828,7 @@
     </w:p>
     <w:p>
       <w:pPr>
-        <w:pStyle w:val="BodyText"/>
+        <w:pStyle w:val="CaptionedFigure"/>
       </w:pPr>
       <w:r>
         <w:drawing>
@@ -803,6 +875,14 @@
     </w:p>
     <w:p>
       <w:pPr>
+        <w:pStyle w:val="ImageCaption"/>
+      </w:pPr>
+      <w:r>
+        <w:t xml:space="preserve">Hình 1: Mô hình khái niệm — TCI và DAI điều tiết mối quan hệ I–P</w:t>
+      </w:r>
+    </w:p>
+    <w:p>
+      <w:pPr>
         <w:pStyle w:val="BodyText"/>
       </w:pPr>
       <w:r>
@@ -828,7 +908,7 @@
     </w:p>
     <w:bookmarkEnd w:id="36"/>
     <w:bookmarkEnd w:id="37"/>
-    <w:bookmarkStart w:id="46" w:name="X5c22f461717f6985c51c98929ae1229bd8ca429"/>
+    <w:bookmarkStart w:id="46" w:name="phương-pháp"/>
     <w:p>
       <w:pPr>
         <w:pStyle w:val="Heading2"/>
@@ -837,7 +917,7 @@
         <w:t xml:space="preserve">3 Phương pháp</w:t>
       </w:r>
     </w:p>
-    <w:bookmarkStart w:id="38" w:name="X0aa05548ddcdf9b9d1d174c8c53d893d3ea66b1"/>
+    <w:bookmarkStart w:id="38" w:name="dữ-liệu"/>
     <w:p>
       <w:pPr>
         <w:pStyle w:val="Heading3"/>
@@ -889,7 +969,7 @@
       </w:r>
     </w:p>
     <w:bookmarkEnd w:id="38"/>
-    <w:bookmarkStart w:id="43" w:name="X4ccc2fb137c87b79d1e71cbfea6dc6e4b23640a"/>
+    <w:bookmarkStart w:id="43" w:name="biến-số"/>
     <w:p>
       <w:pPr>
         <w:pStyle w:val="Heading3"/>
@@ -898,7 +978,7 @@
         <w:t xml:space="preserve">3.2 Biến số</w:t>
       </w:r>
     </w:p>
-    <w:bookmarkStart w:id="39" w:name="X89c6bd10aa66e3682b8ede447e4a1b17a9ca04b"/>
+    <w:bookmarkStart w:id="39" w:name="biến-phụ-thuộc"/>
     <w:p>
       <w:pPr>
         <w:pStyle w:val="Heading4"/>
@@ -916,7 +996,7 @@
       </w:r>
     </w:p>
     <w:bookmarkEnd w:id="39"/>
-    <w:bookmarkStart w:id="40" w:name="Xb7ff738be8cc365d9e084a533fe65e2d1b0d018"/>
+    <w:bookmarkStart w:id="40" w:name="biến-độc-lập-trọng-tâm"/>
     <w:p>
       <w:pPr>
         <w:pStyle w:val="Heading4"/>
@@ -930,11 +1010,11 @@
         <w:pStyle w:val="FirstParagraph"/>
       </w:pPr>
       <w:r>
-        <w:t xml:space="preserve">Biến quốc tế hóa trọng tâm là FSTS, được định nghĩa là tỷ lệ doanh thu hàng năm từ xuất khẩu trực tiếp và được chuẩn hóa về khoảng [0,1]. FSTS được hiệu chỉnh về giá trị trung bình trước khi bình phương để giảm thiểu đa cộng tuyến giữa số hạng tuyến tính và bậc hai (Aiken &amp; West 1991). Trong các đặc tả cuối cùng, hệ số phóng đại phương sai (VIF) vẫn dưới 3, cho thấy đa cộng tuyến không phải là vấn đề đáng kể (O'Brien 2007).</w:t>
+        <w:t xml:space="preserve">Biến quốc tế hóa trọng tâm là FSTS, được định nghĩa là tỷ lệ doanh thu hàng năm từ xuất khẩu trực tiếp và được chuẩn hóa về khoảng [0,1]. FSTS được hiệu chỉnh về giá trị trung bình trước khi bình phương để giảm thiểu đa cộng tuyến giữa số hạng tuyến tính và bậc hai (Aiken &amp; West 1991). Trong các đặc tả cuối cùng, hệ số phóng đại phương sai (VIF) vẫn dưới 3, cho thấy đa cộng tuyến không phải là vấn đề đáng kể (O’Brien 2007).</w:t>
       </w:r>
     </w:p>
     <w:bookmarkEnd w:id="40"/>
-    <w:bookmarkStart w:id="41" w:name="X905b3d544419d80a55acf7d60b92ca6642d6309"/>
+    <w:bookmarkStart w:id="41" w:name="chỉ-số-tổng-hợp-tci-và-dai"/>
     <w:p>
       <w:pPr>
         <w:pStyle w:val="Heading4"/>
@@ -960,7 +1040,7 @@
       </w:r>
     </w:p>
     <w:bookmarkEnd w:id="41"/>
-    <w:bookmarkStart w:id="42" w:name="Xaa1e64995ed801a03257e044d7060c9b81c2d8a"/>
+    <w:bookmarkStart w:id="42" w:name="biến-kiểm-soát"/>
     <w:p>
       <w:pPr>
         <w:pStyle w:val="Heading4"/>
@@ -979,7 +1059,7 @@
     </w:p>
     <w:bookmarkEnd w:id="42"/>
     <w:bookmarkEnd w:id="43"/>
-    <w:bookmarkStart w:id="44" w:name="Xedf6820b4c66d39134fc209658864df01c1b30a"/>
+    <w:bookmarkStart w:id="44" w:name="X0c03c14dd7aa9aa2e0d2d816886337e43470026"/>
     <w:p>
       <w:pPr>
         <w:pStyle w:val="Heading3"/>
@@ -1033,19 +1113,19 @@
         <w:pStyle w:val="BodyText"/>
       </w:pPr>
       <w:r>
-        <w:t xml:space="preserve">ln(LP) = α + β₁·FSTS_c + β₂·FSTS_c² + β₃·TCI + β₄·DAI + β₅·(FSTS_c × DAI) + β₆·(FSTS_c² × DAI) + γ·controls + ε</w:t>
-      </w:r>
-    </w:p>
-    <w:p>
-      <w:pPr>
-        <w:pStyle w:val="BodyText"/>
-      </w:pPr>
-      <w:r>
-        <w:t xml:space="preserve">Mô hình đầy đủ bao gồm FSTS đã hiệu chỉnh, FSTS bình phương đã hiệu chỉnh, TCI, DAI, số hạng tương tác (interaction term) giữa FSTS và DAI, số hạng tương tác (interaction term) giữa FSTS² và DAI, cộng với bộ biến kiểm soát. Theo khuyến nghị của Haans et al. (2016) cho kiểm định mối quan hệ phi tuyến trong nghiên cứu chiến lược, nghiên cứu này áp dụng kiểm định Lind &amp; Mehlum (2010) cho mối quan hệ hình chữ U hoặc chữ U ngược để đánh giá hình dạng bậc hai một cách chính thức. Để đánh giá liệu khối tương tác DAI có quan trọng cộng hưởng hay không, nghiên cứu báo cáo kiểm định F cộng hưởng trên hai số hạng tương tác (interaction term) DAI và diễn giải độ lớn hiệu ứng bằng Cohen's f² (Aguinis et al. 2005; Cohen 1988).</w:t>
+        <w:t xml:space="preserve">ln(LP) = α + β₁, FSTS_c + β₂, FSTS_c² + β₃, TCI + β₄, DAI + β₅, (FSTS_c × DAI) + β₆, (FSTS_c² × DAI) + γ, controls + ε</w:t>
+      </w:r>
+    </w:p>
+    <w:p>
+      <w:pPr>
+        <w:pStyle w:val="BodyText"/>
+      </w:pPr>
+      <w:r>
+        <w:t xml:space="preserve">Mô hình đầy đủ bao gồm FSTS đã hiệu chỉnh, FSTS bình phương đã hiệu chỉnh, TCI, DAI, số hạng tương tác (interaction term) giữa FSTS và DAI, số hạng tương tác (interaction term) giữa FSTS² và DAI, cộng với bộ biến kiểm soát. Theo khuyến nghị của Haans et al. (2016) cho kiểm định mối quan hệ phi tuyến trong nghiên cứu chiến lược, nghiên cứu này áp dụng kiểm định Lind &amp; Mehlum (2010) cho mối quan hệ hình chữ U hoặc chữ U ngược để đánh giá hình dạng bậc hai một cách chính thức. Để đánh giá liệu khối tương tác DAI có quan trọng cộng hưởng hay không, nghiên cứu báo cáo kiểm định F cộng hưởng trên hai số hạng tương tác (interaction term) DAI và diễn giải độ lớn hiệu ứng bằng Cohen’s f² (Aguinis et al. 2005; Cohen 1988).</w:t>
       </w:r>
     </w:p>
     <w:bookmarkEnd w:id="44"/>
-    <w:bookmarkStart w:id="45" w:name="X3967cb01926bf7a05f7b9bd4b09dce572f68668"/>
+    <w:bookmarkStart w:id="45" w:name="điều-kiện-biên-và-phạm-vi-nhận-dạng"/>
     <w:p>
       <w:pPr>
         <w:pStyle w:val="Heading3"/>
@@ -1077,7 +1157,7 @@
         <w:t xml:space="preserve"> </w:t>
       </w:r>
       <w:r>
-        <w:t xml:space="preserve">Mẫu phân tích (N = 623 đầy đủ, 617 với tất cả biến kiểm soát) đại diện cho lĩnh vực doanh nghiệp nhỏ và vừa Singapore theo khung WBES. Trong khung này, 82% doanh nghiệp báo cáo xuất khẩu bằng 0, chỉ 18% báo cáo cường độ xuất khẩu dương, và chỉ 3% vượt 50% FSTS. Điểm ngoặt ước tính gần FSTS ≈ 88,6% nằm trong vùng thưa dữ liệu, và khoảng tin cậy bootstrap 95% rộng ([53%, 253%]) mặc dù hình dạng chữ U ngược được phục hồi trong 96,3% lần tái lấy mẫu. Cách diễn giải chữ U ngược thông thường do đó không được xác định chính thức trong phạm vi dữ liệu hỗ trợ.</w:t>
+        <w:t xml:space="preserve">Mẫu phân tích (N = 623 đầy đủ, 617 với tất cả biến kiểm soát) đại diện cho lĩnh vực doanh nghiệp nhỏ và vừa Singapore theo khung WBES. Trong khung này, 82% doanh nghiệp báo cáo xuất khẩu bằng 0, chỉ 18% báo cáo cường độ xuất khẩu dương, và chỉ 3% vượt 50% FSTS. Điểm ngoặt ước tính gần FSTS ≈ 82% nằm trong vùng thưa dữ liệu, và khoảng tin cậy bootstrap 95% rộng ([53%, 253%]) mặc dù hình dạng chữ U ngược được phục hồi trong 96,3% lần tái lấy mẫu. Cách diễn giải chữ U ngược thông thường do đó không được xác định chính thức trong phạm vi dữ liệu hỗ trợ.</w:t>
       </w:r>
     </w:p>
     <w:p>
@@ -1113,7 +1193,22 @@
         <w:t xml:space="preserve"> </w:t>
       </w:r>
       <w:r>
-        <w:t xml:space="preserve">Kiểm định Lind–Mehlum (2010) không từ chối tính đơn điệu ở ngưỡng thông thường (p = ,303 trong đặc tả gộp cơ sở) — nhưng cách đọc phù hợp của null này không phải là "đường cong chữ U ngược thất bại", vì kiểm định được điều kiện hóa trên hỗ trợ dày đặc xung quanh điểm ngoặt, mà điều kiện biên §3.4(i) xác lập là vắng mặt ở đây. Được đọc dựa trên giả thuyết bão hòa được phát triển trong §1.1, null Lind–Mehlum là một</w:t>
+        <w:t xml:space="preserve">Kiểm định Lind–Mehlum (2010) không từ chối tính đơn điệu ở ngưỡng thông thường (p = ,303 trong đặc tả gộp cơ sở) — nhưng cách đọc phù hợp của null này không phải là</w:t>
+      </w:r>
+      <w:r>
+        <w:t xml:space="preserve"> </w:t>
+      </w:r>
+      <w:r>
+        <w:t xml:space="preserve">“</w:t>
+      </w:r>
+      <w:r>
+        <w:t xml:space="preserve">đường cong chữ U ngược thất bại</w:t>
+      </w:r>
+      <w:r>
+        <w:t xml:space="preserve">”</w:t>
+      </w:r>
+      <w:r>
+        <w:t xml:space="preserve">, vì kiểm định được điều kiện hóa trên hỗ trợ dày đặc xung quanh điểm ngoặt, mà điều kiện biên Mục 3.4(i) xác lập là vắng mặt ở đây. Được đọc dựa trên giả thuyết bão hòa được phát triển trong Mục 1.1, null Lind–Mehlum là một</w:t>
       </w:r>
       <w:r>
         <w:t xml:space="preserve"> </w:t>
@@ -1159,7 +1254,7 @@
     </w:p>
     <w:bookmarkEnd w:id="45"/>
     <w:bookmarkEnd w:id="46"/>
-    <w:bookmarkStart w:id="58" w:name="Xc1528237297c4ce8999628372a6b48494fd6214"/>
+    <w:bookmarkStart w:id="58" w:name="kết-quả"/>
     <w:p>
       <w:pPr>
         <w:pStyle w:val="Heading2"/>
@@ -1168,7 +1263,7 @@
         <w:t xml:space="preserve">4 Kết quả</w:t>
       </w:r>
     </w:p>
-    <w:bookmarkStart w:id="47" w:name="Xc951dcce2c5c6672eadc5b901b983504017f146"/>
+    <w:bookmarkStart w:id="47" w:name="thống-kê-mô-tả"/>
     <w:p>
       <w:pPr>
         <w:pStyle w:val="Heading3"/>
@@ -1505,7 +1600,7 @@
       </w:r>
     </w:p>
     <w:bookmarkEnd w:id="47"/>
-    <w:bookmarkStart w:id="48" w:name="X1d32c55e8c1abb4174997302f6e594a45ce795f"/>
+    <w:bookmarkStart w:id="48" w:name="X487076af44c710ae5122d605248e42257b79655"/>
     <w:p>
       <w:pPr>
         <w:pStyle w:val="Heading3"/>
@@ -1519,15 +1614,51 @@
         <w:pStyle w:val="FirstParagraph"/>
       </w:pPr>
       <w:r>
-        <w:t xml:space="preserve">Trong đặc tả bậc hai cơ sở (Mô hình M2), số hạng FSTS tuyến tính dương và có ý nghĩa thống kê (β = +2,652, SE = 0,691, p &lt; ,001), trong khi số hạng bình phương âm và có ý nghĩa biên (β = −1,705, SE = 0,931, p &lt; ,10). Đường cong phù hợp do đó ngụ ý một điểm ngoặt trong đuôi trên của phân phối cường độ xuất khẩu, gần FSTS = 82% theo thang gốc, nhưng điểm đó được xác định không chính xác và nằm trong vùng thưa dữ liệu. Bootstrap 5.000 lần tái lấy mẫu phục hồi hình dạng chữ U ngược thường xuyên (96,3% lần tái lấy mẫu), nhưng khoảng tin cậy phân vị 95% cho điểm ngoặt rộng ([53%, 253%]), và kiểm định Lind–Mehlum không xác nhận chính thức đường cong chữ U ngược thông thường ở mức ý nghĩa thông thường (p = ,303).</w:t>
-      </w:r>
-    </w:p>
-    <w:p>
-      <w:pPr>
-        <w:pStyle w:val="BodyText"/>
-      </w:pPr>
-      <w:r>
-        <w:t xml:space="preserve">Null này tự nó là kết quả dương có thông tin: phân phối DAI Singapore tập trung ở đầu cao — khoảng 67% doanh nghiệp báo cáo hiện diện trực tuyến (website) và áp dụng thanh toán điện tử Tầng 2 phổ biến rộng rãi — để lại sự lan rộng phân phối không đủ để xác định chính thức sự suy giảm phía phải trong phạm vi FSTS quan sát được. Trong nền kinh tế số trưởng thành nơi các công cụ điều phối Tầng 1–2 được phổ biến rộng rãi, sự suy yếu của cơ chế chi phí điều phối cổ điển nhất quán với giả thuyết bão hòa hỗ trợ H3 thay vì là sự thất bại của khung đường cong chữ U ngược. Sức thuyết phục diễn giải của null này được làm sắc nét hơn bằng cách đọc theo khung kiểm định tương đương (Lakens, Scheel, &amp; Isager, 2018): với phạm vi FSTS quan sát được bị giới hạn về cơ bản ở phân vị thứ 70 của phân phối, kiểm định L–M không đủ sức mạnh thống kê để phân biệt "không có chữ U ngược" với "chữ U ngược mà sự suy giảm phía phải đã bị đẩy vào đuôi trên không quan sát được." Dưới cả hai giả thuyết, dữ liệu nhất quán với mối liên hệ đơn điệu dương là chủ yếu trên phạm vi hỗ trợ; điều mà cách đọc tương đương loại trừ chỉ là yêu cầu mạnh về một chữ U ngược được xác định chắc chắn</w:t>
+        <w:t xml:space="preserve">Trong đặc tả bậc hai cơ sở (Mô hình M2), số hạng FSTS tuyến tính dương và có ý nghĩa thống kê (β = +2,652, SE = 0,691, p &lt; ,001), trong khi số hạng bình phương âm (β = −1,705, SE = 0,931, p = ,068). Đường cong phù hợp do đó ngụ ý một điểm ngoặt trong đuôi trên của phân phối cường độ xuất khẩu, gần FSTS = 82% theo thang gốc, nhưng điểm đó được xác định không chính xác và nằm trong vùng thưa dữ liệu. Bootstrap 5.000 lần tái lấy mẫu phục hồi hình dạng chữ U ngược thường xuyên (96,3% lần tái lấy mẫu), nhưng khoảng tin cậy phân vị 95% cho điểm ngoặt rộng ([53%, 253%]), và kiểm định Lind–Mehlum không xác nhận chính thức đường cong chữ U ngược thông thường ở mức ý nghĩa thông thường (p = ,303).</w:t>
+      </w:r>
+    </w:p>
+    <w:p>
+      <w:pPr>
+        <w:pStyle w:val="BodyText"/>
+      </w:pPr>
+      <w:r>
+        <w:t xml:space="preserve">Null này tự nó là kết quả dương có thông tin: phân phối DAI Singapore tập trung ở đầu cao — khoảng 67% doanh nghiệp báo cáo hiện diện trực tuyến (website) và áp dụng thanh toán điện tử Tầng 2 phổ biến rộng rãi — để lại sự lan rộng phân phối không đủ để xác định chính thức sự suy giảm phía phải trong phạm vi FSTS quan sát được. Trong nền kinh tế số trưởng thành nơi các công cụ điều phối Tầng 1–2 được phổ biến rộng rãi, sự suy yếu của cơ chế chi phí điều phối cổ điển nhất quán với giả thuyết bão hòa hỗ trợ H3 thay vì là sự thất bại của khung đường cong chữ U ngược. Sức thuyết phục diễn giải của null này được làm sắc nét hơn bằng cách đọc theo khung kiểm định tương đương (Lakens, Scheel, &amp; Isager, 2018): với phạm vi FSTS quan sát được bị giới hạn về cơ bản ở phân vị thứ 70 của phân phối, kiểm định L–M không đủ sức mạnh thống kê để phân biệt</w:t>
+      </w:r>
+      <w:r>
+        <w:t xml:space="preserve"> </w:t>
+      </w:r>
+      <w:r>
+        <w:t xml:space="preserve">“</w:t>
+      </w:r>
+      <w:r>
+        <w:t xml:space="preserve">không có chữ U ngược</w:t>
+      </w:r>
+      <w:r>
+        <w:t xml:space="preserve">”</w:t>
+      </w:r>
+      <w:r>
+        <w:t xml:space="preserve"> </w:t>
+      </w:r>
+      <w:r>
+        <w:t xml:space="preserve">với</w:t>
+      </w:r>
+      <w:r>
+        <w:t xml:space="preserve"> </w:t>
+      </w:r>
+      <w:r>
+        <w:t xml:space="preserve">“</w:t>
+      </w:r>
+      <w:r>
+        <w:t xml:space="preserve">chữ U ngược mà sự suy giảm phía phải đã bị đẩy vào đuôi trên không quan sát được.</w:t>
+      </w:r>
+      <w:r>
+        <w:t xml:space="preserve">”</w:t>
+      </w:r>
+      <w:r>
+        <w:t xml:space="preserve"> </w:t>
+      </w:r>
+      <w:r>
+        <w:t xml:space="preserve">Dưới cả hai giả thuyết, dữ liệu nhất quán với mối liên hệ đơn điệu dương là chủ yếu trên phạm vi hỗ trợ; điều mà cách đọc tương đương loại trừ chỉ là yêu cầu mạnh về một chữ U ngược được xác định chắc chắn</w:t>
       </w:r>
       <w:r>
         <w:t xml:space="preserve"> </w:t>
@@ -1548,11 +1679,11 @@
         <w:pStyle w:val="BodyText"/>
       </w:pPr>
       <w:r>
-        <w:t xml:space="preserve">Cách diễn giải phù hợp nhất do đó không phải là đường cong chữ U ngược được xác lập chắc chắn, mà là mối quan hệ toàn mẫu chủ yếu tăng đơn điệu với độ cong bậc hai nhẹ trong phạm vi cường độ xuất khẩu quan sát được. Theo nghĩa này, phù hợp bậc hai có tính thông tin về mặt mô tả, trong khi các yêu cầu mạnh hơn về sự suy giảm phía phải được xác định cấu trúc vẫn nằm ngoài khả năng của dữ liệu Singapore hiện tại hỗ trợ. Được đọc theo cách này, bằng chứng làm rõ thêm thay vì bác bỏ văn liệu phi tuyến thông thường, đồng thời giữ cách diễn giải trong phạm vi hỗ trợ thực nghiệm thực sự có sẵn trong mẫu Singapore.</w:t>
+        <w:t xml:space="preserve">Cách diễn giải phù hợp nhất do đó không phải là đường cong chữ U ngược được xác lập chắc chắn, mà là mối quan hệ toàn mẫu chủ yếu tăng đơn điệu với độ cong bậc hai nhẹ trong phạm vi cường độ xuất khẩu quan sát được. Theo nghĩa này, phù hợp bậc hai có tính thông tin về mặt mô tả, trong khi các yêu cầu mạnh hơn về sự suy giảm phía phải được xác định cấu trúc vẫn nằm ngoài khả năng của dữ liệu Singapore hiện tại hỗ trợ. Được đọc theo cách này, bằng chứng làm rõ thêm thay vì bác bỏ các nghiên cứu phi tuyến thông thường, đồng thời giữ cách diễn giải trong phạm vi hỗ trợ thực nghiệm thực sự có sẵn trong mẫu Singapore.</w:t>
       </w:r>
     </w:p>
     <w:bookmarkEnd w:id="48"/>
-    <w:bookmarkStart w:id="49" w:name="Xd23969b1de63b605cdbb0f952e47f1c3f8fe467"/>
+    <w:bookmarkStart w:id="49" w:name="kết-quả-tci"/>
     <w:p>
       <w:pPr>
         <w:pStyle w:val="Heading3"/>
@@ -1578,7 +1709,7 @@
       </w:r>
     </w:p>
     <w:bookmarkEnd w:id="49"/>
-    <w:bookmarkStart w:id="56" w:name="X8a6b101f0258543db1d8a490a43d0eb67b4d956"/>
+    <w:bookmarkStart w:id="56" w:name="kết-quả-dai"/>
     <w:p>
       <w:pPr>
         <w:pStyle w:val="Heading3"/>
@@ -1622,7 +1753,7 @@
     <w:tbl>
       <w:tblPr>
         <w:tblStyle w:val="Table"/>
-        <w:tblW w:type="auto" w:w="0"/>
+        <w:tblW w:type="pct" w:w="5000"/>
         <w:tblLook w:firstRow="1" w:lastRow="0" w:firstColumn="0" w:lastColumn="0" w:noHBand="0" w:noVBand="0" w:val="0020"/>
         <w:jc w:val="start"/>
       </w:tblPr>
@@ -3539,7 +3670,25 @@
         <w:pStyle w:val="BodyText"/>
       </w:pPr>
       <w:r>
-        <w:t xml:space="preserve">Bảng 2 báo cáo kết quả hồi quy phân cấp chính. Đặc tả bậc hai cơ sở cho thấy số hạng FSTS tuyến tính dương mạnh và số hạng bình phương âm biên, chỉ ra rằng mối quan hệ I–P phù hợp hơn với diễn giải "chủ yếu đơn điệu dương với độ cong bậc hai nhẹ" hơn là đường cong chữ U ngược được xác định chính thức.</w:t>
+        <w:t xml:space="preserve">Bảng 2 báo cáo kết quả hồi quy phân cấp chính. Đặc tả bậc hai cơ sở cho thấy số hạng FSTS tuyến tính dương mạnh và số hạng bình phương âm biên, chỉ ra rằng mối quan hệ I–P phù hợp hơn với diễn giải</w:t>
+      </w:r>
+      <w:r>
+        <w:t xml:space="preserve"> </w:t>
+      </w:r>
+      <w:r>
+        <w:t xml:space="preserve">“</w:t>
+      </w:r>
+      <w:r>
+        <w:t xml:space="preserve">chủ yếu đơn điệu dương với độ cong bậc hai nhẹ</w:t>
+      </w:r>
+      <w:r>
+        <w:t xml:space="preserve">”</w:t>
+      </w:r>
+      <w:r>
+        <w:t xml:space="preserve"> </w:t>
+      </w:r>
+      <w:r>
+        <w:t xml:space="preserve">hơn là đường cong chữ U ngược được xác định chính thức.</w:t>
       </w:r>
     </w:p>
     <w:p>
@@ -4222,7 +4371,7 @@
     </w:p>
     <w:p>
       <w:pPr>
-        <w:pStyle w:val="BodyText"/>
+        <w:pStyle w:val="CaptionedFigure"/>
       </w:pPr>
       <w:r>
         <w:drawing>
@@ -4269,6 +4418,14 @@
     </w:p>
     <w:p>
       <w:pPr>
+        <w:pStyle w:val="ImageCaption"/>
+      </w:pPr>
+      <w:r>
+        <w:t xml:space="preserve">Hình 2: Tác động biên của DAI lên log năng suất lao động theo các mức FSTS khác nhau (Singapore, N=617)</w:t>
+      </w:r>
+    </w:p>
+    <w:p>
+      <w:pPr>
         <w:pStyle w:val="BodyText"/>
       </w:pPr>
       <w:r>
@@ -4287,7 +4444,7 @@
     </w:p>
     <w:p>
       <w:pPr>
-        <w:pStyle w:val="BodyText"/>
+        <w:pStyle w:val="CaptionedFigure"/>
       </w:pPr>
       <w:r>
         <w:drawing>
@@ -4334,6 +4491,14 @@
     </w:p>
     <w:p>
       <w:pPr>
+        <w:pStyle w:val="ImageCaption"/>
+      </w:pPr>
+      <w:r>
+        <w:t xml:space="preserve">Hình 3: Đường cong I–P dự đoán với dải tin cậy bootstrap (Singapore, OLS M2)</w:t>
+      </w:r>
+    </w:p>
+    <w:p>
+      <w:pPr>
         <w:pStyle w:val="BodyText"/>
       </w:pPr>
       <w:r>
@@ -4347,11 +4512,11 @@
         <w:t xml:space="preserve"> </w:t>
       </w:r>
       <w:r>
-        <w:t xml:space="preserve">Đường cong quốc tế hóa–hiệu quả dự đoán. Mối quan hệ dự đoán giữa cường độ xuất khẩu và năng suất lao động với các dải tin cậy 95% từ đặc tả bậc hai chuẩn (M2). Điểm ngoặt ước tính xảy ra gần FSTS = 88,6% theo thang gốc, nhưng khoảng tin cậy bootstrap phân vị 95% của nó (5.000 lần tái lấy mẫu) trải dài [53%, 253%]; hình dạng chữ U ngược được phục hồi trong 96,3% lần tái lấy mẫu bootstrap, nhưng vị trí chính xác của nó chỉ được xác định lỏng lẻo. Ước lượng do đó nên được diễn giải là mô tả dữ liệu thay vì là bằng chứng được xác định cấu trúc của đường cong chữ U ngược.</w:t>
+        <w:t xml:space="preserve">Đường cong quốc tế hóa–hiệu quả dự đoán. Mối quan hệ dự đoán giữa cường độ xuất khẩu và năng suất lao động với các dải tin cậy 95% từ đặc tả bậc hai chuẩn (M2). Điểm ngoặt ước tính xảy ra gần FSTS = 82% theo thang gốc, nhưng khoảng tin cậy bootstrap phân vị 95% của nó (5.000 lần tái lấy mẫu) trải dài [53%, 253%]; hình dạng chữ U ngược được phục hồi trong 96,3% lần tái lấy mẫu bootstrap, nhưng vị trí chính xác của nó chỉ được xác định lỏng lẻo. Ước lượng do đó nên được diễn giải là mô tả dữ liệu thay vì là bằng chứng được xác định cấu trúc của đường cong chữ U ngược.</w:t>
       </w:r>
     </w:p>
     <w:bookmarkEnd w:id="56"/>
-    <w:bookmarkStart w:id="57" w:name="X18ec34d03ee992f21de3c840c386ac3951d0715"/>
+    <w:bookmarkStart w:id="57" w:name="kiểm-định-vững-robustness-check"/>
     <w:p>
       <w:pPr>
         <w:pStyle w:val="Heading3"/>
@@ -4389,7 +4554,7 @@
         <w:pStyle w:val="BodyText"/>
       </w:pPr>
       <w:r>
-        <w:t xml:space="preserve">Cohen's f² cho tác động trực tiếp TCI (so sánh M2 với M5) khoảng 0,036, trong phạm vi nhỏ đến trung bình; Cohen's f² cho khối điều tiết DAI (so sánh M7 với M8) khoảng 0,018, dưới ngưỡng hiệu ứng nhỏ thông thường của Cohen (1988) là 0,02.</w:t>
+        <w:t xml:space="preserve">Cohen’s f² cho tác động trực tiếp TCI (so sánh M2 với M5) khoảng 0,036, trong phạm vi nhỏ đến trung bình; Cohen’s f² cho khối điều tiết DAI (so sánh M7 với M8) khoảng 0,018, dưới ngưỡng hiệu ứng nhỏ thông thường của Cohen (1988) là 0,02.</w:t>
       </w:r>
     </w:p>
     <w:p>
@@ -4419,7 +4584,7 @@
     <w:tbl>
       <w:tblPr>
         <w:tblStyle w:val="Table"/>
-        <w:tblW w:type="auto" w:w="0"/>
+        <w:tblW w:type="pct" w:w="5000"/>
         <w:tblLook w:firstRow="1" w:lastRow="0" w:firstColumn="0" w:lastColumn="0" w:noHBand="0" w:noVBand="0" w:val="0020"/>
         <w:jc w:val="start"/>
       </w:tblPr>
@@ -4974,7 +5139,7 @@
     </w:p>
     <w:bookmarkEnd w:id="57"/>
     <w:bookmarkEnd w:id="58"/>
-    <w:bookmarkStart w:id="61" w:name="X3923f9545aa9c992e02ccb4472a40e02686b4e2"/>
+    <w:bookmarkStart w:id="61" w:name="thảo-luận"/>
     <w:p>
       <w:pPr>
         <w:pStyle w:val="Heading2"/>
@@ -4983,7 +5148,7 @@
         <w:t xml:space="preserve">5 Thảo luận</w:t>
       </w:r>
     </w:p>
-    <w:bookmarkStart w:id="59" w:name="Xa5f90a77c48bf7bc090ededca40b912d614a395"/>
+    <w:bookmarkStart w:id="59" w:name="hàm-ý-lý-thuyết"/>
     <w:p>
       <w:pPr>
         <w:pStyle w:val="Heading3"/>
@@ -5005,27 +5170,56 @@
         <w:pStyle w:val="BodyText"/>
       </w:pPr>
       <w:r>
-        <w:t xml:space="preserve">Thứ hai, bằng chứng làm rõ thêm thay vì bác bỏ văn liệu I–P phi tuyến thông thường. Trong mẫu Singapore, hàm bậc hai phù hợp hiển thị độ cong nhẹ, nhưng sự suy giảm phía phải không được xác định chính thức trong phạm vi cường độ xuất khẩu mà hầu hết doanh nghiệp chiếm giữ, và điểm ngoặt ước tính nằm trong vùng đuôi trên thưa dữ liệu. Cách đọc lý thuyết phù hợp do đó không phải là nghiên cứu này thiết lập điều kiện biên tổng quát cho các nền kinh tế số trưởng thành, mà là nó cung cấp bằng chứng nội-bối-cảnh từ Singapore về cách logic I–P thông thường xuất hiện khi hầu hết doanh nghiệp vẫn tập trung ở cường độ xuất khẩu rất thấp và đuôi trên mỏng.</w:t>
-      </w:r>
-    </w:p>
-    <w:p>
-      <w:pPr>
-        <w:pStyle w:val="BodyText"/>
-      </w:pPr>
-      <w:r>
-        <w:t xml:space="preserve">Thứ ba, kết quả DAI gợi ý rằng áp dụng số nền tảng được hiểu tốt hơn như nguồn lực mở rộng quy mô có điều kiện hơn là phần thưởng năng suất đồng đều ở cấp doanh nghiệp. Trên phần lớn phân phối cường độ xuất khẩu quan sát được, mối liên hệ DAI yếu hoặc không phân biệt được về mặt thống kê, nhưng nó trở nên tích cực hơn trong đuôi xuất khẩu cao, nơi doanh nghiệp đối mặt với điều phối xuyên biên giới và nhu cầu giao dịch dày đặc hơn. Pattern này nhất quán với ý tưởng rằng áp dụng số Tầng 1–2 quan trọng nhất khi doanh nghiệp có đủ thông lượng quốc tế để sử dụng giao diện số và hệ thống giao dịch một cách chuyên sâu. Từ góc độ chi phí giao dịch (Coase 1937; Williamson 1985), pattern có điều kiện nhất quán với các giao diện số nền tảng hấp thụ chi phí điều phối và xử lý thông tin tăng siêu tuyến tính với khối lượng giao dịch xuyên biên giới.</w:t>
-      </w:r>
-    </w:p>
-    <w:p>
-      <w:pPr>
-        <w:pStyle w:val="BodyText"/>
-      </w:pPr>
+        <w:t xml:space="preserve">Thứ hai, bằng chứng làm rõ thêm thay vì bác bỏ các nghiên cứu I–P phi tuyến thông thường. Trong mẫu Singapore, hàm bậc hai phù hợp hiển thị độ cong nhẹ, nhưng sự suy giảm phía phải không được xác định chính thức trong phạm vi cường độ xuất khẩu mà hầu hết doanh nghiệp chiếm giữ, và điểm ngoặt ước tính nằm trong vùng đuôi trên thưa dữ liệu. Cách đọc lý thuyết phù hợp do đó không phải là nghiên cứu này thiết lập điều kiện biên tổng quát cho các nền kinh tế số trưởng thành, mà là nó cung cấp bằng chứng nội-bối-cảnh từ Singapore về cách logic I–P thông thường xuất hiện khi hầu hết doanh nghiệp vẫn tập trung ở cường độ xuất khẩu rất thấp và đuôi trên mỏng.</w:t>
+      </w:r>
+    </w:p>
+    <w:p>
+      <w:pPr>
+        <w:pStyle w:val="BodyText"/>
+      </w:pPr>
+      <w:r>
+        <w:t xml:space="preserve">Thứ ba, kết quả DAI gợi ý rằng áp dụng số nền tảng được hiểu tốt hơn như nguồn lực mở rộng quy mô có điều kiện hơn là phần thưởng năng suất đồng đều ở cấp doanh nghiệp. Trên phần lớn phân phối cường độ xuất khẩu quan sát được, mối liên hệ DAI yếu hoặc không phân biệt được về mặt thống kê, nhưng nó trở nên tích cực hơn trong đuôi xuất khẩu cao, nơi doanh nghiệp đối mặt với điều phối xuyên biên giới và nhu cầu giao dịch dày đặc hơn. Pattern này nhất quán với ý tưởng rằng áp dụng số Tầng 1–2 quan trọng nhất khi doanh nghiệp có đủ thông lượng quốc tế để sử dụng giao diện số và hệ thống giao dịch một cách chuyên sâu. Từ góc độ chi phí giao dịch (Coase 1937; Williamson 1985), pattern có điều kiện nhất quán với các giao diện số nền tảng hấp thụ chi phí điều phối và xử lý thông tin tăng siêu tuyến tính với khối lượng giao dịch xuyên biên giới. Diễn giải theo logic</w:t>
+      </w:r>
+      <w:r>
+        <w:t xml:space="preserve"> </w:t>
+      </w:r>
       <w:r>
         <w:rPr>
           <w:bCs/>
           <w:b/>
         </w:rPr>
-        <w:t xml:space="preserve">Phân xử thực nghiệm giữa ba cơ chế ứng viên được đặt ra trong §2.3.4.</w:t>
+        <w:t xml:space="preserve">khấu hao chi phí giao dịch cố định (fixed transaction cost amortization)</w:t>
+      </w:r>
+      <w:r>
+        <w:t xml:space="preserve">, chi phí cố định chìm của việc triển khai các giao diện số nâng cao chỉ được thu hồi ở quy mô xuất khẩu cực cao; đây là một lý do khiến điểm ngoặt suy ra bị đẩy vào đuôi FSTS cao (≈82%) thay vì dải 30–60% thông thường (một ước lượng bị giới hạn bởi vùng thưa dữ liệu, không phải một ngưỡng chính xác). Ở vai trò này, DAI vận hành như một</w:t>
+      </w:r>
+      <w:r>
+        <w:t xml:space="preserve"> </w:t>
+      </w:r>
+      <w:r>
+        <w:rPr>
+          <w:bCs/>
+          <w:b/>
+        </w:rPr>
+        <w:t xml:space="preserve">chất bôi trơn quy mô (scale lubricant)</w:t>
+      </w:r>
+      <w:r>
+        <w:t xml:space="preserve"> </w:t>
+      </w:r>
+      <w:r>
+        <w:t xml:space="preserve">làm giảm chi phí điều phối biên của mỗi đơn vị thông lượng xuyên biên giới tăng thêm, chứ không phải một phần thưởng năng suất đồng đều toàn doanh nghiệp.</w:t>
+      </w:r>
+    </w:p>
+    <w:p>
+      <w:pPr>
+        <w:pStyle w:val="BodyText"/>
+      </w:pPr>
+      <w:r>
+        <w:rPr>
+          <w:bCs/>
+          <w:b/>
+        </w:rPr>
+        <w:t xml:space="preserve">Phân xử thực nghiệm giữa ba cơ chế ứng viên được đặt ra trong Mục 2.3.4.</w:t>
       </w:r>
       <w:r>
         <w:t xml:space="preserve"> </w:t>
@@ -5057,7 +5251,7 @@
         <w:t xml:space="preserve">bậc hai</w:t>
       </w:r>
       <w:r>
-        <w:t xml:space="preserve">: hệ số dương trên FSTS² × DAI (β = +3,119, p = ,005) ngụ ý đóng góp năng suất của DAI tăng siêu tuyến tính với quy mô cường độ xuất khẩu, điều mà cơ chế thay thế dịch chuyển mức (chỉ dự đoán dịch chuyển FSTS × DAI tuyến tính) sẽ không tạo ra. Sự ổn định của số hạng tương tác (interaction term) bậc hai dương này qua các hạn chế mẫu không nhất quán với câu chuyện lựa chọn thuần túy. Nhiễu lựa chọn không thể bị loại bỏ hoàn toàn mà không có nhận dạng nhân quả mạnh hơn, và chẩn đoán độ nhạy Heckman §4.5 (ii) chỉ ra lựa chọn biên độ mở rộng nhẹ nhưng không loại bỏ. Đọc cùng nhau, bằng chứng hỗ trợ khuếch đại là cơ chế trọng tâm trong khi giữ lựa chọn là mối lo ngại dư còn bị ràng buộc.</w:t>
+        <w:t xml:space="preserve">: hệ số dương trên FSTS² × DAI (β = +3,119, p = ,005) ngụ ý đóng góp năng suất của DAI tăng siêu tuyến tính với quy mô cường độ xuất khẩu, điều mà cơ chế thay thế dịch chuyển mức (chỉ dự đoán dịch chuyển FSTS × DAI tuyến tính) sẽ không tạo ra. Sự ổn định của số hạng tương tác (interaction term) bậc hai dương này qua các hạn chế mẫu không nhất quán với câu chuyện lựa chọn thuần túy. Nhiễu lựa chọn không thể bị loại bỏ hoàn toàn mà không có nhận dạng nhân quả mạnh hơn, và chẩn đoán độ nhạy Heckman Mục 4.5 (ii) chỉ ra lựa chọn biên độ mở rộng nhẹ nhưng không loại bỏ. Đọc cùng nhau, bằng chứng hỗ trợ khuếch đại là cơ chế trọng tâm trong khi giữ lựa chọn là mối lo ngại dư còn bị ràng buộc.</w:t>
       </w:r>
     </w:p>
     <w:p>
@@ -5103,7 +5297,7 @@
       </w:r>
     </w:p>
     <w:bookmarkEnd w:id="59"/>
-    <w:bookmarkStart w:id="60" w:name="X4b995eebd2400b91ac2ffa9981af62f753ccfbe"/>
+    <w:bookmarkStart w:id="60" w:name="hàm-ý-quản-lý"/>
     <w:p>
       <w:pPr>
         <w:pStyle w:val="Heading3"/>
@@ -5145,7 +5339,7 @@
     </w:p>
     <w:bookmarkEnd w:id="60"/>
     <w:bookmarkEnd w:id="61"/>
-    <w:bookmarkStart w:id="62" w:name="Xb6340858ada32986909ac4c0a6855391782490d"/>
+    <w:bookmarkStart w:id="62" w:name="kết-luận"/>
     <w:p>
       <w:pPr>
         <w:pStyle w:val="Heading2"/>
@@ -5167,7 +5361,25 @@
         <w:pStyle w:val="BodyText"/>
       </w:pPr>
       <w:r>
-        <w:t xml:space="preserve">Nghiên cứu này cũng làm rõ cách diễn giải văn liệu I–P phi tuyến trong bối cảnh này. Trong phạm vi cường độ xuất khẩu quan sát được, pattern cơ sở phù hợp hơn với mô tả "chủ yếu tăng đơn điệu với độ cong bậc hai nhẹ" hơn là đường cong chữ U ngược được xác định chính thức, vì điểm ngoặt ước tính nằm trong vùng đuôi trên thưa dữ liệu và được xác định không chính xác. Được đọc theo cách này, bằng chứng không bác bỏ văn liệu I–P được thiết lập, cũng không thiết lập điều kiện biên tổng quát cho các nền kinh tế số trưởng thành; thay vào đó, nó cung cấp bằng chứng nội-bối-cảnh từ Singapore về cách logic phi tuyến thông thường xuất hiện trong môi trường thể chế được số hóa cao nơi hầu hết doanh nghiệp vẫn tập trung ở cường độ xuất khẩu thấp.</w:t>
+        <w:t xml:space="preserve">Nghiên cứu này cũng làm rõ cách diễn giải các nghiên cứu I–P phi tuyến trong bối cảnh này. Trong phạm vi cường độ xuất khẩu quan sát được, pattern cơ sở phù hợp hơn với mô tả</w:t>
+      </w:r>
+      <w:r>
+        <w:t xml:space="preserve"> </w:t>
+      </w:r>
+      <w:r>
+        <w:t xml:space="preserve">“</w:t>
+      </w:r>
+      <w:r>
+        <w:t xml:space="preserve">chủ yếu tăng đơn điệu với độ cong bậc hai nhẹ</w:t>
+      </w:r>
+      <w:r>
+        <w:t xml:space="preserve">”</w:t>
+      </w:r>
+      <w:r>
+        <w:t xml:space="preserve"> </w:t>
+      </w:r>
+      <w:r>
+        <w:t xml:space="preserve">hơn là đường cong chữ U ngược được xác định chính thức, vì điểm ngoặt ước tính nằm trong vùng đuôi trên thưa dữ liệu và được xác định không chính xác. Được đọc theo cách này, bằng chứng không bác bỏ các nghiên cứu I–P được thiết lập, cũng không thiết lập điều kiện biên tổng quát cho các nền kinh tế số trưởng thành; thay vào đó, nó cung cấp bằng chứng nội-bối-cảnh từ Singapore về cách logic phi tuyến thông thường xuất hiện trong môi trường thể chế được số hóa cao nơi hầu hết doanh nghiệp vẫn tập trung ở cường độ xuất khẩu thấp.</w:t>
       </w:r>
     </w:p>
     <w:p>
@@ -5186,7 +5398,7 @@
       </w:r>
     </w:p>
     <w:bookmarkEnd w:id="62"/>
-    <w:bookmarkStart w:id="63" w:name="Xa7116c5ea598b7bb437f4e79133bf970ff02a5b"/>
+    <w:bookmarkStart w:id="63" w:name="hạn-chế-và-hướng-nghiên-cứu-tương-lai"/>
     <w:p>
       <w:pPr>
         <w:pStyle w:val="Heading2"/>
@@ -5227,7 +5439,7 @@
       </w:r>
     </w:p>
     <w:bookmarkEnd w:id="63"/>
-    <w:bookmarkStart w:id="65" w:name="tuyên-bố-về-tính-sẵn-có-của-dữ-liệu"/>
+    <w:bookmarkStart w:id="64" w:name="tuyên-bố-về-tính-sẵn-có-của-dữ-liệu"/>
     <w:p>
       <w:pPr>
         <w:pStyle w:val="Heading2"/>
@@ -5241,25 +5453,11 @@
         <w:pStyle w:val="FirstParagraph"/>
       </w:pPr>
       <w:r>
-        <w:t xml:space="preserve">Dữ liệu được phân tích trong nghiên cứu này là từ sóng WBES Singapore 2023 của Ngân hàng Thế giới, có sẵn công khai tại</w:t>
-      </w:r>
-      <w:r>
-        <w:t xml:space="preserve"> </w:t>
-      </w:r>
-      <w:hyperlink r:id="rId64">
-        <w:r>
-          <w:rPr>
-            <w:rStyle w:val="Hyperlink"/>
-          </w:rPr>
-          <w:t xml:space="preserve">www.enterprisesurveys.org</w:t>
-        </w:r>
-      </w:hyperlink>
-      <w:r>
-        <w:t xml:space="preserve">. Các script phân tích để tái lập kết quả có sẵn từ tác giả liên hệ theo yêu cầu hợp lý.</w:t>
-      </w:r>
-    </w:p>
-    <w:bookmarkEnd w:id="65"/>
-    <w:bookmarkStart w:id="66" w:name="lời-cảm-ơn"/>
+        <w:t xml:space="preserve">Dữ liệu được phân tích trong nghiên cứu này là từ sóng WBES Singapore 2023 của Ngân hàng Thế giới, có sẵn công khai tại www.enterprisesurveys.org. Các script phân tích để tái lập kết quả có sẵn từ tác giả liên hệ theo yêu cầu hợp lý.</w:t>
+      </w:r>
+    </w:p>
+    <w:bookmarkEnd w:id="64"/>
+    <w:bookmarkStart w:id="65" w:name="lời-cảm-ơn"/>
     <w:p>
       <w:pPr>
         <w:pStyle w:val="Heading2"/>
@@ -5283,8 +5481,8 @@
         </w:pict>
       </w:r>
     </w:p>
-    <w:bookmarkEnd w:id="66"/>
-    <w:bookmarkStart w:id="103" w:name="tài-liệu-tham-khảo"/>
+    <w:bookmarkEnd w:id="65"/>
+    <w:bookmarkStart w:id="66" w:name="tài-liệu-tham-khảo"/>
     <w:p>
       <w:pPr>
         <w:pStyle w:val="Heading2"/>
@@ -5311,19 +5509,8 @@
         <w:t xml:space="preserve">Journal of Applied Psychology, 90</w:t>
       </w:r>
       <w:r>
-        <w:t xml:space="preserve">(1), 94–107.</w:t>
-      </w:r>
-      <w:r>
-        <w:t xml:space="preserve"> </w:t>
-      </w:r>
-      <w:hyperlink r:id="rId67">
-        <w:r>
-          <w:rPr>
-            <w:rStyle w:val="Hyperlink"/>
-          </w:rPr>
-          <w:t xml:space="preserve">https://doi.org/10.1037/0021-9010.90.1.94</w:t>
-        </w:r>
-      </w:hyperlink>
+        <w:t xml:space="preserve">(1), 94–107. https://doi.org/10.1037/0021-9010.90.1.94</w:t>
+      </w:r>
     </w:p>
     <w:p>
       <w:pPr>
@@ -5364,19 +5551,8 @@
         <w:t xml:space="preserve">The Leadership Quarterly, 21</w:t>
       </w:r>
       <w:r>
-        <w:t xml:space="preserve">(6), 1086–1120.</w:t>
-      </w:r>
-      <w:r>
-        <w:t xml:space="preserve"> </w:t>
-      </w:r>
-      <w:hyperlink r:id="rId68">
-        <w:r>
-          <w:rPr>
-            <w:rStyle w:val="Hyperlink"/>
-          </w:rPr>
-          <w:t xml:space="preserve">https://doi.org/10.1016/j.leaqua.2010.10.010</w:t>
-        </w:r>
-      </w:hyperlink>
+        <w:t xml:space="preserve">(6), 1086–1120. https://doi.org/10.1016/j.leaqua.2010.10.010</w:t>
+      </w:r>
     </w:p>
     <w:p>
       <w:pPr>
@@ -5396,19 +5572,8 @@
         <w:t xml:space="preserve">The European Journal of Development Research, 33</w:t>
       </w:r>
       <w:r>
-        <w:t xml:space="preserve">(2), 304–329.</w:t>
-      </w:r>
-      <w:r>
-        <w:t xml:space="preserve"> </w:t>
-      </w:r>
-      <w:hyperlink r:id="rId69">
-        <w:r>
-          <w:rPr>
-            <w:rStyle w:val="Hyperlink"/>
-          </w:rPr>
-          <w:t xml:space="preserve">https://doi.org/10.1057/s41287-020-00328-2</w:t>
-        </w:r>
-      </w:hyperlink>
+        <w:t xml:space="preserve">(2), 304–329. https://doi.org/10.1057/s41287-020-00328-2</w:t>
+      </w:r>
     </w:p>
     <w:p>
       <w:pPr>
@@ -5428,19 +5593,8 @@
         <w:t xml:space="preserve">Journal of International Business Studies, 50</w:t>
       </w:r>
       <w:r>
-        <w:t xml:space="preserve">(8), 1372–1387.</w:t>
-      </w:r>
-      <w:r>
-        <w:t xml:space="preserve"> </w:t>
-      </w:r>
-      <w:hyperlink r:id="rId70">
-        <w:r>
-          <w:rPr>
-            <w:rStyle w:val="Hyperlink"/>
-          </w:rPr>
-          <w:t xml:space="preserve">https://doi.org/10.1057/s41267-019-00243-7</w:t>
-        </w:r>
-      </w:hyperlink>
+        <w:t xml:space="preserve">(8), 1372–1387. https://doi.org/10.1057/s41267-019-00243-7</w:t>
+      </w:r>
     </w:p>
     <w:p>
       <w:pPr>
@@ -5460,19 +5614,8 @@
         <w:t xml:space="preserve">Journal of Management, 17</w:t>
       </w:r>
       <w:r>
-        <w:t xml:space="preserve">(1), 99–120.</w:t>
-      </w:r>
-      <w:r>
-        <w:t xml:space="preserve"> </w:t>
-      </w:r>
-      <w:hyperlink r:id="rId71">
-        <w:r>
-          <w:rPr>
-            <w:rStyle w:val="Hyperlink"/>
-          </w:rPr>
-          <w:t xml:space="preserve">https://doi.org/10.1177/014920639101700108</w:t>
-        </w:r>
-      </w:hyperlink>
+        <w:t xml:space="preserve">(1), 99–120. https://doi.org/10.1177/014920639101700108</w:t>
+      </w:r>
     </w:p>
     <w:p>
       <w:pPr>
@@ -5492,19 +5635,8 @@
         <w:t xml:space="preserve">MIS Quarterly, 37</w:t>
       </w:r>
       <w:r>
-        <w:t xml:space="preserve">(2), 471–482.</w:t>
-      </w:r>
-      <w:r>
-        <w:t xml:space="preserve"> </w:t>
-      </w:r>
-      <w:hyperlink r:id="rId72">
-        <w:r>
-          <w:rPr>
-            <w:rStyle w:val="Hyperlink"/>
-          </w:rPr>
-          <w:t xml:space="preserve">https://doi.org/10.25300/MISQ/2013/37:2.3</w:t>
-        </w:r>
-      </w:hyperlink>
+        <w:t xml:space="preserve">(2), 471–482. https://doi.org/10.25300/MISQ/2013/37:2.3</w:t>
+      </w:r>
     </w:p>
     <w:p>
       <w:pPr>
@@ -5524,19 +5656,8 @@
         <w:t xml:space="preserve">American Economic Journal: Macroeconomics, 13</w:t>
       </w:r>
       <w:r>
-        <w:t xml:space="preserve">(1), 333–372.</w:t>
-      </w:r>
-      <w:r>
-        <w:t xml:space="preserve"> </w:t>
-      </w:r>
-      <w:hyperlink r:id="rId73">
-        <w:r>
-          <w:rPr>
-            <w:rStyle w:val="Hyperlink"/>
-          </w:rPr>
-          <w:t xml:space="preserve">https://doi.org/10.1257/mac.20180386</w:t>
-        </w:r>
-      </w:hyperlink>
+        <w:t xml:space="preserve">(1), 333–372. https://doi.org/10.1257/mac.20180386</w:t>
+      </w:r>
     </w:p>
     <w:p>
       <w:pPr>
@@ -5580,19 +5701,8 @@
         <w:t xml:space="preserve">Administrative Science Quarterly, 35</w:t>
       </w:r>
       <w:r>
-        <w:t xml:space="preserve">(1), 128–152.</w:t>
-      </w:r>
-      <w:r>
-        <w:t xml:space="preserve"> </w:t>
-      </w:r>
-      <w:hyperlink r:id="rId74">
-        <w:r>
-          <w:rPr>
-            <w:rStyle w:val="Hyperlink"/>
-          </w:rPr>
-          <w:t xml:space="preserve">https://doi.org/10.2307/2393553</w:t>
-        </w:r>
-      </w:hyperlink>
+        <w:t xml:space="preserve">(1), 128–152. https://doi.org/10.2307/2393553</w:t>
+      </w:r>
     </w:p>
     <w:p>
       <w:pPr>
@@ -5612,26 +5722,15 @@
         <w:t xml:space="preserve">Journal of Business Research, 61</w:t>
       </w:r>
       <w:r>
-        <w:t xml:space="preserve">(12), 1250–1262.</w:t>
-      </w:r>
-      <w:r>
-        <w:t xml:space="preserve"> </w:t>
-      </w:r>
-      <w:hyperlink r:id="rId75">
-        <w:r>
-          <w:rPr>
-            <w:rStyle w:val="Hyperlink"/>
-          </w:rPr>
-          <w:t xml:space="preserve">https://doi.org/10.1016/j.jbusres.2008.01.013</w:t>
-        </w:r>
-      </w:hyperlink>
-    </w:p>
-    <w:p>
-      <w:pPr>
-        <w:pStyle w:val="BodyText"/>
-      </w:pPr>
-      <w:r>
-        <w:t xml:space="preserve">Contractor, F. J. (2007). Is international business good for companies? The evolutionary or multi-stage theory of internationalization vs. the transaction cost perspective.</w:t>
+        <w:t xml:space="preserve">(12), 1250–1262. https://doi.org/10.1016/j.jbusres.2008.01.013</w:t>
+      </w:r>
+    </w:p>
+    <w:p>
+      <w:pPr>
+        <w:pStyle w:val="BodyText"/>
+      </w:pPr>
+      <w:r>
+        <w:t xml:space="preserve">Contractor, F. J. (2007). Is international business good for companies? The evolutionary or multi-stage theory of internationalization vs. the transaction cost perspective.</w:t>
       </w:r>
       <w:r>
         <w:t xml:space="preserve"> </w:t>
@@ -5644,19 +5743,8 @@
         <w:t xml:space="preserve">Management International Review, 47</w:t>
       </w:r>
       <w:r>
-        <w:t xml:space="preserve">(3), 453–475.</w:t>
-      </w:r>
-      <w:r>
-        <w:t xml:space="preserve"> </w:t>
-      </w:r>
-      <w:hyperlink r:id="rId76">
-        <w:r>
-          <w:rPr>
-            <w:rStyle w:val="Hyperlink"/>
-          </w:rPr>
-          <w:t xml:space="preserve">https://doi.org/10.1007/s11575-007-0024-2</w:t>
-        </w:r>
-      </w:hyperlink>
+        <w:t xml:space="preserve">(3), 453–475. https://doi.org/10.1007/s11575-007-0024-2</w:t>
+      </w:r>
     </w:p>
     <w:p>
       <w:pPr>
@@ -5676,19 +5764,8 @@
         <w:t xml:space="preserve">Journal of International Business Studies, 34</w:t>
       </w:r>
       <w:r>
-        <w:t xml:space="preserve">(1), 5–18.</w:t>
-      </w:r>
-      <w:r>
-        <w:t xml:space="preserve"> </w:t>
-      </w:r>
-      <w:hyperlink r:id="rId77">
-        <w:r>
-          <w:rPr>
-            <w:rStyle w:val="Hyperlink"/>
-          </w:rPr>
-          <w:t xml:space="preserve">https://doi.org/10.1057/palgrave.jibs.8400003</w:t>
-        </w:r>
-      </w:hyperlink>
+        <w:t xml:space="preserve">(1), 5–18. https://doi.org/10.1057/palgrave.jibs.8400003</w:t>
+      </w:r>
     </w:p>
     <w:p>
       <w:pPr>
@@ -5708,19 +5785,8 @@
         <w:t xml:space="preserve">Strategic Management Journal, 37</w:t>
       </w:r>
       <w:r>
-        <w:t xml:space="preserve">(7), 1177–1195.</w:t>
-      </w:r>
-      <w:r>
-        <w:t xml:space="preserve"> </w:t>
-      </w:r>
-      <w:hyperlink r:id="rId78">
-        <w:r>
-          <w:rPr>
-            <w:rStyle w:val="Hyperlink"/>
-          </w:rPr>
-          <w:t xml:space="preserve">https://doi.org/10.1002/smj.2399</w:t>
-        </w:r>
-      </w:hyperlink>
+        <w:t xml:space="preserve">(7), 1177–1195. https://doi.org/10.1002/smj.2399</w:t>
+      </w:r>
     </w:p>
     <w:p>
       <w:pPr>
@@ -5740,19 +5806,8 @@
         <w:t xml:space="preserve">Academy of Management Review, 9</w:t>
       </w:r>
       <w:r>
-        <w:t xml:space="preserve">(2), 193–206.</w:t>
-      </w:r>
-      <w:r>
-        <w:t xml:space="preserve"> </w:t>
-      </w:r>
-      <w:hyperlink r:id="rId79">
-        <w:r>
-          <w:rPr>
-            <w:rStyle w:val="Hyperlink"/>
-          </w:rPr>
-          <w:t xml:space="preserve">https://doi.org/10.5465/amr.1984.4277628</w:t>
-        </w:r>
-      </w:hyperlink>
+        <w:t xml:space="preserve">(2), 193–206. https://doi.org/10.5465/amr.1984.4277628</w:t>
+      </w:r>
     </w:p>
     <w:p>
       <w:pPr>
@@ -5772,19 +5827,8 @@
         <w:t xml:space="preserve">Academy of Management Journal, 40</w:t>
       </w:r>
       <w:r>
-        <w:t xml:space="preserve">(4), 767–798.</w:t>
-      </w:r>
-      <w:r>
-        <w:t xml:space="preserve"> </w:t>
-      </w:r>
-      <w:hyperlink r:id="rId80">
-        <w:r>
-          <w:rPr>
-            <w:rStyle w:val="Hyperlink"/>
-          </w:rPr>
-          <w:t xml:space="preserve">https://doi.org/10.5465/256948</w:t>
-        </w:r>
-      </w:hyperlink>
+        <w:t xml:space="preserve">(4), 767–798. https://doi.org/10.5465/256948</w:t>
+      </w:r>
     </w:p>
     <w:p>
       <w:pPr>
@@ -5804,19 +5848,8 @@
         <w:t xml:space="preserve">International Business Review, 27</w:t>
       </w:r>
       <w:r>
-        <w:t xml:space="preserve">(1), 218–230.</w:t>
-      </w:r>
-      <w:r>
-        <w:t xml:space="preserve"> </w:t>
-      </w:r>
-      <w:hyperlink r:id="rId81">
-        <w:r>
-          <w:rPr>
-            <w:rStyle w:val="Hyperlink"/>
-          </w:rPr>
-          <w:t xml:space="preserve">https://doi.org/10.1016/j.ibusrev.2017.07.003</w:t>
-        </w:r>
-      </w:hyperlink>
+        <w:t xml:space="preserve">(1), 218–230. https://doi.org/10.1016/j.ibusrev.2017.07.003</w:t>
+      </w:r>
     </w:p>
     <w:p>
       <w:pPr>
@@ -5836,19 +5869,8 @@
         <w:t xml:space="preserve">Advances in Methods and Practices in Psychological Science, 1</w:t>
       </w:r>
       <w:r>
-        <w:t xml:space="preserve">(2), 259–269.</w:t>
-      </w:r>
-      <w:r>
-        <w:t xml:space="preserve"> </w:t>
-      </w:r>
-      <w:hyperlink r:id="rId82">
-        <w:r>
-          <w:rPr>
-            <w:rStyle w:val="Hyperlink"/>
-          </w:rPr>
-          <w:t xml:space="preserve">https://doi.org/10.1177/2515245918770963</w:t>
-        </w:r>
-      </w:hyperlink>
+        <w:t xml:space="preserve">(2), 259–269. https://doi.org/10.1177/2515245918770963</w:t>
+      </w:r>
     </w:p>
     <w:p>
       <w:pPr>
@@ -5868,19 +5890,8 @@
         <w:t xml:space="preserve">World Development, 20</w:t>
       </w:r>
       <w:r>
-        <w:t xml:space="preserve">(2), 165–186.</w:t>
-      </w:r>
-      <w:r>
-        <w:t xml:space="preserve"> </w:t>
-      </w:r>
-      <w:hyperlink r:id="rId83">
-        <w:r>
-          <w:rPr>
-            <w:rStyle w:val="Hyperlink"/>
-          </w:rPr>
-          <w:t xml:space="preserve">https://doi.org/10.1016/0305-750X(92)90097-F</w:t>
-        </w:r>
-      </w:hyperlink>
+        <w:t xml:space="preserve">(2), 165–186. https://doi.org/10.1016/0305-750X(92)90097-F</w:t>
+      </w:r>
     </w:p>
     <w:p>
       <w:pPr>
@@ -5900,19 +5911,8 @@
         <w:t xml:space="preserve">Oxford Bulletin of Economics and Statistics, 72</w:t>
       </w:r>
       <w:r>
-        <w:t xml:space="preserve">(1), 109–118.</w:t>
-      </w:r>
-      <w:r>
-        <w:t xml:space="preserve"> </w:t>
-      </w:r>
-      <w:hyperlink r:id="rId84">
-        <w:r>
-          <w:rPr>
-            <w:rStyle w:val="Hyperlink"/>
-          </w:rPr>
-          <w:t xml:space="preserve">https://doi.org/10.1111/j.1468-0084.2009.00569.x</w:t>
-        </w:r>
-      </w:hyperlink>
+        <w:t xml:space="preserve">(1), 109–118. https://doi.org/10.1111/j.1468-0084.2009.00569.x</w:t>
+      </w:r>
     </w:p>
     <w:p>
       <w:pPr>
@@ -5932,19 +5932,8 @@
         <w:t xml:space="preserve">Academy of Management Journal, 47</w:t>
       </w:r>
       <w:r>
-        <w:t xml:space="preserve">(4), 598–609.</w:t>
-      </w:r>
-      <w:r>
-        <w:t xml:space="preserve"> </w:t>
-      </w:r>
-      <w:hyperlink r:id="rId85">
-        <w:r>
-          <w:rPr>
-            <w:rStyle w:val="Hyperlink"/>
-          </w:rPr>
-          <w:t xml:space="preserve">https://doi.org/10.5465/20159604</w:t>
-        </w:r>
-      </w:hyperlink>
+        <w:t xml:space="preserve">(4), 598–609. https://doi.org/10.5465/20159604</w:t>
+      </w:r>
     </w:p>
     <w:p>
       <w:pPr>
@@ -5964,19 +5953,8 @@
         <w:t xml:space="preserve">Journal of Econometrics, 29</w:t>
       </w:r>
       <w:r>
-        <w:t xml:space="preserve">(3), 305–325.</w:t>
-      </w:r>
-      <w:r>
-        <w:t xml:space="preserve"> </w:t>
-      </w:r>
-      <w:hyperlink r:id="rId86">
-        <w:r>
-          <w:rPr>
-            <w:rStyle w:val="Hyperlink"/>
-          </w:rPr>
-          <w:t xml:space="preserve">https://doi.org/10.1016/0304-4076(85)90158-7</w:t>
-        </w:r>
-      </w:hyperlink>
+        <w:t xml:space="preserve">(3), 305–325. https://doi.org/10.1016/0304-4076(85)90158-7</w:t>
+      </w:r>
     </w:p>
     <w:p>
       <w:pPr>
@@ -5996,26 +5974,15 @@
         <w:t xml:space="preserve">Journal of Management, 42</w:t>
       </w:r>
       <w:r>
-        <w:t xml:space="preserve">(5), 1075–1110.</w:t>
-      </w:r>
-      <w:r>
-        <w:t xml:space="preserve"> </w:t>
-      </w:r>
-      <w:hyperlink r:id="rId87">
-        <w:r>
-          <w:rPr>
-            <w:rStyle w:val="Hyperlink"/>
-          </w:rPr>
-          <w:t xml:space="preserve">https://doi.org/10.1177/0149206315624963</w:t>
-        </w:r>
-      </w:hyperlink>
-    </w:p>
-    <w:p>
-      <w:pPr>
-        <w:pStyle w:val="BodyText"/>
-      </w:pPr>
-      <w:r>
-        <w:t xml:space="preserve">Meyer, K. E., van Witteloostuijn, A., &amp; Beugelsdijk, S. (2017). What's in a p? Reassessing best practices for conducting and reporting hypothesis-testing research.</w:t>
+        <w:t xml:space="preserve">(5), 1075–1110. https://doi.org/10.1177/0149206315624963</w:t>
+      </w:r>
+    </w:p>
+    <w:p>
+      <w:pPr>
+        <w:pStyle w:val="BodyText"/>
+      </w:pPr>
+      <w:r>
+        <w:t xml:space="preserve">Meyer, K. E., van Witteloostuijn, A., &amp; Beugelsdijk, S. (2017). What’s in a p? Reassessing best practices for conducting and reporting hypothesis-testing research.</w:t>
       </w:r>
       <w:r>
         <w:t xml:space="preserve"> </w:t>
@@ -6028,26 +5995,15 @@
         <w:t xml:space="preserve">Journal of International Business Studies, 48</w:t>
       </w:r>
       <w:r>
-        <w:t xml:space="preserve">(5), 535–551.</w:t>
-      </w:r>
-      <w:r>
-        <w:t xml:space="preserve"> </w:t>
-      </w:r>
-      <w:hyperlink r:id="rId88">
-        <w:r>
-          <w:rPr>
-            <w:rStyle w:val="Hyperlink"/>
-          </w:rPr>
-          <w:t xml:space="preserve">https://doi.org/10.1057/s41267-017-0078-8</w:t>
-        </w:r>
-      </w:hyperlink>
-    </w:p>
-    <w:p>
-      <w:pPr>
-        <w:pStyle w:val="BodyText"/>
-      </w:pPr>
-      <w:r>
-        <w:t xml:space="preserve">O'Brien, R. M. (2007). A caution regarding rules of thumb for variance inflation factors.</w:t>
+        <w:t xml:space="preserve">(5), 535–551. https://doi.org/10.1057/s41267-017-0078-8</w:t>
+      </w:r>
+    </w:p>
+    <w:p>
+      <w:pPr>
+        <w:pStyle w:val="BodyText"/>
+      </w:pPr>
+      <w:r>
+        <w:t xml:space="preserve">O’Brien, R. M. (2007). A caution regarding rules of thumb for variance inflation factors.</w:t>
       </w:r>
       <w:r>
         <w:t xml:space="preserve"> </w:t>
@@ -6060,19 +6016,8 @@
         <w:t xml:space="preserve">Quality &amp; Quantity, 41</w:t>
       </w:r>
       <w:r>
-        <w:t xml:space="preserve">(5), 673–690.</w:t>
-      </w:r>
-      <w:r>
-        <w:t xml:space="preserve"> </w:t>
-      </w:r>
-      <w:hyperlink r:id="rId89">
-        <w:r>
-          <w:rPr>
-            <w:rStyle w:val="Hyperlink"/>
-          </w:rPr>
-          <w:t xml:space="preserve">https://doi.org/10.1007/s11135-006-9018-6</w:t>
-        </w:r>
-      </w:hyperlink>
+        <w:t xml:space="preserve">(5), 673–690. https://doi.org/10.1007/s11135-006-9018-6</w:t>
+      </w:r>
     </w:p>
     <w:p>
       <w:pPr>
@@ -6092,19 +6037,8 @@
         <w:t xml:space="preserve">Academy of Management Review, 28</w:t>
       </w:r>
       <w:r>
-        <w:t xml:space="preserve">(2), 275–296.</w:t>
-      </w:r>
-      <w:r>
-        <w:t xml:space="preserve"> </w:t>
-      </w:r>
-      <w:hyperlink r:id="rId90">
-        <w:r>
-          <w:rPr>
-            <w:rStyle w:val="Hyperlink"/>
-          </w:rPr>
-          <w:t xml:space="preserve">https://doi.org/10.5465/amr.2003.9416341</w:t>
-        </w:r>
-      </w:hyperlink>
+        <w:t xml:space="preserve">(2), 275–296. https://doi.org/10.5465/amr.2003.9416341</w:t>
+      </w:r>
     </w:p>
     <w:p>
       <w:pPr>
@@ -6124,19 +6058,8 @@
         <w:t xml:space="preserve">Journal of International Business Studies, 39</w:t>
       </w:r>
       <w:r>
-        <w:t xml:space="preserve">(5), 920–936.</w:t>
-      </w:r>
-      <w:r>
-        <w:t xml:space="preserve"> </w:t>
-      </w:r>
-      <w:hyperlink r:id="rId91">
-        <w:r>
-          <w:rPr>
-            <w:rStyle w:val="Hyperlink"/>
-          </w:rPr>
-          <w:t xml:space="preserve">https://doi.org/10.1057/palgrave.jibs.8400377</w:t>
-        </w:r>
-      </w:hyperlink>
+        <w:t xml:space="preserve">(5), 920–936. https://doi.org/10.1057/palgrave.jibs.8400377</w:t>
+      </w:r>
     </w:p>
     <w:p>
       <w:pPr>
@@ -6156,19 +6079,8 @@
         <w:t xml:space="preserve">Journal of International Business Studies, 35</w:t>
       </w:r>
       <w:r>
-        <w:t xml:space="preserve">(1), 3–18.</w:t>
-      </w:r>
-      <w:r>
-        <w:t xml:space="preserve"> </w:t>
-      </w:r>
-      <w:hyperlink r:id="rId92">
-        <w:r>
-          <w:rPr>
-            <w:rStyle w:val="Hyperlink"/>
-          </w:rPr>
-          <w:t xml:space="preserve">https://doi.org/10.1057/palgrave.jibs.8400073</w:t>
-        </w:r>
-      </w:hyperlink>
+        <w:t xml:space="preserve">(1), 3–18. https://doi.org/10.1057/palgrave.jibs.8400073</w:t>
+      </w:r>
     </w:p>
     <w:p>
       <w:pPr>
@@ -6188,19 +6100,8 @@
         <w:t xml:space="preserve">Journal of Management, 46</w:t>
       </w:r>
       <w:r>
-        <w:t xml:space="preserve">(6), 1244–1256.</w:t>
-      </w:r>
-      <w:r>
-        <w:t xml:space="preserve"> </w:t>
-      </w:r>
-      <w:hyperlink r:id="rId93">
-        <w:r>
-          <w:rPr>
-            <w:rStyle w:val="Hyperlink"/>
-          </w:rPr>
-          <w:t xml:space="preserve">https://doi.org/10.1177/0149206319846272</w:t>
-        </w:r>
-      </w:hyperlink>
+        <w:t xml:space="preserve">(6), 1244–1256. https://doi.org/10.1177/0149206319846272</w:t>
+      </w:r>
     </w:p>
     <w:p>
       <w:pPr>
@@ -6220,19 +6121,8 @@
         <w:t xml:space="preserve">Global Strategy Journal, 11</w:t>
       </w:r>
       <w:r>
-        <w:t xml:space="preserve">(1), 58–80.</w:t>
-      </w:r>
-      <w:r>
-        <w:t xml:space="preserve"> </w:t>
-      </w:r>
-      <w:hyperlink r:id="rId94">
-        <w:r>
-          <w:rPr>
-            <w:rStyle w:val="Hyperlink"/>
-          </w:rPr>
-          <w:t xml:space="preserve">https://doi.org/10.1002/gsj.1336</w:t>
-        </w:r>
-      </w:hyperlink>
+        <w:t xml:space="preserve">(1), 58–80. https://doi.org/10.1002/gsj.1336</w:t>
+      </w:r>
     </w:p>
     <w:p>
       <w:pPr>
@@ -6252,19 +6142,8 @@
         <w:t xml:space="preserve">Journal of Business Research, 122</w:t>
       </w:r>
       <w:r>
-        <w:t xml:space="preserve">, 889–901.</w:t>
-      </w:r>
-      <w:r>
-        <w:t xml:space="preserve"> </w:t>
-      </w:r>
-      <w:hyperlink r:id="rId95">
-        <w:r>
-          <w:rPr>
-            <w:rStyle w:val="Hyperlink"/>
-          </w:rPr>
-          <w:t xml:space="preserve">https://doi.org/10.1016/j.jbusres.2019.09.022</w:t>
-        </w:r>
-      </w:hyperlink>
+        <w:t xml:space="preserve">, 889–901. https://doi.org/10.1016/j.jbusres.2019.09.022</w:t>
+      </w:r>
     </w:p>
     <w:p>
       <w:pPr>
@@ -6284,19 +6163,8 @@
         <w:t xml:space="preserve">Strategic Management Journal, 40</w:t>
       </w:r>
       <w:r>
-        <w:t xml:space="preserve">(3), 432–462.</w:t>
-      </w:r>
-      <w:r>
-        <w:t xml:space="preserve"> </w:t>
-      </w:r>
-      <w:hyperlink r:id="rId96">
-        <w:r>
-          <w:rPr>
-            <w:rStyle w:val="Hyperlink"/>
-          </w:rPr>
-          <w:t xml:space="preserve">https://doi.org/10.1002/smj.2995</w:t>
-        </w:r>
-      </w:hyperlink>
+        <w:t xml:space="preserve">(3), 432–462. https://doi.org/10.1002/smj.2995</w:t>
+      </w:r>
     </w:p>
     <w:p>
       <w:r>
@@ -6314,7 +6182,7 @@
           <w:iCs/>
           <w:i/>
         </w:rPr>
-        <w:t xml:space="preserve">Nguồn bối cảnh bổ sung (trích dẫn trong §1.1 và §5.1)</w:t>
+        <w:t xml:space="preserve">Nguồn bối cảnh bổ sung (trích dẫn trong Mục 1.1 và Mục 5.1)</w:t>
       </w:r>
     </w:p>
     <w:p>
@@ -6338,19 +6206,8 @@
         <w:t xml:space="preserve"> </w:t>
       </w:r>
       <w:r>
-        <w:t xml:space="preserve">[Press release]. Enterprise Singapore.</w:t>
-      </w:r>
-      <w:r>
-        <w:t xml:space="preserve"> </w:t>
-      </w:r>
-      <w:hyperlink r:id="rId97">
-        <w:r>
-          <w:rPr>
-            <w:rStyle w:val="Hyperlink"/>
-          </w:rPr>
-          <w:t xml:space="preserve">https://www.enterprisesg.gov.sg/resources/media-centre/media-releases/2025/november/mr05225_switch-2025-concludes-10th-anniversary-milestone-with-record-25000-attendees-strengthens-position-as-premiere-platform-for-deep-tech-innovation</w:t>
-        </w:r>
-      </w:hyperlink>
+        <w:t xml:space="preserve">[Press release]. Enterprise Singapore. https://www.enterprisesg.gov.sg/resources/media-centre/media-releases/2025/november/mr05225_switch-2025-concludes-10th-anniversary-milestone-with-record-25000-attendees-strengthens-position-as-premiere-platform-for-deep-tech-innovation</w:t>
+      </w:r>
     </w:p>
     <w:p>
       <w:pPr>
@@ -6370,19 +6227,8 @@
         <w:t xml:space="preserve">Our digital government rankings</w:t>
       </w:r>
       <w:r>
-        <w:t xml:space="preserve">. Government Technology Agency of Singapore.</w:t>
-      </w:r>
-      <w:r>
-        <w:t xml:space="preserve"> </w:t>
-      </w:r>
-      <w:hyperlink r:id="rId98">
-        <w:r>
-          <w:rPr>
-            <w:rStyle w:val="Hyperlink"/>
-          </w:rPr>
-          <w:t xml:space="preserve">https://www.tech.gov.sg/about-us/our-achievements/our-digital-government-rankings/</w:t>
-        </w:r>
-      </w:hyperlink>
+        <w:t xml:space="preserve">. Government Technology Agency of Singapore. https://www.tech.gov.sg/about-us/our-achievements/our-digital-government-rankings/</w:t>
+      </w:r>
     </w:p>
     <w:p>
       <w:pPr>
@@ -6405,19 +6251,8 @@
         <w:t xml:space="preserve"> </w:t>
       </w:r>
       <w:r>
-        <w:t xml:space="preserve">[Press release]. Infocomm Media Development Authority.</w:t>
-      </w:r>
-      <w:r>
-        <w:t xml:space="preserve"> </w:t>
-      </w:r>
-      <w:hyperlink r:id="rId99">
-        <w:r>
-          <w:rPr>
-            <w:rStyle w:val="Hyperlink"/>
-          </w:rPr>
-          <w:t xml:space="preserve">https://www.imda.gov.sg/resources/press-releases-factsheets-and-speeches/press-releases/2025/asia-tech-x-singapore-turns-five</w:t>
-        </w:r>
-      </w:hyperlink>
+        <w:t xml:space="preserve">[Press release]. Infocomm Media Development Authority. https://www.imda.gov.sg/resources/press-releases-factsheets-and-speeches/press-releases/2025/asia-tech-x-singapore-turns-five</w:t>
+      </w:r>
     </w:p>
     <w:p>
       <w:pPr>
@@ -6437,19 +6272,8 @@
         <w:t xml:space="preserve">Global Startup Ecosystem Index 2025</w:t>
       </w:r>
       <w:r>
-        <w:t xml:space="preserve">. StartupBlink Research.</w:t>
-      </w:r>
-      <w:r>
-        <w:t xml:space="preserve"> </w:t>
-      </w:r>
-      <w:hyperlink r:id="rId100">
-        <w:r>
-          <w:rPr>
-            <w:rStyle w:val="Hyperlink"/>
-          </w:rPr>
-          <w:t xml:space="preserve">https://www.startupblink.com/startup-ecosystem/singapore</w:t>
-        </w:r>
-      </w:hyperlink>
+        <w:t xml:space="preserve">. StartupBlink Research. https://www.startupblink.com/startup-ecosystem/singapore</w:t>
+      </w:r>
     </w:p>
     <w:p>
       <w:pPr>
@@ -6469,19 +6293,8 @@
         <w:t xml:space="preserve">Innovators Business Environment Index 2026</w:t>
       </w:r>
       <w:r>
-        <w:t xml:space="preserve">. StartupBlink Research.</w:t>
-      </w:r>
-      <w:r>
-        <w:t xml:space="preserve"> </w:t>
-      </w:r>
-      <w:hyperlink r:id="rId101">
-        <w:r>
-          <w:rPr>
-            <w:rStyle w:val="Hyperlink"/>
-          </w:rPr>
-          <w:t xml:space="preserve">https://www.startupblink.com/blog/innovators-business-environment-index/</w:t>
-        </w:r>
-      </w:hyperlink>
+        <w:t xml:space="preserve">. StartupBlink Research. https://www.startupblink.com/blog/innovators-business-environment-index/</w:t>
+      </w:r>
     </w:p>
     <w:p>
       <w:pPr>
@@ -6501,22 +6314,11 @@
         <w:t xml:space="preserve">World Bank Enterprise Survey: Singapore 2023</w:t>
       </w:r>
       <w:r>
-        <w:t xml:space="preserve">.</w:t>
-      </w:r>
-      <w:r>
-        <w:t xml:space="preserve"> </w:t>
-      </w:r>
-      <w:hyperlink r:id="rId102">
-        <w:r>
-          <w:rPr>
-            <w:rStyle w:val="Hyperlink"/>
-          </w:rPr>
-          <w:t xml:space="preserve">https://www.enterprisesurveys.org</w:t>
-        </w:r>
-      </w:hyperlink>
-    </w:p>
-    <w:bookmarkEnd w:id="103"/>
-    <w:bookmarkEnd w:id="104"/>
+        <w:t xml:space="preserve">. https://www.enterprisesurveys.org</w:t>
+      </w:r>
+    </w:p>
+    <w:bookmarkEnd w:id="66"/>
+    <w:bookmarkEnd w:id="67"/>
     <w:sectPr>
       <w:pgSz w:h="16838" w:w="11906"/>
       <w:pgMar w:bottom="1134" w:left="1701" w:right="1134" w:top="1134"/>
@@ -6654,7 +6456,7 @@
     <w:name w:val="Normal"/>
     <w:qFormat/>
     <w:pPr>
-      <w:spacing w:line="360" w:lineRule="auto"/>
+      <w:spacing w:line="288" w:lineRule="auto"/>
       <w:jc w:val="both"/>
     </w:pPr>
     <w:rPr>
@@ -6668,7 +6470,7 @@
     <w:basedOn w:val="Normal"/>
     <w:link w:val="BodyTextChar"/>
     <w:pPr>
-      <w:spacing w:after="180" w:before="180" w:line="360" w:lineRule="auto"/>
+      <w:spacing w:after="180" w:before="180" w:line="288" w:lineRule="auto"/>
       <w:jc w:val="both"/>
     </w:pPr>
     <w:qFormat/>
@@ -6684,7 +6486,7 @@
     <w:next w:val="BodyText"/>
     <w:qFormat/>
     <w:pPr>
-      <w:spacing w:line="360" w:lineRule="auto"/>
+      <w:spacing w:line="288" w:lineRule="auto"/>
       <w:jc w:val="both"/>
     </w:pPr>
     <w:rPr>
@@ -6698,7 +6500,7 @@
     <w:basedOn w:val="BodyText"/>
     <w:qFormat/>
     <w:pPr>
-      <w:spacing w:after="36" w:before="36" w:line="360" w:lineRule="auto"/>
+      <w:spacing w:after="36" w:before="36" w:line="288" w:lineRule="auto"/>
       <w:jc w:val="both"/>
     </w:pPr>
     <w:rPr>
@@ -6715,7 +6517,7 @@
     <w:pPr>
       <w:keepNext/>
       <w:keepLines/>
-      <w:spacing w:after="240" w:before="480" w:line="360" w:lineRule="auto"/>
+      <w:spacing w:after="240" w:before="480" w:line="288" w:lineRule="auto"/>
       <w:jc w:val="both"/>
     </w:pPr>
     <w:rPr>
@@ -6735,7 +6537,7 @@
     <w:pPr>
       <w:keepNext/>
       <w:keepLines/>
-      <w:spacing w:after="240" w:before="240" w:line="360" w:lineRule="auto"/>
+      <w:spacing w:after="240" w:before="240" w:line="288" w:lineRule="auto"/>
       <w:jc w:val="both"/>
     </w:pPr>
     <w:rPr>
@@ -6752,7 +6554,7 @@
     <w:pPr>
       <w:keepNext/>
       <w:keepLines/>
-      <w:spacing w:line="360" w:lineRule="auto"/>
+      <w:spacing w:line="288" w:lineRule="auto"/>
       <w:jc w:val="both"/>
     </w:pPr>
     <w:rPr>
@@ -6768,7 +6570,7 @@
     <w:pPr>
       <w:keepNext/>
       <w:keepLines/>
-      <w:spacing w:line="360" w:lineRule="auto"/>
+      <w:spacing w:line="288" w:lineRule="auto"/>
       <w:jc w:val="both"/>
     </w:pPr>
     <w:rPr>
@@ -6786,7 +6588,7 @@
       <w:keepNext/>
       <w:keepLines/>
       <w:jc w:val="both"/>
-      <w:spacing w:after="0" w:before="300" w:line="360" w:lineRule="auto"/>
+      <w:spacing w:after="0" w:before="300" w:line="288" w:lineRule="auto"/>
     </w:pPr>
     <w:rPr>
       <w:color w:val="000000"/>
@@ -6804,7 +6606,7 @@
     <w:pPr>
       <w:keepNext/>
       <w:keepLines/>
-      <w:spacing w:after="300" w:before="100" w:line="360" w:lineRule="auto"/>
+      <w:spacing w:after="300" w:before="100" w:line="288" w:lineRule="auto"/>
       <w:jc w:val="both"/>
     </w:pPr>
     <w:rPr>
@@ -6820,7 +6622,7 @@
     <w:next w:val="Bibliography"/>
     <w:qFormat/>
     <w:pPr>
-      <w:spacing w:line="360" w:lineRule="auto"/>
+      <w:spacing w:line="288" w:lineRule="auto"/>
       <w:jc w:val="both"/>
     </w:pPr>
     <w:rPr>
@@ -6838,7 +6640,7 @@
     <w:pPr>
       <w:keepNext/>
       <w:keepLines/>
-      <w:spacing w:after="0" w:before="480" w:line="360" w:lineRule="auto"/>
+      <w:spacing w:after="0" w:before="480" w:line="288" w:lineRule="auto"/>
       <w:jc w:val="both"/>
       <w:outlineLvl w:val="0"/>
     </w:pPr>
@@ -6861,7 +6663,7 @@
     <w:pPr>
       <w:keepNext/>
       <w:keepLines/>
-      <w:spacing w:after="0" w:before="200" w:line="360" w:lineRule="auto"/>
+      <w:spacing w:after="0" w:before="200" w:line="288" w:lineRule="auto"/>
       <w:jc w:val="both"/>
       <w:outlineLvl w:val="1"/>
     </w:pPr>
@@ -6884,7 +6686,7 @@
     <w:pPr>
       <w:keepNext/>
       <w:keepLines/>
-      <w:spacing w:after="0" w:before="200" w:line="360" w:lineRule="auto"/>
+      <w:spacing w:after="0" w:before="200" w:line="288" w:lineRule="auto"/>
       <w:jc w:val="both"/>
       <w:outlineLvl w:val="2"/>
     </w:pPr>
@@ -6907,7 +6709,7 @@
     <w:pPr>
       <w:keepNext/>
       <w:keepLines/>
-      <w:spacing w:after="0" w:before="200" w:line="360" w:lineRule="auto"/>
+      <w:spacing w:after="0" w:before="200" w:line="288" w:lineRule="auto"/>
       <w:jc w:val="both"/>
       <w:outlineLvl w:val="3"/>
     </w:pPr>
@@ -6930,7 +6732,7 @@
     <w:pPr>
       <w:keepNext/>
       <w:keepLines/>
-      <w:spacing w:after="0" w:before="200" w:line="360" w:lineRule="auto"/>
+      <w:spacing w:after="0" w:before="200" w:line="288" w:lineRule="auto"/>
       <w:jc w:val="both"/>
       <w:outlineLvl w:val="4"/>
     </w:pPr>
@@ -6952,7 +6754,7 @@
     <w:pPr>
       <w:keepNext/>
       <w:keepLines/>
-      <w:spacing w:after="0" w:before="200" w:line="360" w:lineRule="auto"/>
+      <w:spacing w:after="0" w:before="200" w:line="288" w:lineRule="auto"/>
       <w:jc w:val="both"/>
       <w:outlineLvl w:val="5"/>
     </w:pPr>
@@ -6973,7 +6775,7 @@
     <w:pPr>
       <w:keepNext/>
       <w:keepLines/>
-      <w:spacing w:after="0" w:before="200" w:line="360" w:lineRule="auto"/>
+      <w:spacing w:after="0" w:before="200" w:line="288" w:lineRule="auto"/>
       <w:jc w:val="both"/>
       <w:outlineLvl w:val="6"/>
     </w:pPr>
@@ -6994,7 +6796,7 @@
     <w:pPr>
       <w:keepNext/>
       <w:keepLines/>
-      <w:spacing w:after="0" w:before="200" w:line="360" w:lineRule="auto"/>
+      <w:spacing w:after="0" w:before="200" w:line="288" w:lineRule="auto"/>
       <w:jc w:val="both"/>
       <w:outlineLvl w:val="7"/>
     </w:pPr>
@@ -7015,7 +6817,7 @@
     <w:pPr>
       <w:keepNext/>
       <w:keepLines/>
-      <w:spacing w:after="0" w:before="200" w:line="360" w:lineRule="auto"/>
+      <w:spacing w:after="0" w:before="200" w:line="288" w:lineRule="auto"/>
       <w:jc w:val="both"/>
       <w:outlineLvl w:val="8"/>
     </w:pPr>
@@ -7034,7 +6836,7 @@
     <w:unhideWhenUsed/>
     <w:qFormat/>
     <w:pPr>
-      <w:spacing w:after="100" w:before="100" w:line="360" w:lineRule="auto"/>
+      <w:spacing w:after="100" w:before="100" w:line="288" w:lineRule="auto"/>
       <w:ind w:firstLine="0" w:left="480" w:right="480"/>
       <w:jc w:val="both"/>
     </w:pPr>
@@ -7052,7 +6854,7 @@
     <w:unhideWhenUsed/>
     <w:qFormat/>
     <w:pPr>
-      <w:spacing w:line="360" w:lineRule="auto"/>
+      <w:spacing w:line="288" w:lineRule="auto"/>
       <w:jc w:val="both"/>
     </w:pPr>
     <w:rPr>
@@ -7078,7 +6880,7 @@
     <w:unhideWhenUsed/>
     <w:qFormat/>
     <w:pPr>
-      <w:spacing w:line="360" w:lineRule="auto"/>
+      <w:spacing w:line="288" w:lineRule="auto"/>
       <w:jc w:val="both"/>
     </w:pPr>
     <w:rPr>
@@ -7118,7 +6920,7 @@
     <w:pPr>
       <w:keepNext/>
       <w:keepLines/>
-      <w:spacing w:after="0" w:line="360" w:lineRule="auto"/>
+      <w:spacing w:after="0" w:line="288" w:lineRule="auto"/>
       <w:jc w:val="both"/>
     </w:pPr>
     <w:rPr>
@@ -7132,7 +6934,7 @@
     <w:name w:val="Definition"/>
     <w:basedOn w:val="Normal"/>
     <w:pPr>
-      <w:spacing w:line="360" w:lineRule="auto"/>
+      <w:spacing w:line="288" w:lineRule="auto"/>
       <w:jc w:val="both"/>
     </w:pPr>
     <w:rPr>
@@ -7146,7 +6948,7 @@
     <w:basedOn w:val="Normal"/>
     <w:link w:val="BodyTextChar"/>
     <w:pPr>
-      <w:spacing w:after="120" w:before="0" w:line="360" w:lineRule="auto"/>
+      <w:spacing w:after="120" w:before="0" w:line="288" w:lineRule="auto"/>
       <w:jc w:val="both"/>
     </w:pPr>
     <w:rPr>
@@ -7161,7 +6963,7 @@
     <w:basedOn w:val="Caption"/>
     <w:pPr>
       <w:keepNext/>
-      <w:spacing w:line="360" w:lineRule="auto"/>
+      <w:spacing w:line="288" w:lineRule="auto"/>
       <w:jc w:val="both"/>
     </w:pPr>
     <w:rPr>
@@ -7174,7 +6976,7 @@
     <w:name w:val="Image Caption"/>
     <w:basedOn w:val="Caption"/>
     <w:pPr>
-      <w:spacing w:line="360" w:lineRule="auto"/>
+      <w:spacing w:line="288" w:lineRule="auto"/>
       <w:jc w:val="both"/>
     </w:pPr>
     <w:rPr>
@@ -7187,7 +6989,7 @@
     <w:name w:val="Figure"/>
     <w:basedOn w:val="Normal"/>
     <w:pPr>
-      <w:spacing w:line="360" w:lineRule="auto"/>
+      <w:spacing w:line="288" w:lineRule="auto"/>
       <w:jc w:val="both"/>
     </w:pPr>
     <w:rPr>
@@ -7201,7 +7003,7 @@
     <w:basedOn w:val="Figure"/>
     <w:pPr>
       <w:keepNext/>
-      <w:spacing w:line="360" w:lineRule="auto"/>
+      <w:spacing w:line="288" w:lineRule="auto"/>
       <w:jc w:val="both"/>
     </w:pPr>
     <w:rPr>
@@ -7265,7 +7067,7 @@
     <w:unhideWhenUsed/>
     <w:qFormat/>
     <w:pPr>
-      <w:spacing w:before="240" w:line="360" w:lineRule="auto"/>
+      <w:spacing w:before="240" w:line="288" w:lineRule="auto"/>
       <w:jc w:val="both"/>
       <w:outlineLvl w:val="9"/>
     </w:pPr>
